--- a/assets/downloads/simulation-19/rubric.docx
+++ b/assets/downloads/simulation-19/rubric.docx
@@ -1,6 +1,6 @@
 
 <file path=word/document.xml><?xml version="1.0" encoding="utf-8"?>
-<w:document xmlns:wpc="http://schemas.microsoft.com/office/word/2010/wordprocessingCanvas" xmlns:cx="http://schemas.microsoft.com/office/drawing/2014/chartex" xmlns:cx1="http://schemas.microsoft.com/office/drawing/2015/9/8/chartex" xmlns:cx2="http://schemas.microsoft.com/office/drawing/2015/10/21/chartex" xmlns:cx3="http://schemas.microsoft.com/office/drawing/2016/5/9/chartex" xmlns:cx4="http://schemas.microsoft.com/office/drawing/2016/5/10/chartex" xmlns:cx5="http://schemas.microsoft.com/office/drawing/2016/5/11/chartex" xmlns:cx6="http://schemas.microsoft.com/office/drawing/2016/5/12/chartex" xmlns:cx7="http://schemas.microsoft.com/office/drawing/2016/5/13/chartex" xmlns:cx8="http://schemas.microsoft.com/office/drawing/2016/5/14/chartex" xmlns:mc="http://schemas.openxmlformats.org/markup-compatibility/2006" xmlns:aink="http://schemas.microsoft.com/office/drawing/2016/ink" xmlns:am3d="http://schemas.microsoft.com/office/drawing/2017/model3d" xmlns:o="urn:schemas-microsoft-com:office:office" xmlns:oel="http://schemas.microsoft.com/office/2019/extlst" xmlns:r="http://schemas.openxmlformats.org/officeDocument/2006/relationships" xmlns:m="http://schemas.openxmlformats.org/officeDocument/2006/math" xmlns:v="urn:schemas-microsoft-com:vml" xmlns:wp14="http://schemas.microsoft.com/office/word/2010/wordprocessingDrawing" xmlns:wp="http://schemas.openxmlformats.org/drawingml/2006/wordprocessingDrawing" xmlns:w10="urn:schemas-microsoft-com:office:word" xmlns:w="http://schemas.openxmlformats.org/wordprocessingml/2006/main" xmlns:w14="http://schemas.microsoft.com/office/word/2010/wordml" xmlns:w15="http://schemas.microsoft.com/office/word/2012/wordml" xmlns:w16cei="http://schemas.microsoft.com/office/word/2026/wordml/cei" xmlns:w16cex="http://schemas.microsoft.com/office/word/2018/wordml/cex" xmlns:w16cid="http://schemas.microsoft.com/office/word/2016/wordml/cid" xmlns:w16="http://schemas.microsoft.com/office/word/2018/wordml" xmlns:w16du="http://schemas.microsoft.com/office/word/2023/wordml/word16du" xmlns:w16sdtdh="http://schemas.microsoft.com/office/word/2020/wordml/sdtdatahash" xmlns:w16sdtfl="http://schemas.microsoft.com/office/word/2024/wordml/sdtformatlock" xmlns:w16se="http://schemas.microsoft.com/office/word/2015/wordml/symex" xmlns:wpg="http://schemas.microsoft.com/office/word/2010/wordprocessingGroup" xmlns:wpi="http://schemas.microsoft.com/office/word/2010/wordprocessingInk" xmlns:wne="http://schemas.microsoft.com/office/word/2006/wordml" xmlns:wps="http://schemas.microsoft.com/office/word/2010/wordprocessingShape" mc:Ignorable="w14 w15 w16se w16cid w16 w16cex w16sdtdh w16sdtfl w16du wp14">
+<w:document xmlns:wpc="http://schemas.microsoft.com/office/word/2010/wordprocessingCanvas" xmlns:cx="http://schemas.microsoft.com/office/drawing/2014/chartex" xmlns:cx1="http://schemas.microsoft.com/office/drawing/2015/9/8/chartex" xmlns:cx2="http://schemas.microsoft.com/office/drawing/2015/10/21/chartex" xmlns:cx3="http://schemas.microsoft.com/office/drawing/2016/5/9/chartex" xmlns:cx4="http://schemas.microsoft.com/office/drawing/2016/5/10/chartex" xmlns:cx5="http://schemas.microsoft.com/office/drawing/2016/5/11/chartex" xmlns:cx6="http://schemas.microsoft.com/office/drawing/2016/5/12/chartex" xmlns:cx7="http://schemas.microsoft.com/office/drawing/2016/5/13/chartex" xmlns:cx8="http://schemas.microsoft.com/office/drawing/2016/5/14/chartex" xmlns:mc="http://schemas.openxmlformats.org/markup-compatibility/2006" xmlns:aink="http://schemas.microsoft.com/office/drawing/2016/ink" xmlns:am3d="http://schemas.microsoft.com/office/drawing/2017/model3d" xmlns:o="urn:schemas-microsoft-com:office:office" xmlns:oel="http://schemas.microsoft.com/office/2019/extlst" xmlns:r="http://schemas.openxmlformats.org/officeDocument/2006/relationships" xmlns:m="http://schemas.openxmlformats.org/officeDocument/2006/math" xmlns:v="urn:schemas-microsoft-com:vml" xmlns:wp14="http://schemas.microsoft.com/office/word/2010/wordprocessingDrawing" xmlns:wp="http://schemas.openxmlformats.org/drawingml/2006/wordprocessingDrawing" xmlns:w10="urn:schemas-microsoft-com:office:word" xmlns:w="http://schemas.openxmlformats.org/wordprocessingml/2006/main" xmlns:w14="http://schemas.microsoft.com/office/word/2010/wordml" xmlns:w15="http://schemas.microsoft.com/office/word/2012/wordml" xmlns:w16cex="http://schemas.microsoft.com/office/word/2018/wordml/cex" xmlns:w16cid="http://schemas.microsoft.com/office/word/2016/wordml/cid" xmlns:w16="http://schemas.microsoft.com/office/word/2018/wordml" xmlns:w16du="http://schemas.microsoft.com/office/word/2023/wordml/word16du" xmlns:w16sdtdh="http://schemas.microsoft.com/office/word/2020/wordml/sdtdatahash" xmlns:w16sdtfl="http://schemas.microsoft.com/office/word/2024/wordml/sdtformatlock" xmlns:w16se="http://schemas.microsoft.com/office/word/2015/wordml/symex" xmlns:wpg="http://schemas.microsoft.com/office/word/2010/wordprocessingGroup" xmlns:wpi="http://schemas.microsoft.com/office/word/2010/wordprocessingInk" xmlns:wne="http://schemas.microsoft.com/office/word/2006/wordml" xmlns:wps="http://schemas.microsoft.com/office/word/2010/wordprocessingShape" mc:Ignorable="w14 w15 w16se w16cid w16 w16cex w16sdtdh w16sdtfl w16du wp14">
   <w:body>
     <w:p>
       <w:pPr>
@@ -13,20 +13,17 @@
           <w:szCs w:val="24"/>
         </w:rPr>
       </w:pPr>
-      <w:bookmarkStart w:id="5" w:name="_Hlk170133790"/>
       <w:r>
         <w:rPr>
-          <w:rFonts w:ascii="Aptos" w:hAnsi="Aptos" w:cs="Aptos" w:eastAsia="Aptos"/>
+          <w:rFonts w:ascii="Aptos" w:eastAsia="Aptos" w:hAnsi="Aptos" w:cs="Aptos"/>
           <w:color w:val="000000"/>
-          <w:sz w:val="40"/>
-          <w:szCs w:val="40"/>
         </w:rPr>
         <w:t>Rubric</w:t>
       </w:r>
     </w:p>
     <w:p>
       <w:pPr>
-        <w:spacing w:after="0" w:line="480" w:lineRule="auto"/>
+        <w:spacing w:after="0" w:line="240" w:lineRule="auto"/>
         <w:rPr>
           <w:rFonts w:ascii="Times New Roman" w:hAnsi="Times New Roman" w:cs="Times New Roman"/>
           <w:color w:val="000000"/>
@@ -36,7 +33,6 @@
       </w:pPr>
       <w:r>
         <w:rPr>
-          <w:rFonts w:ascii="Aptos" w:hAnsi="Aptos" w:cs="Aptos" w:eastAsia="Aptos"/>
           <w:color w:val="000000"/>
           <w:sz w:val="24"/>
           <w:szCs w:val="24"/>
@@ -45,7 +41,6 @@
       </w:r>
       <w:r>
         <w:rPr>
-          <w:rFonts w:ascii="Aptos" w:hAnsi="Aptos" w:cs="Aptos" w:eastAsia="Aptos"/>
           <w:color w:val="000000"/>
           <w:sz w:val="24"/>
           <w:szCs w:val="24"/>
@@ -60,7 +55,7 @@
           <w:ilvl w:val="0"/>
           <w:numId w:val="65"/>
         </w:numPr>
-        <w:spacing w:after="0" w:line="480" w:lineRule="auto"/>
+        <w:spacing w:after="0" w:line="240" w:lineRule="auto"/>
         <w:rPr>
           <w:rFonts w:ascii="Times New Roman" w:hAnsi="Times New Roman" w:cs="Times New Roman"/>
           <w:color w:val="000000"/>
@@ -70,7 +65,6 @@
       </w:pPr>
       <w:r>
         <w:rPr>
-          <w:rFonts w:ascii="Aptos" w:hAnsi="Aptos" w:cs="Aptos" w:eastAsia="Aptos"/>
           <w:color w:val="000000"/>
           <w:sz w:val="24"/>
           <w:szCs w:val="24"/>
@@ -85,7 +79,7 @@
           <w:ilvl w:val="0"/>
           <w:numId w:val="65"/>
         </w:numPr>
-        <w:spacing w:after="0" w:line="480" w:lineRule="auto"/>
+        <w:spacing w:after="0" w:line="240" w:lineRule="auto"/>
         <w:rPr>
           <w:rFonts w:ascii="Times New Roman" w:hAnsi="Times New Roman" w:cs="Times New Roman"/>
           <w:color w:val="000000"/>
@@ -95,7 +89,6 @@
       </w:pPr>
       <w:r>
         <w:rPr>
-          <w:rFonts w:ascii="Aptos" w:hAnsi="Aptos" w:cs="Aptos" w:eastAsia="Aptos"/>
           <w:color w:val="000000"/>
           <w:sz w:val="24"/>
           <w:szCs w:val="24"/>
@@ -110,7 +103,7 @@
           <w:ilvl w:val="0"/>
           <w:numId w:val="65"/>
         </w:numPr>
-        <w:spacing w:after="0" w:line="480" w:lineRule="auto"/>
+        <w:spacing w:after="0" w:line="240" w:lineRule="auto"/>
         <w:rPr>
           <w:rFonts w:ascii="Times New Roman" w:hAnsi="Times New Roman" w:cs="Times New Roman"/>
           <w:color w:val="000000"/>
@@ -120,7 +113,6 @@
       </w:pPr>
       <w:r>
         <w:rPr>
-          <w:rFonts w:ascii="Aptos" w:hAnsi="Aptos" w:cs="Aptos" w:eastAsia="Aptos"/>
           <w:color w:val="000000"/>
           <w:sz w:val="24"/>
           <w:szCs w:val="24"/>
@@ -129,7 +121,6 @@
       </w:r>
       <w:r>
         <w:rPr>
-          <w:rFonts w:ascii="Aptos" w:hAnsi="Aptos" w:cs="Aptos" w:eastAsia="Aptos"/>
           <w:color w:val="000000"/>
           <w:sz w:val="24"/>
           <w:szCs w:val="24"/>
@@ -138,7 +129,6 @@
       </w:r>
       <w:r>
         <w:rPr>
-          <w:rFonts w:ascii="Aptos" w:hAnsi="Aptos" w:cs="Aptos" w:eastAsia="Aptos"/>
           <w:color w:val="000000"/>
           <w:sz w:val="24"/>
           <w:szCs w:val="24"/>
@@ -147,7 +137,6 @@
       </w:r>
       <w:r>
         <w:rPr>
-          <w:rFonts w:ascii="Aptos" w:hAnsi="Aptos" w:cs="Aptos" w:eastAsia="Aptos"/>
           <w:color w:val="000000"/>
           <w:sz w:val="24"/>
           <w:szCs w:val="24"/>
@@ -162,7 +151,7 @@
           <w:ilvl w:val="0"/>
           <w:numId w:val="65"/>
         </w:numPr>
-        <w:spacing w:after="0" w:line="480" w:lineRule="auto"/>
+        <w:spacing w:after="0" w:line="240" w:lineRule="auto"/>
         <w:rPr>
           <w:rFonts w:ascii="Times New Roman" w:hAnsi="Times New Roman" w:cs="Times New Roman"/>
           <w:color w:val="000000"/>
@@ -172,17 +161,14 @@
       </w:pPr>
       <w:r>
         <w:rPr>
-          <w:rFonts w:ascii="Aptos" w:hAnsi="Aptos" w:cs="Aptos" w:eastAsia="Aptos"/>
           <w:color w:val="000000"/>
           <w:sz w:val="24"/>
           <w:szCs w:val="24"/>
         </w:rPr>
-        <w:lastRenderedPageBreak/>
         <w:t>Left</w:t>
       </w:r>
       <w:r>
         <w:rPr>
-          <w:rFonts w:ascii="Aptos" w:hAnsi="Aptos" w:cs="Aptos" w:eastAsia="Aptos"/>
           <w:color w:val="000000"/>
           <w:sz w:val="24"/>
           <w:szCs w:val="24"/>
@@ -191,7 +177,6 @@
       </w:r>
       <w:r>
         <w:rPr>
-          <w:rFonts w:ascii="Aptos" w:hAnsi="Aptos" w:cs="Aptos" w:eastAsia="Aptos"/>
           <w:color w:val="000000"/>
           <w:sz w:val="24"/>
           <w:szCs w:val="24"/>
@@ -206,7 +191,7 @@
           <w:ilvl w:val="0"/>
           <w:numId w:val="65"/>
         </w:numPr>
-        <w:spacing w:after="0" w:line="480" w:lineRule="auto"/>
+        <w:spacing w:after="0" w:line="240" w:lineRule="auto"/>
         <w:rPr>
           <w:rFonts w:ascii="Times New Roman" w:hAnsi="Times New Roman" w:cs="Times New Roman"/>
           <w:color w:val="000000"/>
@@ -216,7 +201,6 @@
       </w:pPr>
       <w:r>
         <w:rPr>
-          <w:rFonts w:ascii="Aptos" w:hAnsi="Aptos" w:cs="Aptos" w:eastAsia="Aptos"/>
           <w:color w:val="000000"/>
           <w:sz w:val="24"/>
           <w:szCs w:val="24"/>
@@ -231,7 +215,7 @@
           <w:ilvl w:val="0"/>
           <w:numId w:val="65"/>
         </w:numPr>
-        <w:spacing w:after="0" w:line="480" w:lineRule="auto"/>
+        <w:spacing w:after="0" w:line="240" w:lineRule="auto"/>
         <w:rPr>
           <w:rFonts w:ascii="Times New Roman" w:hAnsi="Times New Roman" w:cs="Times New Roman"/>
           <w:color w:val="000000"/>
@@ -241,7 +225,6 @@
       </w:pPr>
       <w:r>
         <w:rPr>
-          <w:rFonts w:ascii="Aptos" w:hAnsi="Aptos" w:cs="Aptos" w:eastAsia="Aptos"/>
           <w:color w:val="000000"/>
           <w:sz w:val="24"/>
           <w:szCs w:val="24"/>
@@ -250,7 +233,6 @@
       </w:r>
       <w:r>
         <w:rPr>
-          <w:rFonts w:ascii="Aptos" w:hAnsi="Aptos" w:cs="Aptos" w:eastAsia="Aptos"/>
           <w:color w:val="000000"/>
           <w:sz w:val="24"/>
           <w:szCs w:val="24"/>
@@ -259,7 +241,6 @@
       </w:r>
       <w:r>
         <w:rPr>
-          <w:rFonts w:ascii="Aptos" w:hAnsi="Aptos" w:cs="Aptos" w:eastAsia="Aptos"/>
           <w:color w:val="000000"/>
           <w:sz w:val="24"/>
           <w:szCs w:val="24"/>
@@ -274,7 +255,7 @@
           <w:ilvl w:val="0"/>
           <w:numId w:val="65"/>
         </w:numPr>
-        <w:spacing w:after="0" w:line="480" w:lineRule="auto"/>
+        <w:spacing w:after="0" w:line="240" w:lineRule="auto"/>
         <w:rPr>
           <w:rFonts w:ascii="Times New Roman" w:hAnsi="Times New Roman" w:cs="Times New Roman"/>
           <w:color w:val="000000"/>
@@ -284,7 +265,6 @@
       </w:pPr>
       <w:r>
         <w:rPr>
-          <w:rFonts w:ascii="Aptos" w:hAnsi="Aptos" w:cs="Aptos" w:eastAsia="Aptos"/>
           <w:color w:val="000000"/>
           <w:sz w:val="24"/>
           <w:szCs w:val="24"/>
@@ -293,7 +273,6 @@
       </w:r>
       <w:r>
         <w:rPr>
-          <w:rFonts w:ascii="Aptos" w:hAnsi="Aptos" w:cs="Aptos" w:eastAsia="Aptos"/>
           <w:color w:val="000000"/>
           <w:sz w:val="24"/>
           <w:szCs w:val="24"/>
@@ -302,7 +281,6 @@
       </w:r>
       <w:r>
         <w:rPr>
-          <w:rFonts w:ascii="Aptos" w:hAnsi="Aptos" w:cs="Aptos" w:eastAsia="Aptos"/>
           <w:color w:val="000000"/>
           <w:sz w:val="24"/>
           <w:szCs w:val="24"/>
@@ -311,7 +289,6 @@
       </w:r>
       <w:r>
         <w:rPr>
-          <w:rFonts w:ascii="Aptos" w:hAnsi="Aptos" w:cs="Aptos" w:eastAsia="Aptos"/>
           <w:color w:val="000000"/>
           <w:sz w:val="24"/>
           <w:szCs w:val="24"/>
@@ -320,13 +297,24 @@
       </w:r>
       <w:r>
         <w:rPr>
-          <w:rFonts w:ascii="Aptos" w:hAnsi="Aptos" w:cs="Aptos" w:eastAsia="Aptos"/>
           <w:color w:val="000000"/>
           <w:sz w:val="24"/>
           <w:szCs w:val="24"/>
         </w:rPr>
         <w:t xml:space="preserve"> fracture</w:t>
       </w:r>
+    </w:p>
+    <w:p>
+      <w:pPr>
+        <w:pStyle w:val="ListParagraph"/>
+        <w:spacing w:after="0" w:line="240" w:lineRule="auto"/>
+        <w:rPr>
+          <w:rFonts w:ascii="Times New Roman" w:hAnsi="Times New Roman" w:cs="Times New Roman"/>
+          <w:color w:val="000000"/>
+          <w:sz w:val="24"/>
+          <w:szCs w:val="24"/>
+        </w:rPr>
+      </w:pPr>
     </w:p>
     <w:tbl>
       <w:tblPr>
@@ -335,10 +323,10 @@
         <w:tblLook w:val="04A0" w:firstRow="1" w:lastRow="0" w:firstColumn="1" w:lastColumn="0" w:noHBand="0" w:noVBand="1"/>
       </w:tblPr>
       <w:tblGrid>
-        <w:gridCol w:w="2543"/>
-        <w:gridCol w:w="2425"/>
-        <w:gridCol w:w="1080"/>
-        <w:gridCol w:w="3528"/>
+        <w:gridCol w:w="3851"/>
+        <w:gridCol w:w="3634"/>
+        <w:gridCol w:w="1146"/>
+        <w:gridCol w:w="2385"/>
       </w:tblGrid>
       <w:tr>
         <w:trPr>
@@ -346,7 +334,7 @@
         </w:trPr>
         <w:tc>
           <w:tcPr>
-            <w:tcW w:w="2543" w:type="dxa"/>
+            <w:tcW w:w="3348" w:type="dxa"/>
             <w:shd w:val="clear" w:color="auto" w:fill="A73023"/>
           </w:tcPr>
           <w:p>
@@ -357,14 +345,17 @@
                 <w:b/>
                 <w:bCs/>
                 <w:color w:val="FFFFFF" w:themeColor="background1"/>
+                <w:sz w:val="22"/>
+                <w:szCs w:val="22"/>
               </w:rPr>
             </w:pPr>
             <w:r>
               <w:rPr>
-                <w:rFonts w:ascii="Aptos" w:hAnsi="Aptos" w:cs="Aptos" w:eastAsia="Aptos"/>
                 <w:b/>
                 <w:bCs/>
                 <w:color w:val="FFFFFF" w:themeColor="background1"/>
+                <w:sz w:val="22"/>
+                <w:szCs w:val="22"/>
               </w:rPr>
               <w:t>CRITERIA</w:t>
             </w:r>
@@ -372,7 +363,7 @@
         </w:tc>
         <w:tc>
           <w:tcPr>
-            <w:tcW w:w="2425" w:type="dxa"/>
+            <w:tcW w:w="3159" w:type="dxa"/>
             <w:shd w:val="clear" w:color="auto" w:fill="A73023"/>
           </w:tcPr>
           <w:p>
@@ -383,14 +374,17 @@
                 <w:b/>
                 <w:bCs/>
                 <w:color w:val="FFFFFF" w:themeColor="background1"/>
+                <w:sz w:val="22"/>
+                <w:szCs w:val="22"/>
               </w:rPr>
             </w:pPr>
             <w:r>
               <w:rPr>
-                <w:rFonts w:ascii="Aptos" w:hAnsi="Aptos" w:cs="Aptos" w:eastAsia="Aptos"/>
                 <w:b/>
                 <w:bCs/>
                 <w:color w:val="FFFFFF" w:themeColor="background1"/>
+                <w:sz w:val="22"/>
+                <w:szCs w:val="22"/>
               </w:rPr>
               <w:t>DESCRIPTION</w:t>
             </w:r>
@@ -398,7 +392,7 @@
         </w:tc>
         <w:tc>
           <w:tcPr>
-            <w:tcW w:w="1080" w:type="dxa"/>
+            <w:tcW w:w="996" w:type="dxa"/>
             <w:shd w:val="clear" w:color="auto" w:fill="A73023"/>
           </w:tcPr>
           <w:p>
@@ -409,14 +403,17 @@
                 <w:b/>
                 <w:bCs/>
                 <w:color w:val="FFFFFF" w:themeColor="background1"/>
+                <w:sz w:val="22"/>
+                <w:szCs w:val="22"/>
               </w:rPr>
             </w:pPr>
             <w:r>
               <w:rPr>
-                <w:rFonts w:ascii="Aptos" w:hAnsi="Aptos" w:cs="Aptos" w:eastAsia="Aptos"/>
                 <w:b/>
                 <w:bCs/>
                 <w:color w:val="FFFFFF" w:themeColor="background1"/>
+                <w:sz w:val="22"/>
+                <w:szCs w:val="22"/>
               </w:rPr>
               <w:t>SCORE</w:t>
             </w:r>
@@ -424,7 +421,7 @@
         </w:tc>
         <w:tc>
           <w:tcPr>
-            <w:tcW w:w="3528" w:type="dxa"/>
+            <w:tcW w:w="2073" w:type="dxa"/>
             <w:shd w:val="clear" w:color="auto" w:fill="A73023"/>
           </w:tcPr>
           <w:p>
@@ -435,14 +432,17 @@
                 <w:b/>
                 <w:bCs/>
                 <w:color w:val="FFFFFF" w:themeColor="background1"/>
+                <w:sz w:val="22"/>
+                <w:szCs w:val="22"/>
               </w:rPr>
             </w:pPr>
             <w:r>
               <w:rPr>
-                <w:rFonts w:ascii="Aptos" w:hAnsi="Aptos" w:cs="Aptos" w:eastAsia="Aptos"/>
                 <w:b/>
                 <w:bCs/>
                 <w:color w:val="FFFFFF" w:themeColor="background1"/>
+                <w:sz w:val="22"/>
+                <w:szCs w:val="22"/>
               </w:rPr>
               <w:t>COMMENTS</w:t>
             </w:r>
@@ -455,7 +455,7 @@
         </w:trPr>
         <w:tc>
           <w:tcPr>
-            <w:tcW w:w="2543" w:type="dxa"/>
+            <w:tcW w:w="3348" w:type="dxa"/>
             <w:shd w:val="clear" w:color="auto" w:fill="EDD2C4"/>
           </w:tcPr>
           <w:p>
@@ -464,34 +464,23 @@
               <w:rPr>
                 <w:rFonts w:ascii="Times New Roman" w:hAnsi="Times New Roman" w:cs="Times New Roman"/>
                 <w:color w:val="000000"/>
+                <w:sz w:val="22"/>
+                <w:szCs w:val="22"/>
               </w:rPr>
             </w:pPr>
             <w:r>
               <w:rPr>
-                <w:rFonts w:ascii="Aptos" w:hAnsi="Aptos" w:cs="Aptos" w:eastAsia="Aptos"/>
                 <w:color w:val="000000"/>
+                <w:sz w:val="22"/>
+                <w:szCs w:val="22"/>
               </w:rPr>
-              <w:t xml:space="preserve">Primary assessment conducted within </w:t>
-            </w:r>
-            <w:r>
-              <w:rPr>
-                <w:rFonts w:ascii="Aptos" w:hAnsi="Aptos" w:cs="Aptos" w:eastAsia="Aptos"/>
-                <w:color w:val="000000"/>
-              </w:rPr>
-              <w:t>3 min</w:t>
-            </w:r>
-            <w:r>
-              <w:rPr>
-                <w:rFonts w:ascii="Aptos" w:hAnsi="Aptos" w:cs="Aptos" w:eastAsia="Aptos"/>
-                <w:color w:val="000000"/>
-              </w:rPr>
-              <w:t xml:space="preserve"> of arrival on the scene </w:t>
+              <w:t xml:space="preserve">Primary assessment conducted within 3 min of arrival on the scene </w:t>
             </w:r>
           </w:p>
         </w:tc>
         <w:tc>
           <w:tcPr>
-            <w:tcW w:w="2425" w:type="dxa"/>
+            <w:tcW w:w="3159" w:type="dxa"/>
           </w:tcPr>
           <w:p>
             <w:pPr>
@@ -499,75 +488,79 @@
               <w:rPr>
                 <w:rFonts w:ascii="Times New Roman" w:hAnsi="Times New Roman" w:cs="Times New Roman"/>
                 <w:color w:val="000000"/>
+                <w:sz w:val="22"/>
+                <w:szCs w:val="22"/>
               </w:rPr>
             </w:pPr>
             <w:r>
               <w:rPr>
-                <w:rFonts w:ascii="Aptos" w:hAnsi="Aptos" w:cs="Aptos" w:eastAsia="Aptos"/>
                 <w:color w:val="000000"/>
+                <w:sz w:val="22"/>
+                <w:szCs w:val="22"/>
               </w:rPr>
               <w:t>Chief complaint</w:t>
             </w:r>
             <w:r>
               <w:rPr>
-                <w:rFonts w:ascii="Aptos" w:hAnsi="Aptos" w:cs="Aptos" w:eastAsia="Aptos"/>
                 <w:color w:val="000000"/>
+                <w:sz w:val="22"/>
+                <w:szCs w:val="22"/>
               </w:rPr>
-              <w:t>:</w:t>
+              <w:t xml:space="preserve">: </w:t>
             </w:r>
             <w:r>
               <w:rPr>
-                <w:rFonts w:ascii="Aptos" w:hAnsi="Aptos" w:cs="Aptos" w:eastAsia="Aptos"/>
                 <w:color w:val="000000"/>
-              </w:rPr>
-              <w:t xml:space="preserve"> </w:t>
-            </w:r>
-            <w:r>
-              <w:rPr>
-                <w:rFonts w:ascii="Aptos" w:hAnsi="Aptos" w:cs="Aptos" w:eastAsia="Aptos"/>
-                <w:color w:val="000000"/>
+                <w:sz w:val="22"/>
+                <w:szCs w:val="22"/>
               </w:rPr>
               <w:t xml:space="preserve">loss of consciousness, </w:t>
             </w:r>
             <w:r>
               <w:rPr>
-                <w:rFonts w:ascii="Aptos" w:hAnsi="Aptos" w:cs="Aptos" w:eastAsia="Aptos"/>
                 <w:color w:val="000000"/>
+                <w:sz w:val="22"/>
+                <w:szCs w:val="22"/>
               </w:rPr>
               <w:t>a</w:t>
             </w:r>
             <w:r>
               <w:rPr>
-                <w:rFonts w:ascii="Aptos" w:hAnsi="Aptos" w:cs="Aptos" w:eastAsia="Aptos"/>
                 <w:color w:val="000000"/>
+                <w:sz w:val="22"/>
+                <w:szCs w:val="22"/>
               </w:rPr>
               <w:t xml:space="preserve">irway, </w:t>
             </w:r>
             <w:r>
               <w:rPr>
-                <w:rFonts w:ascii="Aptos" w:hAnsi="Aptos" w:cs="Aptos" w:eastAsia="Aptos"/>
                 <w:color w:val="000000"/>
+                <w:sz w:val="22"/>
+                <w:szCs w:val="22"/>
               </w:rPr>
               <w:t>b</w:t>
             </w:r>
             <w:r>
               <w:rPr>
-                <w:rFonts w:ascii="Aptos" w:hAnsi="Aptos" w:cs="Aptos" w:eastAsia="Aptos"/>
                 <w:color w:val="000000"/>
+                <w:sz w:val="22"/>
+                <w:szCs w:val="22"/>
               </w:rPr>
               <w:t xml:space="preserve">reathing, </w:t>
             </w:r>
             <w:r>
               <w:rPr>
-                <w:rFonts w:ascii="Aptos" w:hAnsi="Aptos" w:cs="Aptos" w:eastAsia="Aptos"/>
                 <w:color w:val="000000"/>
+                <w:sz w:val="22"/>
+                <w:szCs w:val="22"/>
               </w:rPr>
               <w:t>c</w:t>
             </w:r>
             <w:r>
               <w:rPr>
-                <w:rFonts w:ascii="Aptos" w:hAnsi="Aptos" w:cs="Aptos" w:eastAsia="Aptos"/>
                 <w:color w:val="000000"/>
+                <w:sz w:val="22"/>
+                <w:szCs w:val="22"/>
               </w:rPr>
               <w:t>irculation</w:t>
             </w:r>
@@ -575,47 +568,38 @@
         </w:tc>
         <w:tc>
           <w:tcPr>
-            <w:tcW w:w="1080" w:type="dxa"/>
+            <w:tcW w:w="996" w:type="dxa"/>
           </w:tcPr>
           <w:p>
             <w:pPr>
               <w:rPr>
                 <w:rFonts w:ascii="Times New Roman" w:hAnsi="Times New Roman" w:cs="Times New Roman"/>
                 <w:color w:val="000000"/>
+                <w:sz w:val="22"/>
+                <w:szCs w:val="22"/>
               </w:rPr>
             </w:pPr>
             <w:r>
               <w:rPr>
-                <w:rFonts w:ascii="Aptos" w:hAnsi="Aptos" w:cs="Aptos" w:eastAsia="Aptos"/>
                 <w:color w:val="000000"/>
+                <w:sz w:val="22"/>
+                <w:szCs w:val="22"/>
               </w:rPr>
-              <w:t>____</w:t>
-            </w:r>
-            <w:r>
-              <w:rPr>
-                <w:rFonts w:ascii="Aptos" w:hAnsi="Aptos" w:cs="Aptos" w:eastAsia="Aptos"/>
-                <w:color w:val="000000"/>
-              </w:rPr>
-              <w:t>/</w:t>
-            </w:r>
-            <w:r>
-              <w:rPr>
-                <w:rFonts w:ascii="Aptos" w:hAnsi="Aptos" w:cs="Aptos" w:eastAsia="Aptos"/>
-                <w:color w:val="000000"/>
-              </w:rPr>
-              <w:t>5</w:t>
+              <w:t>____/5</w:t>
             </w:r>
           </w:p>
         </w:tc>
         <w:tc>
           <w:tcPr>
-            <w:tcW w:w="3528" w:type="dxa"/>
+            <w:tcW w:w="2073" w:type="dxa"/>
           </w:tcPr>
           <w:p>
             <w:pPr>
               <w:rPr>
                 <w:rFonts w:ascii="Times New Roman" w:hAnsi="Times New Roman" w:cs="Times New Roman"/>
                 <w:color w:val="000000"/>
+                <w:sz w:val="22"/>
+                <w:szCs w:val="22"/>
               </w:rPr>
             </w:pPr>
           </w:p>
@@ -627,7 +611,7 @@
         </w:trPr>
         <w:tc>
           <w:tcPr>
-            <w:tcW w:w="2543" w:type="dxa"/>
+            <w:tcW w:w="3348" w:type="dxa"/>
             <w:shd w:val="clear" w:color="auto" w:fill="EDD2C4"/>
           </w:tcPr>
           <w:p>
@@ -636,26 +620,31 @@
               <w:rPr>
                 <w:rFonts w:ascii="Times New Roman" w:hAnsi="Times New Roman" w:cs="Times New Roman"/>
                 <w:color w:val="000000"/>
+                <w:sz w:val="22"/>
+                <w:szCs w:val="22"/>
               </w:rPr>
             </w:pPr>
             <w:r>
               <w:rPr>
-                <w:rFonts w:ascii="Aptos" w:hAnsi="Aptos" w:cs="Aptos" w:eastAsia="Aptos"/>
                 <w:color w:val="000000"/>
+                <w:sz w:val="22"/>
+                <w:szCs w:val="22"/>
               </w:rPr>
               <w:t>EMS activated at first life</w:t>
             </w:r>
             <w:r>
               <w:rPr>
-                <w:rFonts w:ascii="Aptos" w:hAnsi="Aptos" w:cs="Aptos" w:eastAsia="Aptos"/>
                 <w:color w:val="000000"/>
+                <w:sz w:val="22"/>
+                <w:szCs w:val="22"/>
               </w:rPr>
               <w:t xml:space="preserve"> </w:t>
             </w:r>
             <w:r>
               <w:rPr>
-                <w:rFonts w:ascii="Aptos" w:hAnsi="Aptos" w:cs="Aptos" w:eastAsia="Aptos"/>
                 <w:color w:val="000000"/>
+                <w:sz w:val="22"/>
+                <w:szCs w:val="22"/>
               </w:rPr>
               <w:t>threat discovered</w:t>
             </w:r>
@@ -663,7 +652,7 @@
         </w:tc>
         <w:tc>
           <w:tcPr>
-            <w:tcW w:w="2425" w:type="dxa"/>
+            <w:tcW w:w="3159" w:type="dxa"/>
           </w:tcPr>
           <w:p>
             <w:pPr>
@@ -671,53 +660,46 @@
               <w:rPr>
                 <w:rFonts w:ascii="Times New Roman" w:hAnsi="Times New Roman" w:cs="Times New Roman"/>
                 <w:color w:val="000000"/>
+                <w:sz w:val="22"/>
+                <w:szCs w:val="22"/>
               </w:rPr>
             </w:pPr>
           </w:p>
         </w:tc>
         <w:tc>
           <w:tcPr>
-            <w:tcW w:w="1080" w:type="dxa"/>
+            <w:tcW w:w="996" w:type="dxa"/>
           </w:tcPr>
           <w:p>
             <w:pPr>
               <w:rPr>
                 <w:rFonts w:ascii="Times New Roman" w:hAnsi="Times New Roman" w:cs="Times New Roman"/>
                 <w:color w:val="000000"/>
+                <w:sz w:val="22"/>
+                <w:szCs w:val="22"/>
               </w:rPr>
             </w:pPr>
             <w:r>
               <w:rPr>
-                <w:rFonts w:ascii="Aptos" w:hAnsi="Aptos" w:cs="Aptos" w:eastAsia="Aptos"/>
                 <w:color w:val="000000"/>
+                <w:sz w:val="22"/>
+                <w:szCs w:val="22"/>
               </w:rPr>
-              <w:t>____</w:t>
-            </w:r>
-            <w:r>
-              <w:rPr>
-                <w:rFonts w:ascii="Aptos" w:hAnsi="Aptos" w:cs="Aptos" w:eastAsia="Aptos"/>
-                <w:color w:val="000000"/>
-              </w:rPr>
-              <w:t>/</w:t>
-            </w:r>
-            <w:r>
-              <w:rPr>
-                <w:rFonts w:ascii="Aptos" w:hAnsi="Aptos" w:cs="Aptos" w:eastAsia="Aptos"/>
-                <w:color w:val="000000"/>
-              </w:rPr>
-              <w:t>5</w:t>
+              <w:t>____/5</w:t>
             </w:r>
           </w:p>
         </w:tc>
         <w:tc>
           <w:tcPr>
-            <w:tcW w:w="3528" w:type="dxa"/>
+            <w:tcW w:w="2073" w:type="dxa"/>
           </w:tcPr>
           <w:p>
             <w:pPr>
               <w:rPr>
                 <w:rFonts w:ascii="Times New Roman" w:hAnsi="Times New Roman" w:cs="Times New Roman"/>
                 <w:color w:val="000000"/>
+                <w:sz w:val="22"/>
+                <w:szCs w:val="22"/>
               </w:rPr>
             </w:pPr>
           </w:p>
@@ -729,7 +711,7 @@
         </w:trPr>
         <w:tc>
           <w:tcPr>
-            <w:tcW w:w="2543" w:type="dxa"/>
+            <w:tcW w:w="3348" w:type="dxa"/>
             <w:shd w:val="clear" w:color="auto" w:fill="EDD2C4"/>
           </w:tcPr>
           <w:p>
@@ -738,41 +720,41 @@
               <w:rPr>
                 <w:rFonts w:ascii="Times New Roman" w:hAnsi="Times New Roman" w:cs="Times New Roman"/>
                 <w:color w:val="000000"/>
+                <w:sz w:val="22"/>
+                <w:szCs w:val="22"/>
               </w:rPr>
             </w:pPr>
             <w:r>
               <w:rPr>
-                <w:rFonts w:ascii="Aptos" w:hAnsi="Aptos" w:cs="Aptos" w:eastAsia="Aptos"/>
                 <w:color w:val="000000"/>
+                <w:sz w:val="22"/>
+                <w:szCs w:val="22"/>
               </w:rPr>
-              <w:t xml:space="preserve">Life-threats management begun within </w:t>
+              <w:t xml:space="preserve">Life-threats management </w:t>
             </w:r>
+            <w:proofErr w:type="gramStart"/>
             <w:r>
               <w:rPr>
-                <w:rFonts w:ascii="Aptos" w:hAnsi="Aptos" w:cs="Aptos" w:eastAsia="Aptos"/>
                 <w:color w:val="000000"/>
+                <w:sz w:val="22"/>
+                <w:szCs w:val="22"/>
               </w:rPr>
-              <w:t>5 min</w:t>
+              <w:t>begun</w:t>
             </w:r>
+            <w:proofErr w:type="gramEnd"/>
             <w:r>
               <w:rPr>
-                <w:rFonts w:ascii="Aptos" w:hAnsi="Aptos" w:cs="Aptos" w:eastAsia="Aptos"/>
                 <w:color w:val="000000"/>
+                <w:sz w:val="22"/>
+                <w:szCs w:val="22"/>
               </w:rPr>
-              <w:t xml:space="preserve"> or as </w:t>
-            </w:r>
-            <w:r>
-              <w:rPr>
-                <w:rFonts w:ascii="Aptos" w:hAnsi="Aptos" w:cs="Aptos" w:eastAsia="Aptos"/>
-                <w:color w:val="000000"/>
-              </w:rPr>
-              <w:t>quickly as possible</w:t>
+              <w:t xml:space="preserve"> within 5 min or as quickly as possible</w:t>
             </w:r>
           </w:p>
         </w:tc>
         <w:tc>
           <w:tcPr>
-            <w:tcW w:w="2425" w:type="dxa"/>
+            <w:tcW w:w="3159" w:type="dxa"/>
           </w:tcPr>
           <w:p>
             <w:pPr>
@@ -780,53 +762,46 @@
               <w:rPr>
                 <w:rFonts w:ascii="Times New Roman" w:hAnsi="Times New Roman" w:cs="Times New Roman"/>
                 <w:color w:val="000000"/>
+                <w:sz w:val="22"/>
+                <w:szCs w:val="22"/>
               </w:rPr>
             </w:pPr>
           </w:p>
         </w:tc>
         <w:tc>
           <w:tcPr>
-            <w:tcW w:w="1080" w:type="dxa"/>
+            <w:tcW w:w="996" w:type="dxa"/>
           </w:tcPr>
           <w:p>
             <w:pPr>
               <w:rPr>
                 <w:rFonts w:ascii="Times New Roman" w:hAnsi="Times New Roman" w:cs="Times New Roman"/>
                 <w:color w:val="000000"/>
+                <w:sz w:val="22"/>
+                <w:szCs w:val="22"/>
               </w:rPr>
             </w:pPr>
             <w:r>
               <w:rPr>
-                <w:rFonts w:ascii="Aptos" w:hAnsi="Aptos" w:cs="Aptos" w:eastAsia="Aptos"/>
                 <w:color w:val="000000"/>
+                <w:sz w:val="22"/>
+                <w:szCs w:val="22"/>
               </w:rPr>
-              <w:t>____</w:t>
-            </w:r>
-            <w:r>
-              <w:rPr>
-                <w:rFonts w:ascii="Aptos" w:hAnsi="Aptos" w:cs="Aptos" w:eastAsia="Aptos"/>
-                <w:color w:val="000000"/>
-              </w:rPr>
-              <w:t>/</w:t>
-            </w:r>
-            <w:r>
-              <w:rPr>
-                <w:rFonts w:ascii="Aptos" w:hAnsi="Aptos" w:cs="Aptos" w:eastAsia="Aptos"/>
-                <w:color w:val="000000"/>
-              </w:rPr>
-              <w:t>5</w:t>
+              <w:t>____/5</w:t>
             </w:r>
           </w:p>
         </w:tc>
         <w:tc>
           <w:tcPr>
-            <w:tcW w:w="3528" w:type="dxa"/>
+            <w:tcW w:w="2073" w:type="dxa"/>
           </w:tcPr>
           <w:p>
             <w:pPr>
               <w:rPr>
                 <w:rFonts w:ascii="Times New Roman" w:hAnsi="Times New Roman" w:cs="Times New Roman"/>
                 <w:color w:val="000000"/>
+                <w:sz w:val="22"/>
+                <w:szCs w:val="22"/>
               </w:rPr>
             </w:pPr>
           </w:p>
@@ -838,7 +813,7 @@
         </w:trPr>
         <w:tc>
           <w:tcPr>
-            <w:tcW w:w="2543" w:type="dxa"/>
+            <w:tcW w:w="3348" w:type="dxa"/>
             <w:shd w:val="clear" w:color="auto" w:fill="EDD2C4"/>
           </w:tcPr>
           <w:p>
@@ -847,12 +822,15 @@
               <w:rPr>
                 <w:rFonts w:ascii="Times New Roman" w:hAnsi="Times New Roman" w:cs="Times New Roman"/>
                 <w:color w:val="000000"/>
+                <w:sz w:val="22"/>
+                <w:szCs w:val="22"/>
               </w:rPr>
             </w:pPr>
             <w:r>
               <w:rPr>
-                <w:rFonts w:ascii="Aptos" w:hAnsi="Aptos" w:cs="Aptos" w:eastAsia="Aptos"/>
                 <w:color w:val="000000"/>
+                <w:sz w:val="22"/>
+                <w:szCs w:val="22"/>
               </w:rPr>
               <w:t>A detailed full-body physical exam</w:t>
             </w:r>
@@ -860,7 +838,7 @@
         </w:tc>
         <w:tc>
           <w:tcPr>
-            <w:tcW w:w="2425" w:type="dxa"/>
+            <w:tcW w:w="3159" w:type="dxa"/>
           </w:tcPr>
           <w:p>
             <w:pPr>
@@ -868,12 +846,15 @@
               <w:rPr>
                 <w:rFonts w:ascii="Times New Roman" w:hAnsi="Times New Roman" w:cs="Times New Roman"/>
                 <w:color w:val="000000"/>
+                <w:sz w:val="22"/>
+                <w:szCs w:val="22"/>
               </w:rPr>
             </w:pPr>
             <w:r>
               <w:rPr>
-                <w:rFonts w:ascii="Aptos" w:hAnsi="Aptos" w:cs="Aptos" w:eastAsia="Aptos"/>
                 <w:color w:val="000000"/>
+                <w:sz w:val="22"/>
+                <w:szCs w:val="22"/>
               </w:rPr>
               <w:t xml:space="preserve">Palpate head, face, neck, shoulders, chest, abdomen, pelvis, extremities </w:t>
             </w:r>
@@ -881,47 +862,38 @@
         </w:tc>
         <w:tc>
           <w:tcPr>
-            <w:tcW w:w="1080" w:type="dxa"/>
+            <w:tcW w:w="996" w:type="dxa"/>
           </w:tcPr>
           <w:p>
             <w:pPr>
               <w:rPr>
                 <w:rFonts w:ascii="Times New Roman" w:hAnsi="Times New Roman" w:cs="Times New Roman"/>
                 <w:color w:val="000000"/>
+                <w:sz w:val="22"/>
+                <w:szCs w:val="22"/>
               </w:rPr>
             </w:pPr>
             <w:r>
               <w:rPr>
-                <w:rFonts w:ascii="Aptos" w:hAnsi="Aptos" w:cs="Aptos" w:eastAsia="Aptos"/>
                 <w:color w:val="000000"/>
+                <w:sz w:val="22"/>
+                <w:szCs w:val="22"/>
               </w:rPr>
-              <w:t>____</w:t>
-            </w:r>
-            <w:r>
-              <w:rPr>
-                <w:rFonts w:ascii="Aptos" w:hAnsi="Aptos" w:cs="Aptos" w:eastAsia="Aptos"/>
-                <w:color w:val="000000"/>
-              </w:rPr>
-              <w:t>/</w:t>
-            </w:r>
-            <w:r>
-              <w:rPr>
-                <w:rFonts w:ascii="Aptos" w:hAnsi="Aptos" w:cs="Aptos" w:eastAsia="Aptos"/>
-                <w:color w:val="000000"/>
-              </w:rPr>
-              <w:t>5</w:t>
+              <w:t>____/5</w:t>
             </w:r>
           </w:p>
         </w:tc>
         <w:tc>
           <w:tcPr>
-            <w:tcW w:w="3528" w:type="dxa"/>
+            <w:tcW w:w="2073" w:type="dxa"/>
           </w:tcPr>
           <w:p>
             <w:pPr>
               <w:rPr>
                 <w:rFonts w:ascii="Times New Roman" w:hAnsi="Times New Roman" w:cs="Times New Roman"/>
                 <w:color w:val="000000"/>
+                <w:sz w:val="22"/>
+                <w:szCs w:val="22"/>
               </w:rPr>
             </w:pPr>
           </w:p>
@@ -933,7 +905,7 @@
         </w:trPr>
         <w:tc>
           <w:tcPr>
-            <w:tcW w:w="2543" w:type="dxa"/>
+            <w:tcW w:w="3348" w:type="dxa"/>
             <w:shd w:val="clear" w:color="auto" w:fill="EDD2C4"/>
           </w:tcPr>
           <w:p>
@@ -942,12 +914,15 @@
               <w:rPr>
                 <w:rFonts w:ascii="Times New Roman" w:hAnsi="Times New Roman" w:cs="Times New Roman"/>
                 <w:color w:val="000000"/>
+                <w:sz w:val="22"/>
+                <w:szCs w:val="22"/>
               </w:rPr>
             </w:pPr>
             <w:r>
               <w:rPr>
-                <w:rFonts w:ascii="Aptos" w:hAnsi="Aptos" w:cs="Aptos" w:eastAsia="Aptos"/>
                 <w:color w:val="000000"/>
+                <w:sz w:val="22"/>
+                <w:szCs w:val="22"/>
               </w:rPr>
               <w:t>Relevant secondary assessment</w:t>
             </w:r>
@@ -955,7 +930,7 @@
         </w:tc>
         <w:tc>
           <w:tcPr>
-            <w:tcW w:w="2425" w:type="dxa"/>
+            <w:tcW w:w="3159" w:type="dxa"/>
           </w:tcPr>
           <w:p>
             <w:pPr>
@@ -963,19 +938,23 @@
               <w:rPr>
                 <w:rFonts w:ascii="Times New Roman" w:hAnsi="Times New Roman" w:cs="Times New Roman"/>
                 <w:color w:val="000000"/>
+                <w:sz w:val="22"/>
+                <w:szCs w:val="22"/>
               </w:rPr>
             </w:pPr>
             <w:r>
               <w:rPr>
-                <w:rFonts w:ascii="Aptos" w:hAnsi="Aptos" w:cs="Aptos" w:eastAsia="Aptos"/>
                 <w:color w:val="000000"/>
+                <w:sz w:val="22"/>
+                <w:szCs w:val="22"/>
               </w:rPr>
               <w:t>Assess vital signs (skin temperature, pulse oximetry, neural exam, pupillary reaction, capillary refill</w:t>
             </w:r>
             <w:r>
               <w:rPr>
-                <w:rFonts w:ascii="Aptos" w:hAnsi="Aptos" w:cs="Aptos" w:eastAsia="Aptos"/>
                 <w:color w:val="000000"/>
+                <w:sz w:val="22"/>
+                <w:szCs w:val="22"/>
               </w:rPr>
               <w:t>)</w:t>
             </w:r>
@@ -983,47 +962,38 @@
         </w:tc>
         <w:tc>
           <w:tcPr>
-            <w:tcW w:w="1080" w:type="dxa"/>
+            <w:tcW w:w="996" w:type="dxa"/>
           </w:tcPr>
           <w:p>
             <w:pPr>
               <w:rPr>
                 <w:rFonts w:ascii="Times New Roman" w:hAnsi="Times New Roman" w:cs="Times New Roman"/>
                 <w:color w:val="000000"/>
+                <w:sz w:val="22"/>
+                <w:szCs w:val="22"/>
               </w:rPr>
             </w:pPr>
             <w:r>
               <w:rPr>
-                <w:rFonts w:ascii="Aptos" w:hAnsi="Aptos" w:cs="Aptos" w:eastAsia="Aptos"/>
                 <w:color w:val="000000"/>
+                <w:sz w:val="22"/>
+                <w:szCs w:val="22"/>
               </w:rPr>
-              <w:t>____</w:t>
-            </w:r>
-            <w:r>
-              <w:rPr>
-                <w:rFonts w:ascii="Aptos" w:hAnsi="Aptos" w:cs="Aptos" w:eastAsia="Aptos"/>
-                <w:color w:val="000000"/>
-              </w:rPr>
-              <w:t>/</w:t>
-            </w:r>
-            <w:r>
-              <w:rPr>
-                <w:rFonts w:ascii="Aptos" w:hAnsi="Aptos" w:cs="Aptos" w:eastAsia="Aptos"/>
-                <w:color w:val="000000"/>
-              </w:rPr>
-              <w:t>5</w:t>
+              <w:t>____/5</w:t>
             </w:r>
           </w:p>
         </w:tc>
         <w:tc>
           <w:tcPr>
-            <w:tcW w:w="3528" w:type="dxa"/>
+            <w:tcW w:w="2073" w:type="dxa"/>
           </w:tcPr>
           <w:p>
             <w:pPr>
               <w:rPr>
                 <w:rFonts w:ascii="Times New Roman" w:hAnsi="Times New Roman" w:cs="Times New Roman"/>
                 <w:color w:val="000000"/>
+                <w:sz w:val="22"/>
+                <w:szCs w:val="22"/>
               </w:rPr>
             </w:pPr>
           </w:p>
@@ -1035,7 +1005,7 @@
         </w:trPr>
         <w:tc>
           <w:tcPr>
-            <w:tcW w:w="2543" w:type="dxa"/>
+            <w:tcW w:w="3348" w:type="dxa"/>
             <w:shd w:val="clear" w:color="auto" w:fill="EDD2C4"/>
           </w:tcPr>
           <w:p>
@@ -1044,26 +1014,31 @@
               <w:rPr>
                 <w:rFonts w:ascii="Times New Roman" w:hAnsi="Times New Roman" w:cs="Times New Roman"/>
                 <w:color w:val="000000"/>
+                <w:sz w:val="22"/>
+                <w:szCs w:val="22"/>
               </w:rPr>
             </w:pPr>
             <w:r>
               <w:rPr>
-                <w:rFonts w:ascii="Aptos" w:hAnsi="Aptos" w:cs="Aptos" w:eastAsia="Aptos"/>
                 <w:color w:val="000000"/>
+                <w:sz w:val="22"/>
+                <w:szCs w:val="22"/>
               </w:rPr>
               <w:t xml:space="preserve">If applicable: </w:t>
             </w:r>
             <w:r>
               <w:rPr>
-                <w:rFonts w:ascii="Aptos" w:hAnsi="Aptos" w:cs="Aptos" w:eastAsia="Aptos"/>
                 <w:color w:val="000000"/>
+                <w:sz w:val="22"/>
+                <w:szCs w:val="22"/>
               </w:rPr>
               <w:t>R</w:t>
             </w:r>
             <w:r>
               <w:rPr>
-                <w:rFonts w:ascii="Aptos" w:hAnsi="Aptos" w:cs="Aptos" w:eastAsia="Aptos"/>
                 <w:color w:val="000000"/>
+                <w:sz w:val="22"/>
+                <w:szCs w:val="22"/>
               </w:rPr>
               <w:t>emoval of equipment or clothing</w:t>
             </w:r>
@@ -1071,7 +1046,7 @@
         </w:tc>
         <w:tc>
           <w:tcPr>
-            <w:tcW w:w="2425" w:type="dxa"/>
+            <w:tcW w:w="3159" w:type="dxa"/>
           </w:tcPr>
           <w:p>
             <w:pPr>
@@ -1079,53 +1054,46 @@
               <w:rPr>
                 <w:rFonts w:ascii="Times New Roman" w:hAnsi="Times New Roman" w:cs="Times New Roman"/>
                 <w:color w:val="000000"/>
+                <w:sz w:val="22"/>
+                <w:szCs w:val="22"/>
               </w:rPr>
             </w:pPr>
           </w:p>
         </w:tc>
         <w:tc>
           <w:tcPr>
-            <w:tcW w:w="1080" w:type="dxa"/>
+            <w:tcW w:w="996" w:type="dxa"/>
           </w:tcPr>
           <w:p>
             <w:pPr>
               <w:rPr>
                 <w:rFonts w:ascii="Times New Roman" w:hAnsi="Times New Roman" w:cs="Times New Roman"/>
                 <w:color w:val="000000"/>
+                <w:sz w:val="22"/>
+                <w:szCs w:val="22"/>
               </w:rPr>
             </w:pPr>
             <w:r>
               <w:rPr>
-                <w:rFonts w:ascii="Aptos" w:hAnsi="Aptos" w:cs="Aptos" w:eastAsia="Aptos"/>
                 <w:color w:val="000000"/>
+                <w:sz w:val="22"/>
+                <w:szCs w:val="22"/>
               </w:rPr>
-              <w:t>____</w:t>
-            </w:r>
-            <w:r>
-              <w:rPr>
-                <w:rFonts w:ascii="Aptos" w:hAnsi="Aptos" w:cs="Aptos" w:eastAsia="Aptos"/>
-                <w:color w:val="000000"/>
-              </w:rPr>
-              <w:t>/</w:t>
-            </w:r>
-            <w:r>
-              <w:rPr>
-                <w:rFonts w:ascii="Aptos" w:hAnsi="Aptos" w:cs="Aptos" w:eastAsia="Aptos"/>
-                <w:color w:val="000000"/>
-              </w:rPr>
-              <w:t>5</w:t>
+              <w:t>____/5</w:t>
             </w:r>
           </w:p>
         </w:tc>
         <w:tc>
           <w:tcPr>
-            <w:tcW w:w="3528" w:type="dxa"/>
+            <w:tcW w:w="2073" w:type="dxa"/>
           </w:tcPr>
           <w:p>
             <w:pPr>
               <w:rPr>
                 <w:rFonts w:ascii="Times New Roman" w:hAnsi="Times New Roman" w:cs="Times New Roman"/>
                 <w:color w:val="000000"/>
+                <w:sz w:val="22"/>
+                <w:szCs w:val="22"/>
               </w:rPr>
             </w:pPr>
           </w:p>
@@ -1137,7 +1105,7 @@
         </w:trPr>
         <w:tc>
           <w:tcPr>
-            <w:tcW w:w="2543" w:type="dxa"/>
+            <w:tcW w:w="3348" w:type="dxa"/>
             <w:shd w:val="clear" w:color="auto" w:fill="EDD2C4"/>
           </w:tcPr>
           <w:p>
@@ -1146,12 +1114,15 @@
               <w:rPr>
                 <w:rFonts w:ascii="Times New Roman" w:hAnsi="Times New Roman" w:cs="Times New Roman"/>
                 <w:color w:val="000000"/>
+                <w:sz w:val="22"/>
+                <w:szCs w:val="22"/>
               </w:rPr>
             </w:pPr>
             <w:r>
               <w:rPr>
-                <w:rFonts w:ascii="Aptos" w:hAnsi="Aptos" w:cs="Aptos" w:eastAsia="Aptos"/>
                 <w:color w:val="000000"/>
+                <w:sz w:val="22"/>
+                <w:szCs w:val="22"/>
               </w:rPr>
               <w:t>Appropriate intervention decisions for all injuries and conditions</w:t>
             </w:r>
@@ -1159,7 +1130,7 @@
         </w:tc>
         <w:tc>
           <w:tcPr>
-            <w:tcW w:w="2425" w:type="dxa"/>
+            <w:tcW w:w="3159" w:type="dxa"/>
           </w:tcPr>
           <w:p>
             <w:pPr>
@@ -1167,53 +1138,46 @@
               <w:rPr>
                 <w:rFonts w:ascii="Times New Roman" w:hAnsi="Times New Roman" w:cs="Times New Roman"/>
                 <w:color w:val="000000"/>
+                <w:sz w:val="22"/>
+                <w:szCs w:val="22"/>
               </w:rPr>
             </w:pPr>
           </w:p>
         </w:tc>
         <w:tc>
           <w:tcPr>
-            <w:tcW w:w="1080" w:type="dxa"/>
+            <w:tcW w:w="996" w:type="dxa"/>
           </w:tcPr>
           <w:p>
             <w:pPr>
               <w:rPr>
                 <w:rFonts w:ascii="Times New Roman" w:hAnsi="Times New Roman" w:cs="Times New Roman"/>
                 <w:color w:val="000000"/>
+                <w:sz w:val="22"/>
+                <w:szCs w:val="22"/>
               </w:rPr>
             </w:pPr>
             <w:r>
               <w:rPr>
-                <w:rFonts w:ascii="Aptos" w:hAnsi="Aptos" w:cs="Aptos" w:eastAsia="Aptos"/>
                 <w:color w:val="000000"/>
+                <w:sz w:val="22"/>
+                <w:szCs w:val="22"/>
               </w:rPr>
-              <w:t>____</w:t>
-            </w:r>
-            <w:r>
-              <w:rPr>
-                <w:rFonts w:ascii="Aptos" w:hAnsi="Aptos" w:cs="Aptos" w:eastAsia="Aptos"/>
-                <w:color w:val="000000"/>
-              </w:rPr>
-              <w:t>/</w:t>
-            </w:r>
-            <w:r>
-              <w:rPr>
-                <w:rFonts w:ascii="Aptos" w:hAnsi="Aptos" w:cs="Aptos" w:eastAsia="Aptos"/>
-                <w:color w:val="000000"/>
-              </w:rPr>
-              <w:t>25</w:t>
+              <w:t>____/25</w:t>
             </w:r>
           </w:p>
         </w:tc>
         <w:tc>
           <w:tcPr>
-            <w:tcW w:w="3528" w:type="dxa"/>
+            <w:tcW w:w="2073" w:type="dxa"/>
           </w:tcPr>
           <w:p>
             <w:pPr>
               <w:rPr>
                 <w:rFonts w:ascii="Times New Roman" w:hAnsi="Times New Roman" w:cs="Times New Roman"/>
                 <w:color w:val="000000"/>
+                <w:sz w:val="22"/>
+                <w:szCs w:val="22"/>
               </w:rPr>
             </w:pPr>
           </w:p>
@@ -1225,7 +1189,7 @@
         </w:trPr>
         <w:tc>
           <w:tcPr>
-            <w:tcW w:w="2543" w:type="dxa"/>
+            <w:tcW w:w="3348" w:type="dxa"/>
             <w:shd w:val="clear" w:color="auto" w:fill="EDD2C4"/>
           </w:tcPr>
           <w:p>
@@ -1234,40 +1198,47 @@
               <w:rPr>
                 <w:rFonts w:ascii="Times New Roman" w:hAnsi="Times New Roman" w:cs="Times New Roman"/>
                 <w:color w:val="000000"/>
+                <w:sz w:val="22"/>
+                <w:szCs w:val="22"/>
               </w:rPr>
             </w:pPr>
             <w:r>
               <w:rPr>
-                <w:rFonts w:ascii="Aptos" w:hAnsi="Aptos" w:cs="Aptos" w:eastAsia="Aptos"/>
                 <w:color w:val="000000"/>
+                <w:sz w:val="22"/>
+                <w:szCs w:val="22"/>
               </w:rPr>
               <w:t>Reassessment</w:t>
             </w:r>
             <w:r>
               <w:rPr>
-                <w:rFonts w:ascii="Aptos" w:hAnsi="Aptos" w:cs="Aptos" w:eastAsia="Aptos"/>
                 <w:color w:val="000000"/>
+                <w:sz w:val="22"/>
+                <w:szCs w:val="22"/>
               </w:rPr>
               <w:t>:</w:t>
             </w:r>
             <w:r>
               <w:rPr>
-                <w:rFonts w:ascii="Aptos" w:hAnsi="Aptos" w:cs="Aptos" w:eastAsia="Aptos"/>
                 <w:color w:val="000000"/>
+                <w:sz w:val="22"/>
+                <w:szCs w:val="22"/>
               </w:rPr>
               <w:t xml:space="preserve"> repeat primary assessment and vital signs</w:t>
             </w:r>
             <w:r>
               <w:rPr>
-                <w:rFonts w:ascii="Aptos" w:hAnsi="Aptos" w:cs="Aptos" w:eastAsia="Aptos"/>
                 <w:color w:val="000000"/>
+                <w:sz w:val="22"/>
+                <w:szCs w:val="22"/>
               </w:rPr>
               <w:t>,</w:t>
             </w:r>
             <w:r>
               <w:rPr>
-                <w:rFonts w:ascii="Aptos" w:hAnsi="Aptos" w:cs="Aptos" w:eastAsia="Aptos"/>
                 <w:color w:val="000000"/>
+                <w:sz w:val="22"/>
+                <w:szCs w:val="22"/>
               </w:rPr>
               <w:t xml:space="preserve"> and adjust care as indicated</w:t>
             </w:r>
@@ -1275,7 +1246,7 @@
         </w:tc>
         <w:tc>
           <w:tcPr>
-            <w:tcW w:w="2425" w:type="dxa"/>
+            <w:tcW w:w="3159" w:type="dxa"/>
           </w:tcPr>
           <w:p>
             <w:pPr>
@@ -1283,53 +1254,46 @@
               <w:rPr>
                 <w:rFonts w:ascii="Times New Roman" w:hAnsi="Times New Roman" w:cs="Times New Roman"/>
                 <w:color w:val="000000"/>
+                <w:sz w:val="22"/>
+                <w:szCs w:val="22"/>
               </w:rPr>
             </w:pPr>
           </w:p>
         </w:tc>
         <w:tc>
           <w:tcPr>
-            <w:tcW w:w="1080" w:type="dxa"/>
+            <w:tcW w:w="996" w:type="dxa"/>
           </w:tcPr>
           <w:p>
             <w:pPr>
               <w:rPr>
                 <w:rFonts w:ascii="Times New Roman" w:hAnsi="Times New Roman" w:cs="Times New Roman"/>
                 <w:color w:val="000000"/>
+                <w:sz w:val="22"/>
+                <w:szCs w:val="22"/>
               </w:rPr>
             </w:pPr>
             <w:r>
               <w:rPr>
-                <w:rFonts w:ascii="Aptos" w:hAnsi="Aptos" w:cs="Aptos" w:eastAsia="Aptos"/>
                 <w:color w:val="000000"/>
+                <w:sz w:val="22"/>
+                <w:szCs w:val="22"/>
               </w:rPr>
-              <w:t>____</w:t>
-            </w:r>
-            <w:r>
-              <w:rPr>
-                <w:rFonts w:ascii="Aptos" w:hAnsi="Aptos" w:cs="Aptos" w:eastAsia="Aptos"/>
-                <w:color w:val="000000"/>
-              </w:rPr>
-              <w:t>/</w:t>
-            </w:r>
-            <w:r>
-              <w:rPr>
-                <w:rFonts w:ascii="Aptos" w:hAnsi="Aptos" w:cs="Aptos" w:eastAsia="Aptos"/>
-                <w:color w:val="000000"/>
-              </w:rPr>
-              <w:t>5</w:t>
+              <w:t>____/5</w:t>
             </w:r>
           </w:p>
         </w:tc>
         <w:tc>
           <w:tcPr>
-            <w:tcW w:w="3528" w:type="dxa"/>
+            <w:tcW w:w="2073" w:type="dxa"/>
           </w:tcPr>
           <w:p>
             <w:pPr>
               <w:rPr>
                 <w:rFonts w:ascii="Times New Roman" w:hAnsi="Times New Roman" w:cs="Times New Roman"/>
                 <w:color w:val="000000"/>
+                <w:sz w:val="22"/>
+                <w:szCs w:val="22"/>
               </w:rPr>
             </w:pPr>
           </w:p>
@@ -1341,7 +1305,7 @@
         </w:trPr>
         <w:tc>
           <w:tcPr>
-            <w:tcW w:w="2543" w:type="dxa"/>
+            <w:tcW w:w="3348" w:type="dxa"/>
             <w:shd w:val="clear" w:color="auto" w:fill="EDD2C4"/>
           </w:tcPr>
           <w:p>
@@ -1350,12 +1314,15 @@
               <w:rPr>
                 <w:rFonts w:ascii="Times New Roman" w:hAnsi="Times New Roman" w:cs="Times New Roman"/>
                 <w:color w:val="000000"/>
+                <w:sz w:val="22"/>
+                <w:szCs w:val="22"/>
               </w:rPr>
             </w:pPr>
             <w:r>
               <w:rPr>
-                <w:rFonts w:ascii="Aptos" w:hAnsi="Aptos" w:cs="Aptos" w:eastAsia="Aptos"/>
                 <w:color w:val="000000"/>
+                <w:sz w:val="22"/>
+                <w:szCs w:val="22"/>
               </w:rPr>
               <w:t>All injuries identified</w:t>
             </w:r>
@@ -1363,7 +1330,7 @@
         </w:tc>
         <w:tc>
           <w:tcPr>
-            <w:tcW w:w="2425" w:type="dxa"/>
+            <w:tcW w:w="3159" w:type="dxa"/>
           </w:tcPr>
           <w:p>
             <w:pPr>
@@ -1371,53 +1338,46 @@
               <w:rPr>
                 <w:rFonts w:ascii="Times New Roman" w:hAnsi="Times New Roman" w:cs="Times New Roman"/>
                 <w:color w:val="000000"/>
+                <w:sz w:val="22"/>
+                <w:szCs w:val="22"/>
               </w:rPr>
             </w:pPr>
           </w:p>
         </w:tc>
         <w:tc>
           <w:tcPr>
-            <w:tcW w:w="1080" w:type="dxa"/>
+            <w:tcW w:w="996" w:type="dxa"/>
           </w:tcPr>
           <w:p>
             <w:pPr>
               <w:rPr>
                 <w:rFonts w:ascii="Times New Roman" w:hAnsi="Times New Roman" w:cs="Times New Roman"/>
                 <w:color w:val="000000"/>
+                <w:sz w:val="22"/>
+                <w:szCs w:val="22"/>
               </w:rPr>
             </w:pPr>
             <w:r>
               <w:rPr>
-                <w:rFonts w:ascii="Aptos" w:hAnsi="Aptos" w:cs="Aptos" w:eastAsia="Aptos"/>
                 <w:color w:val="000000"/>
+                <w:sz w:val="22"/>
+                <w:szCs w:val="22"/>
               </w:rPr>
-              <w:t>____</w:t>
-            </w:r>
-            <w:r>
-              <w:rPr>
-                <w:rFonts w:ascii="Aptos" w:hAnsi="Aptos" w:cs="Aptos" w:eastAsia="Aptos"/>
-                <w:color w:val="000000"/>
-              </w:rPr>
-              <w:t>/</w:t>
-            </w:r>
-            <w:r>
-              <w:rPr>
-                <w:rFonts w:ascii="Aptos" w:hAnsi="Aptos" w:cs="Aptos" w:eastAsia="Aptos"/>
-                <w:color w:val="000000"/>
-              </w:rPr>
-              <w:t>5</w:t>
+              <w:t>____/5</w:t>
             </w:r>
           </w:p>
         </w:tc>
         <w:tc>
           <w:tcPr>
-            <w:tcW w:w="3528" w:type="dxa"/>
+            <w:tcW w:w="2073" w:type="dxa"/>
           </w:tcPr>
           <w:p>
             <w:pPr>
               <w:rPr>
                 <w:rFonts w:ascii="Times New Roman" w:hAnsi="Times New Roman" w:cs="Times New Roman"/>
                 <w:color w:val="000000"/>
+                <w:sz w:val="22"/>
+                <w:szCs w:val="22"/>
               </w:rPr>
             </w:pPr>
           </w:p>
@@ -1429,7 +1389,7 @@
         </w:trPr>
         <w:tc>
           <w:tcPr>
-            <w:tcW w:w="2543" w:type="dxa"/>
+            <w:tcW w:w="3348" w:type="dxa"/>
             <w:shd w:val="clear" w:color="auto" w:fill="EDD2C4"/>
           </w:tcPr>
           <w:p>
@@ -1438,28 +1398,23 @@
               <w:rPr>
                 <w:rFonts w:ascii="Times New Roman" w:hAnsi="Times New Roman" w:cs="Times New Roman"/>
                 <w:color w:val="000000"/>
+                <w:sz w:val="22"/>
+                <w:szCs w:val="22"/>
               </w:rPr>
             </w:pPr>
             <w:r>
               <w:rPr>
-                <w:rFonts w:ascii="Aptos" w:hAnsi="Aptos" w:cs="Aptos" w:eastAsia="Aptos"/>
                 <w:color w:val="000000"/>
+                <w:sz w:val="22"/>
+                <w:szCs w:val="22"/>
               </w:rPr>
-              <w:t xml:space="preserve">Care provided by the </w:t>
-            </w:r>
-            <w:r>
-              <w:rPr>
-                <w:rFonts w:ascii="Aptos" w:hAnsi="Aptos" w:cs="Aptos" w:eastAsia="Aptos"/>
-                <w:color w:val="000000"/>
-              </w:rPr>
-              <w:lastRenderedPageBreak/>
-              <w:t>team is organized</w:t>
+              <w:t>Care provided by the team is organized</w:t>
             </w:r>
           </w:p>
         </w:tc>
         <w:tc>
           <w:tcPr>
-            <w:tcW w:w="2425" w:type="dxa"/>
+            <w:tcW w:w="3159" w:type="dxa"/>
           </w:tcPr>
           <w:p>
             <w:pPr>
@@ -1467,53 +1422,46 @@
               <w:rPr>
                 <w:rFonts w:ascii="Times New Roman" w:hAnsi="Times New Roman" w:cs="Times New Roman"/>
                 <w:color w:val="000000"/>
+                <w:sz w:val="22"/>
+                <w:szCs w:val="22"/>
               </w:rPr>
             </w:pPr>
           </w:p>
         </w:tc>
         <w:tc>
           <w:tcPr>
-            <w:tcW w:w="1080" w:type="dxa"/>
+            <w:tcW w:w="996" w:type="dxa"/>
           </w:tcPr>
           <w:p>
             <w:pPr>
               <w:rPr>
                 <w:rFonts w:ascii="Times New Roman" w:hAnsi="Times New Roman" w:cs="Times New Roman"/>
                 <w:color w:val="000000"/>
+                <w:sz w:val="22"/>
+                <w:szCs w:val="22"/>
               </w:rPr>
             </w:pPr>
             <w:r>
               <w:rPr>
-                <w:rFonts w:ascii="Aptos" w:hAnsi="Aptos" w:cs="Aptos" w:eastAsia="Aptos"/>
                 <w:color w:val="000000"/>
+                <w:sz w:val="22"/>
+                <w:szCs w:val="22"/>
               </w:rPr>
-              <w:t>____</w:t>
-            </w:r>
-            <w:r>
-              <w:rPr>
-                <w:rFonts w:ascii="Aptos" w:hAnsi="Aptos" w:cs="Aptos" w:eastAsia="Aptos"/>
-                <w:color w:val="000000"/>
-              </w:rPr>
-              <w:t>/</w:t>
-            </w:r>
-            <w:r>
-              <w:rPr>
-                <w:rFonts w:ascii="Aptos" w:hAnsi="Aptos" w:cs="Aptos" w:eastAsia="Aptos"/>
-                <w:color w:val="000000"/>
-              </w:rPr>
-              <w:t>5</w:t>
+              <w:t>____/5</w:t>
             </w:r>
           </w:p>
         </w:tc>
         <w:tc>
           <w:tcPr>
-            <w:tcW w:w="3528" w:type="dxa"/>
+            <w:tcW w:w="2073" w:type="dxa"/>
           </w:tcPr>
           <w:p>
             <w:pPr>
               <w:rPr>
                 <w:rFonts w:ascii="Times New Roman" w:hAnsi="Times New Roman" w:cs="Times New Roman"/>
                 <w:color w:val="000000"/>
+                <w:sz w:val="22"/>
+                <w:szCs w:val="22"/>
               </w:rPr>
             </w:pPr>
           </w:p>
@@ -1525,7 +1473,7 @@
         </w:trPr>
         <w:tc>
           <w:tcPr>
-            <w:tcW w:w="2543" w:type="dxa"/>
+            <w:tcW w:w="3348" w:type="dxa"/>
             <w:shd w:val="clear" w:color="auto" w:fill="EDD2C4"/>
           </w:tcPr>
           <w:p>
@@ -1534,12 +1482,15 @@
               <w:rPr>
                 <w:rFonts w:ascii="Times New Roman" w:hAnsi="Times New Roman" w:cs="Times New Roman"/>
                 <w:color w:val="000000"/>
+                <w:sz w:val="22"/>
+                <w:szCs w:val="22"/>
               </w:rPr>
             </w:pPr>
             <w:r>
               <w:rPr>
-                <w:rFonts w:ascii="Aptos" w:hAnsi="Aptos" w:cs="Aptos" w:eastAsia="Aptos"/>
                 <w:color w:val="000000"/>
+                <w:sz w:val="22"/>
+                <w:szCs w:val="22"/>
               </w:rPr>
               <w:t>Team acted in an efficient and professional manner</w:t>
             </w:r>
@@ -1547,7 +1498,7 @@
         </w:tc>
         <w:tc>
           <w:tcPr>
-            <w:tcW w:w="2425" w:type="dxa"/>
+            <w:tcW w:w="3159" w:type="dxa"/>
           </w:tcPr>
           <w:p>
             <w:pPr>
@@ -1555,53 +1506,46 @@
               <w:rPr>
                 <w:rFonts w:ascii="Times New Roman" w:hAnsi="Times New Roman" w:cs="Times New Roman"/>
                 <w:color w:val="000000"/>
+                <w:sz w:val="22"/>
+                <w:szCs w:val="22"/>
               </w:rPr>
             </w:pPr>
           </w:p>
         </w:tc>
         <w:tc>
           <w:tcPr>
-            <w:tcW w:w="1080" w:type="dxa"/>
+            <w:tcW w:w="996" w:type="dxa"/>
           </w:tcPr>
           <w:p>
             <w:pPr>
               <w:rPr>
                 <w:rFonts w:ascii="Times New Roman" w:hAnsi="Times New Roman" w:cs="Times New Roman"/>
                 <w:color w:val="000000"/>
+                <w:sz w:val="22"/>
+                <w:szCs w:val="22"/>
               </w:rPr>
             </w:pPr>
             <w:r>
               <w:rPr>
-                <w:rFonts w:ascii="Aptos" w:hAnsi="Aptos" w:cs="Aptos" w:eastAsia="Aptos"/>
                 <w:color w:val="000000"/>
+                <w:sz w:val="22"/>
+                <w:szCs w:val="22"/>
               </w:rPr>
-              <w:t>____</w:t>
-            </w:r>
-            <w:r>
-              <w:rPr>
-                <w:rFonts w:ascii="Aptos" w:hAnsi="Aptos" w:cs="Aptos" w:eastAsia="Aptos"/>
-                <w:color w:val="000000"/>
-              </w:rPr>
-              <w:t>/</w:t>
-            </w:r>
-            <w:r>
-              <w:rPr>
-                <w:rFonts w:ascii="Aptos" w:hAnsi="Aptos" w:cs="Aptos" w:eastAsia="Aptos"/>
-                <w:color w:val="000000"/>
-              </w:rPr>
-              <w:t>5</w:t>
+              <w:t>____/5</w:t>
             </w:r>
           </w:p>
         </w:tc>
         <w:tc>
           <w:tcPr>
-            <w:tcW w:w="3528" w:type="dxa"/>
+            <w:tcW w:w="2073" w:type="dxa"/>
           </w:tcPr>
           <w:p>
             <w:pPr>
               <w:rPr>
                 <w:rFonts w:ascii="Times New Roman" w:hAnsi="Times New Roman" w:cs="Times New Roman"/>
                 <w:color w:val="000000"/>
+                <w:sz w:val="22"/>
+                <w:szCs w:val="22"/>
               </w:rPr>
             </w:pPr>
           </w:p>
@@ -1620,7 +1564,6 @@
       </w:pPr>
       <w:r>
         <w:rPr>
-          <w:rFonts w:ascii="Aptos" w:hAnsi="Aptos" w:cs="Aptos" w:eastAsia="Aptos"/>
           <w:color w:val="000000"/>
           <w:sz w:val="24"/>
           <w:szCs w:val="24"/>
@@ -1629,7 +1572,6 @@
       </w:r>
       <w:r>
         <w:rPr>
-          <w:rFonts w:ascii="Aptos" w:hAnsi="Aptos" w:cs="Aptos" w:eastAsia="Aptos"/>
           <w:color w:val="000000"/>
           <w:sz w:val="24"/>
           <w:szCs w:val="24"/>
@@ -1638,7 +1580,6 @@
       </w:r>
       <w:r>
         <w:rPr>
-          <w:rFonts w:ascii="Aptos" w:hAnsi="Aptos" w:cs="Aptos" w:eastAsia="Aptos"/>
           <w:color w:val="000000"/>
           <w:sz w:val="24"/>
           <w:szCs w:val="24"/>
@@ -1647,7 +1588,6 @@
       </w:r>
       <w:r>
         <w:rPr>
-          <w:rFonts w:ascii="Aptos" w:hAnsi="Aptos" w:cs="Aptos" w:eastAsia="Aptos"/>
           <w:color w:val="000000"/>
           <w:sz w:val="24"/>
           <w:szCs w:val="24"/>
@@ -1656,7 +1596,6 @@
       </w:r>
       <w:r>
         <w:rPr>
-          <w:rFonts w:ascii="Aptos" w:hAnsi="Aptos" w:cs="Aptos" w:eastAsia="Aptos"/>
           <w:color w:val="000000"/>
           <w:sz w:val="24"/>
           <w:szCs w:val="24"/>
@@ -1665,7 +1604,6 @@
       </w:r>
       <w:r>
         <w:rPr>
-          <w:rFonts w:ascii="Aptos" w:hAnsi="Aptos" w:cs="Aptos" w:eastAsia="Aptos"/>
           <w:color w:val="000000"/>
           <w:sz w:val="24"/>
           <w:szCs w:val="24"/>
@@ -1710,7 +1648,33 @@
       </w:r>
       <w:r>
         <w:rPr>
-          <w:rFonts w:ascii="Aptos" w:hAnsi="Aptos" w:cs="Aptos" w:eastAsia="Aptos"/>
+          <w:rFonts w:ascii="Times New Roman" w:hAnsi="Times New Roman" w:cs="Times New Roman"/>
+          <w:color w:val="000000"/>
+          <w:sz w:val="24"/>
+          <w:szCs w:val="24"/>
+        </w:rPr>
+        <w:tab/>
+      </w:r>
+      <w:r>
+        <w:rPr>
+          <w:rFonts w:ascii="Times New Roman" w:hAnsi="Times New Roman" w:cs="Times New Roman"/>
+          <w:color w:val="000000"/>
+          <w:sz w:val="24"/>
+          <w:szCs w:val="24"/>
+        </w:rPr>
+        <w:tab/>
+      </w:r>
+      <w:r>
+        <w:rPr>
+          <w:rFonts w:ascii="Times New Roman" w:hAnsi="Times New Roman" w:cs="Times New Roman"/>
+          <w:color w:val="000000"/>
+          <w:sz w:val="24"/>
+          <w:szCs w:val="24"/>
+        </w:rPr>
+        <w:tab/>
+      </w:r>
+      <w:r>
+        <w:rPr>
           <w:b/>
           <w:bCs/>
           <w:color w:val="000000"/>
@@ -1730,7 +1694,6 @@
       </w:r>
       <w:r>
         <w:rPr>
-          <w:rFonts w:ascii="Aptos" w:hAnsi="Aptos" w:cs="Aptos" w:eastAsia="Aptos"/>
           <w:color w:val="000000"/>
           <w:sz w:val="24"/>
           <w:szCs w:val="24"/>
@@ -1739,7 +1702,6 @@
       </w:r>
       <w:r>
         <w:rPr>
-          <w:rFonts w:ascii="Aptos" w:hAnsi="Aptos" w:cs="Aptos" w:eastAsia="Aptos"/>
           <w:color w:val="000000"/>
           <w:sz w:val="24"/>
           <w:szCs w:val="24"/>
@@ -1748,7 +1710,6 @@
       </w:r>
       <w:r>
         <w:rPr>
-          <w:rFonts w:ascii="Aptos" w:hAnsi="Aptos" w:cs="Aptos" w:eastAsia="Aptos"/>
           <w:color w:val="000000"/>
           <w:sz w:val="24"/>
           <w:szCs w:val="24"/>
@@ -1760,53 +1721,51 @@
       <w:pPr>
         <w:spacing w:after="0" w:line="240" w:lineRule="auto"/>
         <w:rPr>
+          <w:color w:val="000000"/>
+          <w:sz w:val="20"/>
+          <w:szCs w:val="20"/>
+        </w:rPr>
+      </w:pPr>
+    </w:p>
+    <w:p>
+      <w:pPr>
+        <w:spacing w:after="0" w:line="240" w:lineRule="auto"/>
+        <w:rPr>
           <w:rFonts w:ascii="Times New Roman" w:hAnsi="Times New Roman" w:cs="Times New Roman"/>
           <w:color w:val="000000"/>
-          <w:sz w:val="24"/>
-          <w:szCs w:val="24"/>
+          <w:sz w:val="20"/>
+          <w:szCs w:val="20"/>
         </w:rPr>
       </w:pPr>
       <w:r>
         <w:rPr>
-          <w:rFonts w:ascii="Aptos" w:hAnsi="Aptos" w:cs="Aptos" w:eastAsia="Aptos"/>
           <w:color w:val="000000"/>
-          <w:sz w:val="24"/>
-          <w:szCs w:val="24"/>
+          <w:sz w:val="20"/>
+          <w:szCs w:val="20"/>
         </w:rPr>
         <w:t xml:space="preserve">Please provide your comments </w:t>
       </w:r>
       <w:r>
         <w:rPr>
-          <w:rFonts w:ascii="Aptos" w:hAnsi="Aptos" w:cs="Aptos" w:eastAsia="Aptos"/>
           <w:color w:val="000000"/>
-          <w:sz w:val="24"/>
-          <w:szCs w:val="24"/>
+          <w:sz w:val="20"/>
+          <w:szCs w:val="20"/>
         </w:rPr>
-        <w:t>on</w:t>
+        <w:t xml:space="preserve">on </w:t>
       </w:r>
       <w:r>
         <w:rPr>
-          <w:rFonts w:ascii="Aptos" w:hAnsi="Aptos" w:cs="Aptos" w:eastAsia="Aptos"/>
           <w:color w:val="000000"/>
-          <w:sz w:val="24"/>
-          <w:szCs w:val="24"/>
-        </w:rPr>
-        <w:t xml:space="preserve"> </w:t>
-      </w:r>
-      <w:r>
-        <w:rPr>
-          <w:rFonts w:ascii="Aptos" w:hAnsi="Aptos" w:cs="Aptos" w:eastAsia="Aptos"/>
-          <w:color w:val="000000"/>
-          <w:sz w:val="24"/>
-          <w:szCs w:val="24"/>
+          <w:sz w:val="20"/>
+          <w:szCs w:val="20"/>
         </w:rPr>
         <w:t>what your team did well, what was missed, and what you can do better next time to improve the outcomes in the event of an emergency:</w:t>
       </w:r>
     </w:p>
     <w:sectPr>
-      <w:footerReference w:type="default" r:id="rId10"/>
+      <w:footerReference w:type="default" r:id="rId8"/>
       <w:pgSz w:w="12240" w:h="15840"/>
-      <w:pgMar w:top="1440" w:right="1440" w:bottom="1440" w:left="1440" w:header="706" w:footer="706" w:gutter="0"/>
+      <w:pgMar w:top="720" w:right="720" w:bottom="720" w:left="720" w:header="706" w:footer="706" w:gutter="0"/>
       <w:cols w:space="720"/>
       <w:docGrid w:linePitch="360"/>
     </w:sectPr>
@@ -1815,7 +1774,7 @@
 </file>
 
 <file path=word/endnotes.xml><?xml version="1.0" encoding="utf-8"?>
-<w:endnotes xmlns:wpc="http://schemas.microsoft.com/office/word/2010/wordprocessingCanvas" xmlns:cx="http://schemas.microsoft.com/office/drawing/2014/chartex" xmlns:cx1="http://schemas.microsoft.com/office/drawing/2015/9/8/chartex" xmlns:cx2="http://schemas.microsoft.com/office/drawing/2015/10/21/chartex" xmlns:cx3="http://schemas.microsoft.com/office/drawing/2016/5/9/chartex" xmlns:cx4="http://schemas.microsoft.com/office/drawing/2016/5/10/chartex" xmlns:cx5="http://schemas.microsoft.com/office/drawing/2016/5/11/chartex" xmlns:cx6="http://schemas.microsoft.com/office/drawing/2016/5/12/chartex" xmlns:cx7="http://schemas.microsoft.com/office/drawing/2016/5/13/chartex" xmlns:cx8="http://schemas.microsoft.com/office/drawing/2016/5/14/chartex" xmlns:mc="http://schemas.openxmlformats.org/markup-compatibility/2006" xmlns:aink="http://schemas.microsoft.com/office/drawing/2016/ink" xmlns:am3d="http://schemas.microsoft.com/office/drawing/2017/model3d" xmlns:o="urn:schemas-microsoft-com:office:office" xmlns:oel="http://schemas.microsoft.com/office/2019/extlst" xmlns:r="http://schemas.openxmlformats.org/officeDocument/2006/relationships" xmlns:m="http://schemas.openxmlformats.org/officeDocument/2006/math" xmlns:v="urn:schemas-microsoft-com:vml" xmlns:wp14="http://schemas.microsoft.com/office/word/2010/wordprocessingDrawing" xmlns:wp="http://schemas.openxmlformats.org/drawingml/2006/wordprocessingDrawing" xmlns:w10="urn:schemas-microsoft-com:office:word" xmlns:w="http://schemas.openxmlformats.org/wordprocessingml/2006/main" xmlns:w14="http://schemas.microsoft.com/office/word/2010/wordml" xmlns:w15="http://schemas.microsoft.com/office/word/2012/wordml" xmlns:w16cei="http://schemas.microsoft.com/office/word/2026/wordml/cei" xmlns:w16cex="http://schemas.microsoft.com/office/word/2018/wordml/cex" xmlns:w16cid="http://schemas.microsoft.com/office/word/2016/wordml/cid" xmlns:w16="http://schemas.microsoft.com/office/word/2018/wordml" xmlns:w16du="http://schemas.microsoft.com/office/word/2023/wordml/word16du" xmlns:w16sdtdh="http://schemas.microsoft.com/office/word/2020/wordml/sdtdatahash" xmlns:w16sdtfl="http://schemas.microsoft.com/office/word/2024/wordml/sdtformatlock" xmlns:w16se="http://schemas.microsoft.com/office/word/2015/wordml/symex" xmlns:wpg="http://schemas.microsoft.com/office/word/2010/wordprocessingGroup" xmlns:wpi="http://schemas.microsoft.com/office/word/2010/wordprocessingInk" xmlns:wne="http://schemas.microsoft.com/office/word/2006/wordml" xmlns:wps="http://schemas.microsoft.com/office/word/2010/wordprocessingShape" mc:Ignorable="w14 w15 w16se w16cid w16 w16cex w16sdtdh w16sdtfl w16du wp14">
+<w:endnotes xmlns:wpc="http://schemas.microsoft.com/office/word/2010/wordprocessingCanvas" xmlns:cx="http://schemas.microsoft.com/office/drawing/2014/chartex" xmlns:cx1="http://schemas.microsoft.com/office/drawing/2015/9/8/chartex" xmlns:cx2="http://schemas.microsoft.com/office/drawing/2015/10/21/chartex" xmlns:cx3="http://schemas.microsoft.com/office/drawing/2016/5/9/chartex" xmlns:cx4="http://schemas.microsoft.com/office/drawing/2016/5/10/chartex" xmlns:cx5="http://schemas.microsoft.com/office/drawing/2016/5/11/chartex" xmlns:cx6="http://schemas.microsoft.com/office/drawing/2016/5/12/chartex" xmlns:cx7="http://schemas.microsoft.com/office/drawing/2016/5/13/chartex" xmlns:cx8="http://schemas.microsoft.com/office/drawing/2016/5/14/chartex" xmlns:mc="http://schemas.openxmlformats.org/markup-compatibility/2006" xmlns:aink="http://schemas.microsoft.com/office/drawing/2016/ink" xmlns:am3d="http://schemas.microsoft.com/office/drawing/2017/model3d" xmlns:o="urn:schemas-microsoft-com:office:office" xmlns:oel="http://schemas.microsoft.com/office/2019/extlst" xmlns:r="http://schemas.openxmlformats.org/officeDocument/2006/relationships" xmlns:m="http://schemas.openxmlformats.org/officeDocument/2006/math" xmlns:v="urn:schemas-microsoft-com:vml" xmlns:wp14="http://schemas.microsoft.com/office/word/2010/wordprocessingDrawing" xmlns:wp="http://schemas.openxmlformats.org/drawingml/2006/wordprocessingDrawing" xmlns:w10="urn:schemas-microsoft-com:office:word" xmlns:w="http://schemas.openxmlformats.org/wordprocessingml/2006/main" xmlns:w14="http://schemas.microsoft.com/office/word/2010/wordml" xmlns:w15="http://schemas.microsoft.com/office/word/2012/wordml" xmlns:w16cex="http://schemas.microsoft.com/office/word/2018/wordml/cex" xmlns:w16cid="http://schemas.microsoft.com/office/word/2016/wordml/cid" xmlns:w16="http://schemas.microsoft.com/office/word/2018/wordml" xmlns:w16du="http://schemas.microsoft.com/office/word/2023/wordml/word16du" xmlns:w16sdtdh="http://schemas.microsoft.com/office/word/2020/wordml/sdtdatahash" xmlns:w16sdtfl="http://schemas.microsoft.com/office/word/2024/wordml/sdtformatlock" xmlns:w16se="http://schemas.microsoft.com/office/word/2015/wordml/symex" xmlns:wpg="http://schemas.microsoft.com/office/word/2010/wordprocessingGroup" xmlns:wpi="http://schemas.microsoft.com/office/word/2010/wordprocessingInk" xmlns:wne="http://schemas.microsoft.com/office/word/2006/wordml" xmlns:wps="http://schemas.microsoft.com/office/word/2010/wordprocessingShape" mc:Ignorable="w14 w15 w16se w16cid w16 w16cex w16sdtdh w16sdtfl w16du wp14">
   <w:endnote w:type="separator" w:id="-1">
     <w:p>
       <w:pPr>
@@ -1840,22 +1799,19 @@
 </file>
 
 <file path=word/footer1.xml><?xml version="1.0" encoding="utf-8"?>
-<w:ftr xmlns:m="http://schemas.openxmlformats.org/officeDocument/2006/math" xmlns:mc="http://schemas.openxmlformats.org/markup-compatibility/2006" xmlns:mo="http://schemas.microsoft.com/office/mac/office/2008/main" xmlns:mv="urn:schemas-microsoft-com:mac:vml" xmlns:o="urn:schemas-microsoft-com:office:office" xmlns:r="http://schemas.openxmlformats.org/officeDocument/2006/relationships" xmlns:v="urn:schemas-microsoft-com:vml" xmlns:w10="urn:schemas-microsoft-com:office:word" xmlns:w14="http://schemas.microsoft.com/office/word/2010/wordml" xmlns:w="http://schemas.openxmlformats.org/wordprocessingml/2006/main" xmlns:wne="http://schemas.microsoft.com/office/word/2006/wordml" xmlns:wp14="http://schemas.microsoft.com/office/word/2010/wordprocessingDrawing" xmlns:wp="http://schemas.openxmlformats.org/drawingml/2006/wordprocessingDrawing" xmlns:wpc="http://schemas.microsoft.com/office/word/2010/wordprocessingCanvas" xmlns:wpg="http://schemas.microsoft.com/office/word/2010/wordprocessingGroup" xmlns:wpi="http://schemas.microsoft.com/office/word/2010/wordprocessingInk" xmlns:wps="http://schemas.microsoft.com/office/word/2010/wordprocessingShape" mc:Ignorable="w14 wp14">
+<w:ftr xmlns:wpc="http://schemas.microsoft.com/office/word/2010/wordprocessingCanvas" xmlns:cx="http://schemas.microsoft.com/office/drawing/2014/chartex" xmlns:cx1="http://schemas.microsoft.com/office/drawing/2015/9/8/chartex" xmlns:cx2="http://schemas.microsoft.com/office/drawing/2015/10/21/chartex" xmlns:cx3="http://schemas.microsoft.com/office/drawing/2016/5/9/chartex" xmlns:cx4="http://schemas.microsoft.com/office/drawing/2016/5/10/chartex" xmlns:cx5="http://schemas.microsoft.com/office/drawing/2016/5/11/chartex" xmlns:cx6="http://schemas.microsoft.com/office/drawing/2016/5/12/chartex" xmlns:cx7="http://schemas.microsoft.com/office/drawing/2016/5/13/chartex" xmlns:cx8="http://schemas.microsoft.com/office/drawing/2016/5/14/chartex" xmlns:mc="http://schemas.openxmlformats.org/markup-compatibility/2006" xmlns:aink="http://schemas.microsoft.com/office/drawing/2016/ink" xmlns:am3d="http://schemas.microsoft.com/office/drawing/2017/model3d" xmlns:o="urn:schemas-microsoft-com:office:office" xmlns:oel="http://schemas.microsoft.com/office/2019/extlst" xmlns:r="http://schemas.openxmlformats.org/officeDocument/2006/relationships" xmlns:m="http://schemas.openxmlformats.org/officeDocument/2006/math" xmlns:v="urn:schemas-microsoft-com:vml" xmlns:wp14="http://schemas.microsoft.com/office/word/2010/wordprocessingDrawing" xmlns:wp="http://schemas.openxmlformats.org/drawingml/2006/wordprocessingDrawing" xmlns:w10="urn:schemas-microsoft-com:office:word" xmlns:w="http://schemas.openxmlformats.org/wordprocessingml/2006/main" xmlns:w14="http://schemas.microsoft.com/office/word/2010/wordml" xmlns:w15="http://schemas.microsoft.com/office/word/2012/wordml" xmlns:w16cex="http://schemas.microsoft.com/office/word/2018/wordml/cex" xmlns:w16cid="http://schemas.microsoft.com/office/word/2016/wordml/cid" xmlns:w16="http://schemas.microsoft.com/office/word/2018/wordml" xmlns:w16du="http://schemas.microsoft.com/office/word/2023/wordml/word16du" xmlns:w16sdtdh="http://schemas.microsoft.com/office/word/2020/wordml/sdtdatahash" xmlns:w16sdtfl="http://schemas.microsoft.com/office/word/2024/wordml/sdtformatlock" xmlns:w16se="http://schemas.microsoft.com/office/word/2015/wordml/symex" xmlns:wpg="http://schemas.microsoft.com/office/word/2010/wordprocessingGroup" xmlns:wpi="http://schemas.microsoft.com/office/word/2010/wordprocessingInk" xmlns:wne="http://schemas.microsoft.com/office/word/2006/wordml" xmlns:wps="http://schemas.microsoft.com/office/word/2010/wordprocessingShape" mc:Ignorable="w14 w15 w16se w16cid w16 w16cex w16sdtdh w16sdtfl w16du wp14">
   <w:p>
     <w:pPr>
-      <w:spacing w:line="240" w:lineRule="auto" w:before="0" w:after="0"/>
-      <w:jc w:val="left"/>
+      <w:spacing w:after="0" w:line="240" w:lineRule="auto"/>
     </w:pPr>
     <w:r>
       <w:rPr>
-        <w:rFonts w:ascii="Aptos" w:hAnsi="Aptos" w:eastAsia="Aptos" w:cs="Aptos"/>
         <w:sz w:val="18"/>
       </w:rPr>
       <w:t xml:space="preserve">From J.M. Larson and H.L. Stedge, </w:t>
     </w:r>
     <w:r>
       <w:rPr>
-        <w:rFonts w:ascii="Aptos" w:hAnsi="Aptos" w:eastAsia="Aptos" w:cs="Aptos"/>
         <w:i/>
         <w:sz w:val="18"/>
       </w:rPr>
@@ -1863,7 +1819,6 @@
     </w:r>
     <w:r>
       <w:rPr>
-        <w:rFonts w:ascii="Aptos" w:hAnsi="Aptos" w:eastAsia="Aptos" w:cs="Aptos"/>
         <w:sz w:val="18"/>
       </w:rPr>
       <w:t xml:space="preserve"> (Human Kinetics, 2027).</w:t>
@@ -1873,7 +1828,7 @@
 </file>
 
 <file path=word/footnotes.xml><?xml version="1.0" encoding="utf-8"?>
-<w:footnotes xmlns:wpc="http://schemas.microsoft.com/office/word/2010/wordprocessingCanvas" xmlns:cx="http://schemas.microsoft.com/office/drawing/2014/chartex" xmlns:cx1="http://schemas.microsoft.com/office/drawing/2015/9/8/chartex" xmlns:cx2="http://schemas.microsoft.com/office/drawing/2015/10/21/chartex" xmlns:cx3="http://schemas.microsoft.com/office/drawing/2016/5/9/chartex" xmlns:cx4="http://schemas.microsoft.com/office/drawing/2016/5/10/chartex" xmlns:cx5="http://schemas.microsoft.com/office/drawing/2016/5/11/chartex" xmlns:cx6="http://schemas.microsoft.com/office/drawing/2016/5/12/chartex" xmlns:cx7="http://schemas.microsoft.com/office/drawing/2016/5/13/chartex" xmlns:cx8="http://schemas.microsoft.com/office/drawing/2016/5/14/chartex" xmlns:mc="http://schemas.openxmlformats.org/markup-compatibility/2006" xmlns:aink="http://schemas.microsoft.com/office/drawing/2016/ink" xmlns:am3d="http://schemas.microsoft.com/office/drawing/2017/model3d" xmlns:o="urn:schemas-microsoft-com:office:office" xmlns:oel="http://schemas.microsoft.com/office/2019/extlst" xmlns:r="http://schemas.openxmlformats.org/officeDocument/2006/relationships" xmlns:m="http://schemas.openxmlformats.org/officeDocument/2006/math" xmlns:v="urn:schemas-microsoft-com:vml" xmlns:wp14="http://schemas.microsoft.com/office/word/2010/wordprocessingDrawing" xmlns:wp="http://schemas.openxmlformats.org/drawingml/2006/wordprocessingDrawing" xmlns:w10="urn:schemas-microsoft-com:office:word" xmlns:w="http://schemas.openxmlformats.org/wordprocessingml/2006/main" xmlns:w14="http://schemas.microsoft.com/office/word/2010/wordml" xmlns:w15="http://schemas.microsoft.com/office/word/2012/wordml" xmlns:w16cei="http://schemas.microsoft.com/office/word/2026/wordml/cei" xmlns:w16cex="http://schemas.microsoft.com/office/word/2018/wordml/cex" xmlns:w16cid="http://schemas.microsoft.com/office/word/2016/wordml/cid" xmlns:w16="http://schemas.microsoft.com/office/word/2018/wordml" xmlns:w16du="http://schemas.microsoft.com/office/word/2023/wordml/word16du" xmlns:w16sdtdh="http://schemas.microsoft.com/office/word/2020/wordml/sdtdatahash" xmlns:w16sdtfl="http://schemas.microsoft.com/office/word/2024/wordml/sdtformatlock" xmlns:w16se="http://schemas.microsoft.com/office/word/2015/wordml/symex" xmlns:wpg="http://schemas.microsoft.com/office/word/2010/wordprocessingGroup" xmlns:wpi="http://schemas.microsoft.com/office/word/2010/wordprocessingInk" xmlns:wne="http://schemas.microsoft.com/office/word/2006/wordml" xmlns:wps="http://schemas.microsoft.com/office/word/2010/wordprocessingShape" mc:Ignorable="w14 w15 w16se w16cid w16 w16cex w16sdtdh w16sdtfl w16du wp14">
+<w:footnotes xmlns:wpc="http://schemas.microsoft.com/office/word/2010/wordprocessingCanvas" xmlns:cx="http://schemas.microsoft.com/office/drawing/2014/chartex" xmlns:cx1="http://schemas.microsoft.com/office/drawing/2015/9/8/chartex" xmlns:cx2="http://schemas.microsoft.com/office/drawing/2015/10/21/chartex" xmlns:cx3="http://schemas.microsoft.com/office/drawing/2016/5/9/chartex" xmlns:cx4="http://schemas.microsoft.com/office/drawing/2016/5/10/chartex" xmlns:cx5="http://schemas.microsoft.com/office/drawing/2016/5/11/chartex" xmlns:cx6="http://schemas.microsoft.com/office/drawing/2016/5/12/chartex" xmlns:cx7="http://schemas.microsoft.com/office/drawing/2016/5/13/chartex" xmlns:cx8="http://schemas.microsoft.com/office/drawing/2016/5/14/chartex" xmlns:mc="http://schemas.openxmlformats.org/markup-compatibility/2006" xmlns:aink="http://schemas.microsoft.com/office/drawing/2016/ink" xmlns:am3d="http://schemas.microsoft.com/office/drawing/2017/model3d" xmlns:o="urn:schemas-microsoft-com:office:office" xmlns:oel="http://schemas.microsoft.com/office/2019/extlst" xmlns:r="http://schemas.openxmlformats.org/officeDocument/2006/relationships" xmlns:m="http://schemas.openxmlformats.org/officeDocument/2006/math" xmlns:v="urn:schemas-microsoft-com:vml" xmlns:wp14="http://schemas.microsoft.com/office/word/2010/wordprocessingDrawing" xmlns:wp="http://schemas.openxmlformats.org/drawingml/2006/wordprocessingDrawing" xmlns:w10="urn:schemas-microsoft-com:office:word" xmlns:w="http://schemas.openxmlformats.org/wordprocessingml/2006/main" xmlns:w14="http://schemas.microsoft.com/office/word/2010/wordml" xmlns:w15="http://schemas.microsoft.com/office/word/2012/wordml" xmlns:w16cex="http://schemas.microsoft.com/office/word/2018/wordml/cex" xmlns:w16cid="http://schemas.microsoft.com/office/word/2016/wordml/cid" xmlns:w16="http://schemas.microsoft.com/office/word/2018/wordml" xmlns:w16du="http://schemas.microsoft.com/office/word/2023/wordml/word16du" xmlns:w16sdtdh="http://schemas.microsoft.com/office/word/2020/wordml/sdtdatahash" xmlns:w16sdtfl="http://schemas.microsoft.com/office/word/2024/wordml/sdtformatlock" xmlns:w16se="http://schemas.microsoft.com/office/word/2015/wordml/symex" xmlns:wpg="http://schemas.microsoft.com/office/word/2010/wordprocessingGroup" xmlns:wpi="http://schemas.microsoft.com/office/word/2010/wordprocessingInk" xmlns:wne="http://schemas.microsoft.com/office/word/2006/wordml" xmlns:wps="http://schemas.microsoft.com/office/word/2010/wordprocessingShape" mc:Ignorable="w14 w15 w16se w16cid w16 w16cex w16sdtdh w16sdtfl w16du wp14">
   <w:footnote w:type="separator" w:id="-1">
     <w:p>
       <w:pPr>
@@ -1898,7 +1853,7 @@
 </file>
 
 <file path=word/numbering.xml><?xml version="1.0" encoding="utf-8"?>
-<w:numbering xmlns:wpc="http://schemas.microsoft.com/office/word/2010/wordprocessingCanvas" xmlns:cx="http://schemas.microsoft.com/office/drawing/2014/chartex" xmlns:cx1="http://schemas.microsoft.com/office/drawing/2015/9/8/chartex" xmlns:cx2="http://schemas.microsoft.com/office/drawing/2015/10/21/chartex" xmlns:cx3="http://schemas.microsoft.com/office/drawing/2016/5/9/chartex" xmlns:cx4="http://schemas.microsoft.com/office/drawing/2016/5/10/chartex" xmlns:cx5="http://schemas.microsoft.com/office/drawing/2016/5/11/chartex" xmlns:cx6="http://schemas.microsoft.com/office/drawing/2016/5/12/chartex" xmlns:cx7="http://schemas.microsoft.com/office/drawing/2016/5/13/chartex" xmlns:cx8="http://schemas.microsoft.com/office/drawing/2016/5/14/chartex" xmlns:mc="http://schemas.openxmlformats.org/markup-compatibility/2006" xmlns:aink="http://schemas.microsoft.com/office/drawing/2016/ink" xmlns:am3d="http://schemas.microsoft.com/office/drawing/2017/model3d" xmlns:o="urn:schemas-microsoft-com:office:office" xmlns:oel="http://schemas.microsoft.com/office/2019/extlst" xmlns:r="http://schemas.openxmlformats.org/officeDocument/2006/relationships" xmlns:m="http://schemas.openxmlformats.org/officeDocument/2006/math" xmlns:v="urn:schemas-microsoft-com:vml" xmlns:wp14="http://schemas.microsoft.com/office/word/2010/wordprocessingDrawing" xmlns:wp="http://schemas.openxmlformats.org/drawingml/2006/wordprocessingDrawing" xmlns:w10="urn:schemas-microsoft-com:office:word" xmlns:w="http://schemas.openxmlformats.org/wordprocessingml/2006/main" xmlns:w14="http://schemas.microsoft.com/office/word/2010/wordml" xmlns:w15="http://schemas.microsoft.com/office/word/2012/wordml" xmlns:w16cei="http://schemas.microsoft.com/office/word/2026/wordml/cei" xmlns:w16cex="http://schemas.microsoft.com/office/word/2018/wordml/cex" xmlns:w16cid="http://schemas.microsoft.com/office/word/2016/wordml/cid" xmlns:w16="http://schemas.microsoft.com/office/word/2018/wordml" xmlns:w16du="http://schemas.microsoft.com/office/word/2023/wordml/word16du" xmlns:w16sdtdh="http://schemas.microsoft.com/office/word/2020/wordml/sdtdatahash" xmlns:w16sdtfl="http://schemas.microsoft.com/office/word/2024/wordml/sdtformatlock" xmlns:w16se="http://schemas.microsoft.com/office/word/2015/wordml/symex" xmlns:wpg="http://schemas.microsoft.com/office/word/2010/wordprocessingGroup" xmlns:wpi="http://schemas.microsoft.com/office/word/2010/wordprocessingInk" xmlns:wne="http://schemas.microsoft.com/office/word/2006/wordml" xmlns:wps="http://schemas.microsoft.com/office/word/2010/wordprocessingShape" mc:Ignorable="w14 w15 w16se w16cid w16 w16cex w16sdtdh w16sdtfl w16du wp14">
+<w:numbering xmlns:wpc="http://schemas.microsoft.com/office/word/2010/wordprocessingCanvas" xmlns:cx="http://schemas.microsoft.com/office/drawing/2014/chartex" xmlns:cx1="http://schemas.microsoft.com/office/drawing/2015/9/8/chartex" xmlns:cx2="http://schemas.microsoft.com/office/drawing/2015/10/21/chartex" xmlns:cx3="http://schemas.microsoft.com/office/drawing/2016/5/9/chartex" xmlns:cx4="http://schemas.microsoft.com/office/drawing/2016/5/10/chartex" xmlns:cx5="http://schemas.microsoft.com/office/drawing/2016/5/11/chartex" xmlns:cx6="http://schemas.microsoft.com/office/drawing/2016/5/12/chartex" xmlns:cx7="http://schemas.microsoft.com/office/drawing/2016/5/13/chartex" xmlns:cx8="http://schemas.microsoft.com/office/drawing/2016/5/14/chartex" xmlns:mc="http://schemas.openxmlformats.org/markup-compatibility/2006" xmlns:aink="http://schemas.microsoft.com/office/drawing/2016/ink" xmlns:am3d="http://schemas.microsoft.com/office/drawing/2017/model3d" xmlns:o="urn:schemas-microsoft-com:office:office" xmlns:oel="http://schemas.microsoft.com/office/2019/extlst" xmlns:r="http://schemas.openxmlformats.org/officeDocument/2006/relationships" xmlns:m="http://schemas.openxmlformats.org/officeDocument/2006/math" xmlns:v="urn:schemas-microsoft-com:vml" xmlns:wp14="http://schemas.microsoft.com/office/word/2010/wordprocessingDrawing" xmlns:wp="http://schemas.openxmlformats.org/drawingml/2006/wordprocessingDrawing" xmlns:w10="urn:schemas-microsoft-com:office:word" xmlns:w="http://schemas.openxmlformats.org/wordprocessingml/2006/main" xmlns:w14="http://schemas.microsoft.com/office/word/2010/wordml" xmlns:w15="http://schemas.microsoft.com/office/word/2012/wordml" xmlns:w16cex="http://schemas.microsoft.com/office/word/2018/wordml/cex" xmlns:w16cid="http://schemas.microsoft.com/office/word/2016/wordml/cid" xmlns:w16="http://schemas.microsoft.com/office/word/2018/wordml" xmlns:w16du="http://schemas.microsoft.com/office/word/2023/wordml/word16du" xmlns:w16sdtdh="http://schemas.microsoft.com/office/word/2020/wordml/sdtdatahash" xmlns:w16sdtfl="http://schemas.microsoft.com/office/word/2024/wordml/sdtformatlock" xmlns:w16se="http://schemas.microsoft.com/office/word/2015/wordml/symex" xmlns:wpg="http://schemas.microsoft.com/office/word/2010/wordprocessingGroup" xmlns:wpi="http://schemas.microsoft.com/office/word/2010/wordprocessingInk" xmlns:wne="http://schemas.microsoft.com/office/word/2006/wordml" xmlns:wps="http://schemas.microsoft.com/office/word/2010/wordprocessingShape" mc:Ignorable="w14 w15 w16se w16cid w16 w16cex w16sdtdh w16sdtfl w16du wp14">
   <w:abstractNum w:abstractNumId="0" w15:restartNumberingAfterBreak="0">
     <w:nsid w:val="805F6ECB"/>
     <w:multiLevelType w:val="hybridMultilevel"/>
@@ -15039,7 +14994,7 @@
     <w:qFormat/>
     <w:rsid w:val="00570B46"/>
     <w:rPr>
-      <w:rFonts w:ascii="Aptos" w:hAnsi="Aptos" w:eastAsia="Aptos" w:cs="Aptos"/>
+      <w:rFonts w:ascii="Aptos" w:eastAsia="Aptos" w:hAnsi="Aptos" w:cs="Aptos"/>
     </w:rPr>
   </w:style>
   <w:style w:type="paragraph" w:styleId="Heading1">

--- a/assets/downloads/simulation-19/rubric.docx
+++ b/assets/downloads/simulation-19/rubric.docx
@@ -1,6 +1,6 @@
 
 <file path=word/document.xml><?xml version="1.0" encoding="utf-8"?>
-<w:document xmlns:wpc="http://schemas.microsoft.com/office/word/2010/wordprocessingCanvas" xmlns:cx="http://schemas.microsoft.com/office/drawing/2014/chartex" xmlns:cx1="http://schemas.microsoft.com/office/drawing/2015/9/8/chartex" xmlns:cx2="http://schemas.microsoft.com/office/drawing/2015/10/21/chartex" xmlns:cx3="http://schemas.microsoft.com/office/drawing/2016/5/9/chartex" xmlns:cx4="http://schemas.microsoft.com/office/drawing/2016/5/10/chartex" xmlns:cx5="http://schemas.microsoft.com/office/drawing/2016/5/11/chartex" xmlns:cx6="http://schemas.microsoft.com/office/drawing/2016/5/12/chartex" xmlns:cx7="http://schemas.microsoft.com/office/drawing/2016/5/13/chartex" xmlns:cx8="http://schemas.microsoft.com/office/drawing/2016/5/14/chartex" xmlns:mc="http://schemas.openxmlformats.org/markup-compatibility/2006" xmlns:aink="http://schemas.microsoft.com/office/drawing/2016/ink" xmlns:am3d="http://schemas.microsoft.com/office/drawing/2017/model3d" xmlns:o="urn:schemas-microsoft-com:office:office" xmlns:oel="http://schemas.microsoft.com/office/2019/extlst" xmlns:r="http://schemas.openxmlformats.org/officeDocument/2006/relationships" xmlns:m="http://schemas.openxmlformats.org/officeDocument/2006/math" xmlns:v="urn:schemas-microsoft-com:vml" xmlns:wp14="http://schemas.microsoft.com/office/word/2010/wordprocessingDrawing" xmlns:wp="http://schemas.openxmlformats.org/drawingml/2006/wordprocessingDrawing" xmlns:w10="urn:schemas-microsoft-com:office:word" xmlns:w="http://schemas.openxmlformats.org/wordprocessingml/2006/main" xmlns:w14="http://schemas.microsoft.com/office/word/2010/wordml" xmlns:w15="http://schemas.microsoft.com/office/word/2012/wordml" xmlns:w16cex="http://schemas.microsoft.com/office/word/2018/wordml/cex" xmlns:w16cid="http://schemas.microsoft.com/office/word/2016/wordml/cid" xmlns:w16="http://schemas.microsoft.com/office/word/2018/wordml" xmlns:w16du="http://schemas.microsoft.com/office/word/2023/wordml/word16du" xmlns:w16sdtdh="http://schemas.microsoft.com/office/word/2020/wordml/sdtdatahash" xmlns:w16sdtfl="http://schemas.microsoft.com/office/word/2024/wordml/sdtformatlock" xmlns:w16se="http://schemas.microsoft.com/office/word/2015/wordml/symex" xmlns:wpg="http://schemas.microsoft.com/office/word/2010/wordprocessingGroup" xmlns:wpi="http://schemas.microsoft.com/office/word/2010/wordprocessingInk" xmlns:wne="http://schemas.microsoft.com/office/word/2006/wordml" xmlns:wps="http://schemas.microsoft.com/office/word/2010/wordprocessingShape" mc:Ignorable="w14 w15 w16se w16cid w16 w16cex w16sdtdh w16sdtfl w16du wp14">
+<w:document xmlns:wpc="http://schemas.microsoft.com/office/word/2010/wordprocessingCanvas" xmlns:cx="http://schemas.microsoft.com/office/drawing/2014/chartex" xmlns:cx1="http://schemas.microsoft.com/office/drawing/2015/9/8/chartex" xmlns:cx2="http://schemas.microsoft.com/office/drawing/2015/10/21/chartex" xmlns:cx3="http://schemas.microsoft.com/office/drawing/2016/5/9/chartex" xmlns:cx4="http://schemas.microsoft.com/office/drawing/2016/5/10/chartex" xmlns:cx5="http://schemas.microsoft.com/office/drawing/2016/5/11/chartex" xmlns:cx6="http://schemas.microsoft.com/office/drawing/2016/5/12/chartex" xmlns:cx7="http://schemas.microsoft.com/office/drawing/2016/5/13/chartex" xmlns:cx8="http://schemas.microsoft.com/office/drawing/2016/5/14/chartex" xmlns:mc="http://schemas.openxmlformats.org/markup-compatibility/2006" xmlns:aink="http://schemas.microsoft.com/office/drawing/2016/ink" xmlns:am3d="http://schemas.microsoft.com/office/drawing/2017/model3d" xmlns:o="urn:schemas-microsoft-com:office:office" xmlns:oel="http://schemas.microsoft.com/office/2019/extlst" xmlns:r="http://schemas.openxmlformats.org/officeDocument/2006/relationships" xmlns:m="http://schemas.openxmlformats.org/officeDocument/2006/math" xmlns:v="urn:schemas-microsoft-com:vml" xmlns:wp14="http://schemas.microsoft.com/office/word/2010/wordprocessingDrawing" xmlns:wp="http://schemas.openxmlformats.org/drawingml/2006/wordprocessingDrawing" xmlns:w10="urn:schemas-microsoft-com:office:word" xmlns:w="http://schemas.openxmlformats.org/wordprocessingml/2006/main" xmlns:w14="http://schemas.microsoft.com/office/word/2010/wordml" xmlns:w15="http://schemas.microsoft.com/office/word/2012/wordml" xmlns:w16cei="http://schemas.microsoft.com/office/word/2026/wordml/cei" xmlns:w16cex="http://schemas.microsoft.com/office/word/2018/wordml/cex" xmlns:w16cid="http://schemas.microsoft.com/office/word/2016/wordml/cid" xmlns:w16="http://schemas.microsoft.com/office/word/2018/wordml" xmlns:w16du="http://schemas.microsoft.com/office/word/2023/wordml/word16du" xmlns:w16sdtdh="http://schemas.microsoft.com/office/word/2020/wordml/sdtdatahash" xmlns:w16sdtfl="http://schemas.microsoft.com/office/word/2024/wordml/sdtformatlock" xmlns:w16se="http://schemas.microsoft.com/office/word/2015/wordml/symex" xmlns:wpg="http://schemas.microsoft.com/office/word/2010/wordprocessingGroup" xmlns:wpi="http://schemas.microsoft.com/office/word/2010/wordprocessingInk" xmlns:wne="http://schemas.microsoft.com/office/word/2006/wordml" xmlns:wps="http://schemas.microsoft.com/office/word/2010/wordprocessingShape" mc:Ignorable="w14 w15 w16se w16cid w16 w16cex w16sdtdh w16sdtfl w16du wp14">
   <w:body>
     <w:p>
       <w:pPr>
@@ -13,17 +13,20 @@
           <w:szCs w:val="24"/>
         </w:rPr>
       </w:pPr>
+      <w:bookmarkStart w:id="5" w:name="_Hlk170133790"/>
       <w:r>
         <w:rPr>
-          <w:rFonts w:ascii="Aptos" w:eastAsia="Aptos" w:hAnsi="Aptos" w:cs="Aptos"/>
+          <w:rFonts w:ascii="Aptos" w:hAnsi="Aptos" w:cs="Aptos" w:eastAsia="Aptos"/>
           <w:color w:val="000000"/>
+          <w:sz w:val="40"/>
+          <w:szCs w:val="40"/>
         </w:rPr>
         <w:t>Rubric</w:t>
       </w:r>
     </w:p>
     <w:p>
       <w:pPr>
-        <w:spacing w:after="0" w:line="240" w:lineRule="auto"/>
+        <w:spacing w:after="0" w:line="480" w:lineRule="auto"/>
         <w:rPr>
           <w:rFonts w:ascii="Times New Roman" w:hAnsi="Times New Roman" w:cs="Times New Roman"/>
           <w:color w:val="000000"/>
@@ -33,6 +36,7 @@
       </w:pPr>
       <w:r>
         <w:rPr>
+          <w:rFonts w:ascii="Aptos" w:hAnsi="Aptos" w:cs="Aptos" w:eastAsia="Aptos"/>
           <w:color w:val="000000"/>
           <w:sz w:val="24"/>
           <w:szCs w:val="24"/>
@@ -41,6 +45,7 @@
       </w:r>
       <w:r>
         <w:rPr>
+          <w:rFonts w:ascii="Aptos" w:hAnsi="Aptos" w:cs="Aptos" w:eastAsia="Aptos"/>
           <w:color w:val="000000"/>
           <w:sz w:val="24"/>
           <w:szCs w:val="24"/>
@@ -55,7 +60,7 @@
           <w:ilvl w:val="0"/>
           <w:numId w:val="65"/>
         </w:numPr>
-        <w:spacing w:after="0" w:line="240" w:lineRule="auto"/>
+        <w:spacing w:after="0" w:line="480" w:lineRule="auto"/>
         <w:rPr>
           <w:rFonts w:ascii="Times New Roman" w:hAnsi="Times New Roman" w:cs="Times New Roman"/>
           <w:color w:val="000000"/>
@@ -65,6 +70,7 @@
       </w:pPr>
       <w:r>
         <w:rPr>
+          <w:rFonts w:ascii="Aptos" w:hAnsi="Aptos" w:cs="Aptos" w:eastAsia="Aptos"/>
           <w:color w:val="000000"/>
           <w:sz w:val="24"/>
           <w:szCs w:val="24"/>
@@ -79,7 +85,7 @@
           <w:ilvl w:val="0"/>
           <w:numId w:val="65"/>
         </w:numPr>
-        <w:spacing w:after="0" w:line="240" w:lineRule="auto"/>
+        <w:spacing w:after="0" w:line="480" w:lineRule="auto"/>
         <w:rPr>
           <w:rFonts w:ascii="Times New Roman" w:hAnsi="Times New Roman" w:cs="Times New Roman"/>
           <w:color w:val="000000"/>
@@ -89,6 +95,7 @@
       </w:pPr>
       <w:r>
         <w:rPr>
+          <w:rFonts w:ascii="Aptos" w:hAnsi="Aptos" w:cs="Aptos" w:eastAsia="Aptos"/>
           <w:color w:val="000000"/>
           <w:sz w:val="24"/>
           <w:szCs w:val="24"/>
@@ -103,7 +110,7 @@
           <w:ilvl w:val="0"/>
           <w:numId w:val="65"/>
         </w:numPr>
-        <w:spacing w:after="0" w:line="240" w:lineRule="auto"/>
+        <w:spacing w:after="0" w:line="480" w:lineRule="auto"/>
         <w:rPr>
           <w:rFonts w:ascii="Times New Roman" w:hAnsi="Times New Roman" w:cs="Times New Roman"/>
           <w:color w:val="000000"/>
@@ -113,6 +120,7 @@
       </w:pPr>
       <w:r>
         <w:rPr>
+          <w:rFonts w:ascii="Aptos" w:hAnsi="Aptos" w:cs="Aptos" w:eastAsia="Aptos"/>
           <w:color w:val="000000"/>
           <w:sz w:val="24"/>
           <w:szCs w:val="24"/>
@@ -121,6 +129,7 @@
       </w:r>
       <w:r>
         <w:rPr>
+          <w:rFonts w:ascii="Aptos" w:hAnsi="Aptos" w:cs="Aptos" w:eastAsia="Aptos"/>
           <w:color w:val="000000"/>
           <w:sz w:val="24"/>
           <w:szCs w:val="24"/>
@@ -129,6 +138,7 @@
       </w:r>
       <w:r>
         <w:rPr>
+          <w:rFonts w:ascii="Aptos" w:hAnsi="Aptos" w:cs="Aptos" w:eastAsia="Aptos"/>
           <w:color w:val="000000"/>
           <w:sz w:val="24"/>
           <w:szCs w:val="24"/>
@@ -137,6 +147,7 @@
       </w:r>
       <w:r>
         <w:rPr>
+          <w:rFonts w:ascii="Aptos" w:hAnsi="Aptos" w:cs="Aptos" w:eastAsia="Aptos"/>
           <w:color w:val="000000"/>
           <w:sz w:val="24"/>
           <w:szCs w:val="24"/>
@@ -151,7 +162,7 @@
           <w:ilvl w:val="0"/>
           <w:numId w:val="65"/>
         </w:numPr>
-        <w:spacing w:after="0" w:line="240" w:lineRule="auto"/>
+        <w:spacing w:after="0" w:line="480" w:lineRule="auto"/>
         <w:rPr>
           <w:rFonts w:ascii="Times New Roman" w:hAnsi="Times New Roman" w:cs="Times New Roman"/>
           <w:color w:val="000000"/>
@@ -161,14 +172,17 @@
       </w:pPr>
       <w:r>
         <w:rPr>
+          <w:rFonts w:ascii="Aptos" w:hAnsi="Aptos" w:cs="Aptos" w:eastAsia="Aptos"/>
           <w:color w:val="000000"/>
           <w:sz w:val="24"/>
           <w:szCs w:val="24"/>
         </w:rPr>
+        <w:lastRenderedPageBreak/>
         <w:t>Left</w:t>
       </w:r>
       <w:r>
         <w:rPr>
+          <w:rFonts w:ascii="Aptos" w:hAnsi="Aptos" w:cs="Aptos" w:eastAsia="Aptos"/>
           <w:color w:val="000000"/>
           <w:sz w:val="24"/>
           <w:szCs w:val="24"/>
@@ -177,6 +191,7 @@
       </w:r>
       <w:r>
         <w:rPr>
+          <w:rFonts w:ascii="Aptos" w:hAnsi="Aptos" w:cs="Aptos" w:eastAsia="Aptos"/>
           <w:color w:val="000000"/>
           <w:sz w:val="24"/>
           <w:szCs w:val="24"/>
@@ -191,7 +206,7 @@
           <w:ilvl w:val="0"/>
           <w:numId w:val="65"/>
         </w:numPr>
-        <w:spacing w:after="0" w:line="240" w:lineRule="auto"/>
+        <w:spacing w:after="0" w:line="480" w:lineRule="auto"/>
         <w:rPr>
           <w:rFonts w:ascii="Times New Roman" w:hAnsi="Times New Roman" w:cs="Times New Roman"/>
           <w:color w:val="000000"/>
@@ -201,6 +216,7 @@
       </w:pPr>
       <w:r>
         <w:rPr>
+          <w:rFonts w:ascii="Aptos" w:hAnsi="Aptos" w:cs="Aptos" w:eastAsia="Aptos"/>
           <w:color w:val="000000"/>
           <w:sz w:val="24"/>
           <w:szCs w:val="24"/>
@@ -215,7 +231,7 @@
           <w:ilvl w:val="0"/>
           <w:numId w:val="65"/>
         </w:numPr>
-        <w:spacing w:after="0" w:line="240" w:lineRule="auto"/>
+        <w:spacing w:after="0" w:line="480" w:lineRule="auto"/>
         <w:rPr>
           <w:rFonts w:ascii="Times New Roman" w:hAnsi="Times New Roman" w:cs="Times New Roman"/>
           <w:color w:val="000000"/>
@@ -225,6 +241,7 @@
       </w:pPr>
       <w:r>
         <w:rPr>
+          <w:rFonts w:ascii="Aptos" w:hAnsi="Aptos" w:cs="Aptos" w:eastAsia="Aptos"/>
           <w:color w:val="000000"/>
           <w:sz w:val="24"/>
           <w:szCs w:val="24"/>
@@ -233,6 +250,7 @@
       </w:r>
       <w:r>
         <w:rPr>
+          <w:rFonts w:ascii="Aptos" w:hAnsi="Aptos" w:cs="Aptos" w:eastAsia="Aptos"/>
           <w:color w:val="000000"/>
           <w:sz w:val="24"/>
           <w:szCs w:val="24"/>
@@ -241,6 +259,7 @@
       </w:r>
       <w:r>
         <w:rPr>
+          <w:rFonts w:ascii="Aptos" w:hAnsi="Aptos" w:cs="Aptos" w:eastAsia="Aptos"/>
           <w:color w:val="000000"/>
           <w:sz w:val="24"/>
           <w:szCs w:val="24"/>
@@ -255,7 +274,7 @@
           <w:ilvl w:val="0"/>
           <w:numId w:val="65"/>
         </w:numPr>
-        <w:spacing w:after="0" w:line="240" w:lineRule="auto"/>
+        <w:spacing w:after="0" w:line="480" w:lineRule="auto"/>
         <w:rPr>
           <w:rFonts w:ascii="Times New Roman" w:hAnsi="Times New Roman" w:cs="Times New Roman"/>
           <w:color w:val="000000"/>
@@ -265,6 +284,7 @@
       </w:pPr>
       <w:r>
         <w:rPr>
+          <w:rFonts w:ascii="Aptos" w:hAnsi="Aptos" w:cs="Aptos" w:eastAsia="Aptos"/>
           <w:color w:val="000000"/>
           <w:sz w:val="24"/>
           <w:szCs w:val="24"/>
@@ -273,6 +293,7 @@
       </w:r>
       <w:r>
         <w:rPr>
+          <w:rFonts w:ascii="Aptos" w:hAnsi="Aptos" w:cs="Aptos" w:eastAsia="Aptos"/>
           <w:color w:val="000000"/>
           <w:sz w:val="24"/>
           <w:szCs w:val="24"/>
@@ -281,6 +302,7 @@
       </w:r>
       <w:r>
         <w:rPr>
+          <w:rFonts w:ascii="Aptos" w:hAnsi="Aptos" w:cs="Aptos" w:eastAsia="Aptos"/>
           <w:color w:val="000000"/>
           <w:sz w:val="24"/>
           <w:szCs w:val="24"/>
@@ -289,6 +311,7 @@
       </w:r>
       <w:r>
         <w:rPr>
+          <w:rFonts w:ascii="Aptos" w:hAnsi="Aptos" w:cs="Aptos" w:eastAsia="Aptos"/>
           <w:color w:val="000000"/>
           <w:sz w:val="24"/>
           <w:szCs w:val="24"/>
@@ -297,24 +320,13 @@
       </w:r>
       <w:r>
         <w:rPr>
+          <w:rFonts w:ascii="Aptos" w:hAnsi="Aptos" w:cs="Aptos" w:eastAsia="Aptos"/>
           <w:color w:val="000000"/>
           <w:sz w:val="24"/>
           <w:szCs w:val="24"/>
         </w:rPr>
         <w:t xml:space="preserve"> fracture</w:t>
       </w:r>
-    </w:p>
-    <w:p>
-      <w:pPr>
-        <w:pStyle w:val="ListParagraph"/>
-        <w:spacing w:after="0" w:line="240" w:lineRule="auto"/>
-        <w:rPr>
-          <w:rFonts w:ascii="Times New Roman" w:hAnsi="Times New Roman" w:cs="Times New Roman"/>
-          <w:color w:val="000000"/>
-          <w:sz w:val="24"/>
-          <w:szCs w:val="24"/>
-        </w:rPr>
-      </w:pPr>
     </w:p>
     <w:tbl>
       <w:tblPr>
@@ -323,10 +335,10 @@
         <w:tblLook w:val="04A0" w:firstRow="1" w:lastRow="0" w:firstColumn="1" w:lastColumn="0" w:noHBand="0" w:noVBand="1"/>
       </w:tblPr>
       <w:tblGrid>
-        <w:gridCol w:w="3851"/>
-        <w:gridCol w:w="3634"/>
-        <w:gridCol w:w="1146"/>
-        <w:gridCol w:w="2385"/>
+        <w:gridCol w:w="2543"/>
+        <w:gridCol w:w="2425"/>
+        <w:gridCol w:w="1080"/>
+        <w:gridCol w:w="3528"/>
       </w:tblGrid>
       <w:tr>
         <w:trPr>
@@ -334,7 +346,7 @@
         </w:trPr>
         <w:tc>
           <w:tcPr>
-            <w:tcW w:w="3348" w:type="dxa"/>
+            <w:tcW w:w="2543" w:type="dxa"/>
             <w:shd w:val="clear" w:color="auto" w:fill="A73023"/>
           </w:tcPr>
           <w:p>
@@ -345,17 +357,14 @@
                 <w:b/>
                 <w:bCs/>
                 <w:color w:val="FFFFFF" w:themeColor="background1"/>
-                <w:sz w:val="22"/>
-                <w:szCs w:val="22"/>
               </w:rPr>
             </w:pPr>
             <w:r>
               <w:rPr>
+                <w:rFonts w:ascii="Aptos" w:hAnsi="Aptos" w:cs="Aptos" w:eastAsia="Aptos"/>
                 <w:b/>
                 <w:bCs/>
                 <w:color w:val="FFFFFF" w:themeColor="background1"/>
-                <w:sz w:val="22"/>
-                <w:szCs w:val="22"/>
               </w:rPr>
               <w:t>CRITERIA</w:t>
             </w:r>
@@ -363,7 +372,7 @@
         </w:tc>
         <w:tc>
           <w:tcPr>
-            <w:tcW w:w="3159" w:type="dxa"/>
+            <w:tcW w:w="2425" w:type="dxa"/>
             <w:shd w:val="clear" w:color="auto" w:fill="A73023"/>
           </w:tcPr>
           <w:p>
@@ -374,17 +383,14 @@
                 <w:b/>
                 <w:bCs/>
                 <w:color w:val="FFFFFF" w:themeColor="background1"/>
-                <w:sz w:val="22"/>
-                <w:szCs w:val="22"/>
               </w:rPr>
             </w:pPr>
             <w:r>
               <w:rPr>
+                <w:rFonts w:ascii="Aptos" w:hAnsi="Aptos" w:cs="Aptos" w:eastAsia="Aptos"/>
                 <w:b/>
                 <w:bCs/>
                 <w:color w:val="FFFFFF" w:themeColor="background1"/>
-                <w:sz w:val="22"/>
-                <w:szCs w:val="22"/>
               </w:rPr>
               <w:t>DESCRIPTION</w:t>
             </w:r>
@@ -392,7 +398,7 @@
         </w:tc>
         <w:tc>
           <w:tcPr>
-            <w:tcW w:w="996" w:type="dxa"/>
+            <w:tcW w:w="1080" w:type="dxa"/>
             <w:shd w:val="clear" w:color="auto" w:fill="A73023"/>
           </w:tcPr>
           <w:p>
@@ -403,17 +409,14 @@
                 <w:b/>
                 <w:bCs/>
                 <w:color w:val="FFFFFF" w:themeColor="background1"/>
-                <w:sz w:val="22"/>
-                <w:szCs w:val="22"/>
               </w:rPr>
             </w:pPr>
             <w:r>
               <w:rPr>
+                <w:rFonts w:ascii="Aptos" w:hAnsi="Aptos" w:cs="Aptos" w:eastAsia="Aptos"/>
                 <w:b/>
                 <w:bCs/>
                 <w:color w:val="FFFFFF" w:themeColor="background1"/>
-                <w:sz w:val="22"/>
-                <w:szCs w:val="22"/>
               </w:rPr>
               <w:t>SCORE</w:t>
             </w:r>
@@ -421,7 +424,7 @@
         </w:tc>
         <w:tc>
           <w:tcPr>
-            <w:tcW w:w="2073" w:type="dxa"/>
+            <w:tcW w:w="3528" w:type="dxa"/>
             <w:shd w:val="clear" w:color="auto" w:fill="A73023"/>
           </w:tcPr>
           <w:p>
@@ -432,17 +435,14 @@
                 <w:b/>
                 <w:bCs/>
                 <w:color w:val="FFFFFF" w:themeColor="background1"/>
-                <w:sz w:val="22"/>
-                <w:szCs w:val="22"/>
               </w:rPr>
             </w:pPr>
             <w:r>
               <w:rPr>
+                <w:rFonts w:ascii="Aptos" w:hAnsi="Aptos" w:cs="Aptos" w:eastAsia="Aptos"/>
                 <w:b/>
                 <w:bCs/>
                 <w:color w:val="FFFFFF" w:themeColor="background1"/>
-                <w:sz w:val="22"/>
-                <w:szCs w:val="22"/>
               </w:rPr>
               <w:t>COMMENTS</w:t>
             </w:r>
@@ -455,7 +455,7 @@
         </w:trPr>
         <w:tc>
           <w:tcPr>
-            <w:tcW w:w="3348" w:type="dxa"/>
+            <w:tcW w:w="2543" w:type="dxa"/>
             <w:shd w:val="clear" w:color="auto" w:fill="EDD2C4"/>
           </w:tcPr>
           <w:p>
@@ -464,23 +464,34 @@
               <w:rPr>
                 <w:rFonts w:ascii="Times New Roman" w:hAnsi="Times New Roman" w:cs="Times New Roman"/>
                 <w:color w:val="000000"/>
-                <w:sz w:val="22"/>
-                <w:szCs w:val="22"/>
               </w:rPr>
             </w:pPr>
             <w:r>
               <w:rPr>
+                <w:rFonts w:ascii="Aptos" w:hAnsi="Aptos" w:cs="Aptos" w:eastAsia="Aptos"/>
                 <w:color w:val="000000"/>
-                <w:sz w:val="22"/>
-                <w:szCs w:val="22"/>
               </w:rPr>
-              <w:t xml:space="preserve">Primary assessment conducted within 3 min of arrival on the scene </w:t>
+              <w:t xml:space="preserve">Primary assessment conducted within </w:t>
+            </w:r>
+            <w:r>
+              <w:rPr>
+                <w:rFonts w:ascii="Aptos" w:hAnsi="Aptos" w:cs="Aptos" w:eastAsia="Aptos"/>
+                <w:color w:val="000000"/>
+              </w:rPr>
+              <w:t>3 min</w:t>
+            </w:r>
+            <w:r>
+              <w:rPr>
+                <w:rFonts w:ascii="Aptos" w:hAnsi="Aptos" w:cs="Aptos" w:eastAsia="Aptos"/>
+                <w:color w:val="000000"/>
+              </w:rPr>
+              <w:t xml:space="preserve"> of arrival on the scene </w:t>
             </w:r>
           </w:p>
         </w:tc>
         <w:tc>
           <w:tcPr>
-            <w:tcW w:w="3159" w:type="dxa"/>
+            <w:tcW w:w="2425" w:type="dxa"/>
           </w:tcPr>
           <w:p>
             <w:pPr>
@@ -488,79 +499,75 @@
               <w:rPr>
                 <w:rFonts w:ascii="Times New Roman" w:hAnsi="Times New Roman" w:cs="Times New Roman"/>
                 <w:color w:val="000000"/>
-                <w:sz w:val="22"/>
-                <w:szCs w:val="22"/>
               </w:rPr>
             </w:pPr>
             <w:r>
               <w:rPr>
+                <w:rFonts w:ascii="Aptos" w:hAnsi="Aptos" w:cs="Aptos" w:eastAsia="Aptos"/>
                 <w:color w:val="000000"/>
-                <w:sz w:val="22"/>
-                <w:szCs w:val="22"/>
               </w:rPr>
               <w:t>Chief complaint</w:t>
             </w:r>
             <w:r>
               <w:rPr>
+                <w:rFonts w:ascii="Aptos" w:hAnsi="Aptos" w:cs="Aptos" w:eastAsia="Aptos"/>
                 <w:color w:val="000000"/>
-                <w:sz w:val="22"/>
-                <w:szCs w:val="22"/>
               </w:rPr>
-              <w:t xml:space="preserve">: </w:t>
+              <w:t>:</w:t>
             </w:r>
             <w:r>
               <w:rPr>
+                <w:rFonts w:ascii="Aptos" w:hAnsi="Aptos" w:cs="Aptos" w:eastAsia="Aptos"/>
                 <w:color w:val="000000"/>
-                <w:sz w:val="22"/>
-                <w:szCs w:val="22"/>
+              </w:rPr>
+              <w:t xml:space="preserve"> </w:t>
+            </w:r>
+            <w:r>
+              <w:rPr>
+                <w:rFonts w:ascii="Aptos" w:hAnsi="Aptos" w:cs="Aptos" w:eastAsia="Aptos"/>
+                <w:color w:val="000000"/>
               </w:rPr>
               <w:t xml:space="preserve">loss of consciousness, </w:t>
             </w:r>
             <w:r>
               <w:rPr>
+                <w:rFonts w:ascii="Aptos" w:hAnsi="Aptos" w:cs="Aptos" w:eastAsia="Aptos"/>
                 <w:color w:val="000000"/>
-                <w:sz w:val="22"/>
-                <w:szCs w:val="22"/>
               </w:rPr>
               <w:t>a</w:t>
             </w:r>
             <w:r>
               <w:rPr>
+                <w:rFonts w:ascii="Aptos" w:hAnsi="Aptos" w:cs="Aptos" w:eastAsia="Aptos"/>
                 <w:color w:val="000000"/>
-                <w:sz w:val="22"/>
-                <w:szCs w:val="22"/>
               </w:rPr>
               <w:t xml:space="preserve">irway, </w:t>
             </w:r>
             <w:r>
               <w:rPr>
+                <w:rFonts w:ascii="Aptos" w:hAnsi="Aptos" w:cs="Aptos" w:eastAsia="Aptos"/>
                 <w:color w:val="000000"/>
-                <w:sz w:val="22"/>
-                <w:szCs w:val="22"/>
               </w:rPr>
               <w:t>b</w:t>
             </w:r>
             <w:r>
               <w:rPr>
+                <w:rFonts w:ascii="Aptos" w:hAnsi="Aptos" w:cs="Aptos" w:eastAsia="Aptos"/>
                 <w:color w:val="000000"/>
-                <w:sz w:val="22"/>
-                <w:szCs w:val="22"/>
               </w:rPr>
               <w:t xml:space="preserve">reathing, </w:t>
             </w:r>
             <w:r>
               <w:rPr>
+                <w:rFonts w:ascii="Aptos" w:hAnsi="Aptos" w:cs="Aptos" w:eastAsia="Aptos"/>
                 <w:color w:val="000000"/>
-                <w:sz w:val="22"/>
-                <w:szCs w:val="22"/>
               </w:rPr>
               <w:t>c</w:t>
             </w:r>
             <w:r>
               <w:rPr>
+                <w:rFonts w:ascii="Aptos" w:hAnsi="Aptos" w:cs="Aptos" w:eastAsia="Aptos"/>
                 <w:color w:val="000000"/>
-                <w:sz w:val="22"/>
-                <w:szCs w:val="22"/>
               </w:rPr>
               <w:t>irculation</w:t>
             </w:r>
@@ -568,38 +575,47 @@
         </w:tc>
         <w:tc>
           <w:tcPr>
-            <w:tcW w:w="996" w:type="dxa"/>
+            <w:tcW w:w="1080" w:type="dxa"/>
           </w:tcPr>
           <w:p>
             <w:pPr>
               <w:rPr>
                 <w:rFonts w:ascii="Times New Roman" w:hAnsi="Times New Roman" w:cs="Times New Roman"/>
                 <w:color w:val="000000"/>
-                <w:sz w:val="22"/>
-                <w:szCs w:val="22"/>
               </w:rPr>
             </w:pPr>
             <w:r>
               <w:rPr>
+                <w:rFonts w:ascii="Aptos" w:hAnsi="Aptos" w:cs="Aptos" w:eastAsia="Aptos"/>
                 <w:color w:val="000000"/>
-                <w:sz w:val="22"/>
-                <w:szCs w:val="22"/>
               </w:rPr>
-              <w:t>____/5</w:t>
+              <w:t>____</w:t>
+            </w:r>
+            <w:r>
+              <w:rPr>
+                <w:rFonts w:ascii="Aptos" w:hAnsi="Aptos" w:cs="Aptos" w:eastAsia="Aptos"/>
+                <w:color w:val="000000"/>
+              </w:rPr>
+              <w:t>/</w:t>
+            </w:r>
+            <w:r>
+              <w:rPr>
+                <w:rFonts w:ascii="Aptos" w:hAnsi="Aptos" w:cs="Aptos" w:eastAsia="Aptos"/>
+                <w:color w:val="000000"/>
+              </w:rPr>
+              <w:t>5</w:t>
             </w:r>
           </w:p>
         </w:tc>
         <w:tc>
           <w:tcPr>
-            <w:tcW w:w="2073" w:type="dxa"/>
+            <w:tcW w:w="3528" w:type="dxa"/>
           </w:tcPr>
           <w:p>
             <w:pPr>
               <w:rPr>
                 <w:rFonts w:ascii="Times New Roman" w:hAnsi="Times New Roman" w:cs="Times New Roman"/>
                 <w:color w:val="000000"/>
-                <w:sz w:val="22"/>
-                <w:szCs w:val="22"/>
               </w:rPr>
             </w:pPr>
           </w:p>
@@ -611,7 +627,7 @@
         </w:trPr>
         <w:tc>
           <w:tcPr>
-            <w:tcW w:w="3348" w:type="dxa"/>
+            <w:tcW w:w="2543" w:type="dxa"/>
             <w:shd w:val="clear" w:color="auto" w:fill="EDD2C4"/>
           </w:tcPr>
           <w:p>
@@ -620,31 +636,26 @@
               <w:rPr>
                 <w:rFonts w:ascii="Times New Roman" w:hAnsi="Times New Roman" w:cs="Times New Roman"/>
                 <w:color w:val="000000"/>
-                <w:sz w:val="22"/>
-                <w:szCs w:val="22"/>
               </w:rPr>
             </w:pPr>
             <w:r>
               <w:rPr>
+                <w:rFonts w:ascii="Aptos" w:hAnsi="Aptos" w:cs="Aptos" w:eastAsia="Aptos"/>
                 <w:color w:val="000000"/>
-                <w:sz w:val="22"/>
-                <w:szCs w:val="22"/>
               </w:rPr>
               <w:t>EMS activated at first life</w:t>
             </w:r>
             <w:r>
               <w:rPr>
+                <w:rFonts w:ascii="Aptos" w:hAnsi="Aptos" w:cs="Aptos" w:eastAsia="Aptos"/>
                 <w:color w:val="000000"/>
-                <w:sz w:val="22"/>
-                <w:szCs w:val="22"/>
               </w:rPr>
               <w:t xml:space="preserve"> </w:t>
             </w:r>
             <w:r>
               <w:rPr>
+                <w:rFonts w:ascii="Aptos" w:hAnsi="Aptos" w:cs="Aptos" w:eastAsia="Aptos"/>
                 <w:color w:val="000000"/>
-                <w:sz w:val="22"/>
-                <w:szCs w:val="22"/>
               </w:rPr>
               <w:t>threat discovered</w:t>
             </w:r>
@@ -652,7 +663,7 @@
         </w:tc>
         <w:tc>
           <w:tcPr>
-            <w:tcW w:w="3159" w:type="dxa"/>
+            <w:tcW w:w="2425" w:type="dxa"/>
           </w:tcPr>
           <w:p>
             <w:pPr>
@@ -660,46 +671,53 @@
               <w:rPr>
                 <w:rFonts w:ascii="Times New Roman" w:hAnsi="Times New Roman" w:cs="Times New Roman"/>
                 <w:color w:val="000000"/>
-                <w:sz w:val="22"/>
-                <w:szCs w:val="22"/>
               </w:rPr>
             </w:pPr>
           </w:p>
         </w:tc>
         <w:tc>
           <w:tcPr>
-            <w:tcW w:w="996" w:type="dxa"/>
+            <w:tcW w:w="1080" w:type="dxa"/>
           </w:tcPr>
           <w:p>
             <w:pPr>
               <w:rPr>
                 <w:rFonts w:ascii="Times New Roman" w:hAnsi="Times New Roman" w:cs="Times New Roman"/>
                 <w:color w:val="000000"/>
-                <w:sz w:val="22"/>
-                <w:szCs w:val="22"/>
               </w:rPr>
             </w:pPr>
             <w:r>
               <w:rPr>
+                <w:rFonts w:ascii="Aptos" w:hAnsi="Aptos" w:cs="Aptos" w:eastAsia="Aptos"/>
                 <w:color w:val="000000"/>
-                <w:sz w:val="22"/>
-                <w:szCs w:val="22"/>
               </w:rPr>
-              <w:t>____/5</w:t>
+              <w:t>____</w:t>
+            </w:r>
+            <w:r>
+              <w:rPr>
+                <w:rFonts w:ascii="Aptos" w:hAnsi="Aptos" w:cs="Aptos" w:eastAsia="Aptos"/>
+                <w:color w:val="000000"/>
+              </w:rPr>
+              <w:t>/</w:t>
+            </w:r>
+            <w:r>
+              <w:rPr>
+                <w:rFonts w:ascii="Aptos" w:hAnsi="Aptos" w:cs="Aptos" w:eastAsia="Aptos"/>
+                <w:color w:val="000000"/>
+              </w:rPr>
+              <w:t>5</w:t>
             </w:r>
           </w:p>
         </w:tc>
         <w:tc>
           <w:tcPr>
-            <w:tcW w:w="2073" w:type="dxa"/>
+            <w:tcW w:w="3528" w:type="dxa"/>
           </w:tcPr>
           <w:p>
             <w:pPr>
               <w:rPr>
                 <w:rFonts w:ascii="Times New Roman" w:hAnsi="Times New Roman" w:cs="Times New Roman"/>
                 <w:color w:val="000000"/>
-                <w:sz w:val="22"/>
-                <w:szCs w:val="22"/>
               </w:rPr>
             </w:pPr>
           </w:p>
@@ -711,7 +729,7 @@
         </w:trPr>
         <w:tc>
           <w:tcPr>
-            <w:tcW w:w="3348" w:type="dxa"/>
+            <w:tcW w:w="2543" w:type="dxa"/>
             <w:shd w:val="clear" w:color="auto" w:fill="EDD2C4"/>
           </w:tcPr>
           <w:p>
@@ -720,41 +738,41 @@
               <w:rPr>
                 <w:rFonts w:ascii="Times New Roman" w:hAnsi="Times New Roman" w:cs="Times New Roman"/>
                 <w:color w:val="000000"/>
-                <w:sz w:val="22"/>
-                <w:szCs w:val="22"/>
               </w:rPr>
             </w:pPr>
             <w:r>
               <w:rPr>
+                <w:rFonts w:ascii="Aptos" w:hAnsi="Aptos" w:cs="Aptos" w:eastAsia="Aptos"/>
                 <w:color w:val="000000"/>
-                <w:sz w:val="22"/>
-                <w:szCs w:val="22"/>
               </w:rPr>
-              <w:t xml:space="preserve">Life-threats management </w:t>
+              <w:t xml:space="preserve">Life-threats management begun within </w:t>
             </w:r>
-            <w:proofErr w:type="gramStart"/>
             <w:r>
               <w:rPr>
+                <w:rFonts w:ascii="Aptos" w:hAnsi="Aptos" w:cs="Aptos" w:eastAsia="Aptos"/>
                 <w:color w:val="000000"/>
-                <w:sz w:val="22"/>
-                <w:szCs w:val="22"/>
               </w:rPr>
-              <w:t>begun</w:t>
+              <w:t>5 min</w:t>
             </w:r>
-            <w:proofErr w:type="gramEnd"/>
             <w:r>
               <w:rPr>
+                <w:rFonts w:ascii="Aptos" w:hAnsi="Aptos" w:cs="Aptos" w:eastAsia="Aptos"/>
                 <w:color w:val="000000"/>
-                <w:sz w:val="22"/>
-                <w:szCs w:val="22"/>
               </w:rPr>
-              <w:t xml:space="preserve"> within 5 min or as quickly as possible</w:t>
+              <w:t xml:space="preserve"> or as </w:t>
+            </w:r>
+            <w:r>
+              <w:rPr>
+                <w:rFonts w:ascii="Aptos" w:hAnsi="Aptos" w:cs="Aptos" w:eastAsia="Aptos"/>
+                <w:color w:val="000000"/>
+              </w:rPr>
+              <w:t>quickly as possible</w:t>
             </w:r>
           </w:p>
         </w:tc>
         <w:tc>
           <w:tcPr>
-            <w:tcW w:w="3159" w:type="dxa"/>
+            <w:tcW w:w="2425" w:type="dxa"/>
           </w:tcPr>
           <w:p>
             <w:pPr>
@@ -762,46 +780,53 @@
               <w:rPr>
                 <w:rFonts w:ascii="Times New Roman" w:hAnsi="Times New Roman" w:cs="Times New Roman"/>
                 <w:color w:val="000000"/>
-                <w:sz w:val="22"/>
-                <w:szCs w:val="22"/>
               </w:rPr>
             </w:pPr>
           </w:p>
         </w:tc>
         <w:tc>
           <w:tcPr>
-            <w:tcW w:w="996" w:type="dxa"/>
+            <w:tcW w:w="1080" w:type="dxa"/>
           </w:tcPr>
           <w:p>
             <w:pPr>
               <w:rPr>
                 <w:rFonts w:ascii="Times New Roman" w:hAnsi="Times New Roman" w:cs="Times New Roman"/>
                 <w:color w:val="000000"/>
-                <w:sz w:val="22"/>
-                <w:szCs w:val="22"/>
               </w:rPr>
             </w:pPr>
             <w:r>
               <w:rPr>
+                <w:rFonts w:ascii="Aptos" w:hAnsi="Aptos" w:cs="Aptos" w:eastAsia="Aptos"/>
                 <w:color w:val="000000"/>
-                <w:sz w:val="22"/>
-                <w:szCs w:val="22"/>
               </w:rPr>
-              <w:t>____/5</w:t>
+              <w:t>____</w:t>
+            </w:r>
+            <w:r>
+              <w:rPr>
+                <w:rFonts w:ascii="Aptos" w:hAnsi="Aptos" w:cs="Aptos" w:eastAsia="Aptos"/>
+                <w:color w:val="000000"/>
+              </w:rPr>
+              <w:t>/</w:t>
+            </w:r>
+            <w:r>
+              <w:rPr>
+                <w:rFonts w:ascii="Aptos" w:hAnsi="Aptos" w:cs="Aptos" w:eastAsia="Aptos"/>
+                <w:color w:val="000000"/>
+              </w:rPr>
+              <w:t>5</w:t>
             </w:r>
           </w:p>
         </w:tc>
         <w:tc>
           <w:tcPr>
-            <w:tcW w:w="2073" w:type="dxa"/>
+            <w:tcW w:w="3528" w:type="dxa"/>
           </w:tcPr>
           <w:p>
             <w:pPr>
               <w:rPr>
                 <w:rFonts w:ascii="Times New Roman" w:hAnsi="Times New Roman" w:cs="Times New Roman"/>
                 <w:color w:val="000000"/>
-                <w:sz w:val="22"/>
-                <w:szCs w:val="22"/>
               </w:rPr>
             </w:pPr>
           </w:p>
@@ -813,7 +838,7 @@
         </w:trPr>
         <w:tc>
           <w:tcPr>
-            <w:tcW w:w="3348" w:type="dxa"/>
+            <w:tcW w:w="2543" w:type="dxa"/>
             <w:shd w:val="clear" w:color="auto" w:fill="EDD2C4"/>
           </w:tcPr>
           <w:p>
@@ -822,15 +847,12 @@
               <w:rPr>
                 <w:rFonts w:ascii="Times New Roman" w:hAnsi="Times New Roman" w:cs="Times New Roman"/>
                 <w:color w:val="000000"/>
-                <w:sz w:val="22"/>
-                <w:szCs w:val="22"/>
               </w:rPr>
             </w:pPr>
             <w:r>
               <w:rPr>
+                <w:rFonts w:ascii="Aptos" w:hAnsi="Aptos" w:cs="Aptos" w:eastAsia="Aptos"/>
                 <w:color w:val="000000"/>
-                <w:sz w:val="22"/>
-                <w:szCs w:val="22"/>
               </w:rPr>
               <w:t>A detailed full-body physical exam</w:t>
             </w:r>
@@ -838,7 +860,7 @@
         </w:tc>
         <w:tc>
           <w:tcPr>
-            <w:tcW w:w="3159" w:type="dxa"/>
+            <w:tcW w:w="2425" w:type="dxa"/>
           </w:tcPr>
           <w:p>
             <w:pPr>
@@ -846,15 +868,12 @@
               <w:rPr>
                 <w:rFonts w:ascii="Times New Roman" w:hAnsi="Times New Roman" w:cs="Times New Roman"/>
                 <w:color w:val="000000"/>
-                <w:sz w:val="22"/>
-                <w:szCs w:val="22"/>
               </w:rPr>
             </w:pPr>
             <w:r>
               <w:rPr>
+                <w:rFonts w:ascii="Aptos" w:hAnsi="Aptos" w:cs="Aptos" w:eastAsia="Aptos"/>
                 <w:color w:val="000000"/>
-                <w:sz w:val="22"/>
-                <w:szCs w:val="22"/>
               </w:rPr>
               <w:t xml:space="preserve">Palpate head, face, neck, shoulders, chest, abdomen, pelvis, extremities </w:t>
             </w:r>
@@ -862,38 +881,47 @@
         </w:tc>
         <w:tc>
           <w:tcPr>
-            <w:tcW w:w="996" w:type="dxa"/>
+            <w:tcW w:w="1080" w:type="dxa"/>
           </w:tcPr>
           <w:p>
             <w:pPr>
               <w:rPr>
                 <w:rFonts w:ascii="Times New Roman" w:hAnsi="Times New Roman" w:cs="Times New Roman"/>
                 <w:color w:val="000000"/>
-                <w:sz w:val="22"/>
-                <w:szCs w:val="22"/>
               </w:rPr>
             </w:pPr>
             <w:r>
               <w:rPr>
+                <w:rFonts w:ascii="Aptos" w:hAnsi="Aptos" w:cs="Aptos" w:eastAsia="Aptos"/>
                 <w:color w:val="000000"/>
-                <w:sz w:val="22"/>
-                <w:szCs w:val="22"/>
               </w:rPr>
-              <w:t>____/5</w:t>
+              <w:t>____</w:t>
+            </w:r>
+            <w:r>
+              <w:rPr>
+                <w:rFonts w:ascii="Aptos" w:hAnsi="Aptos" w:cs="Aptos" w:eastAsia="Aptos"/>
+                <w:color w:val="000000"/>
+              </w:rPr>
+              <w:t>/</w:t>
+            </w:r>
+            <w:r>
+              <w:rPr>
+                <w:rFonts w:ascii="Aptos" w:hAnsi="Aptos" w:cs="Aptos" w:eastAsia="Aptos"/>
+                <w:color w:val="000000"/>
+              </w:rPr>
+              <w:t>5</w:t>
             </w:r>
           </w:p>
         </w:tc>
         <w:tc>
           <w:tcPr>
-            <w:tcW w:w="2073" w:type="dxa"/>
+            <w:tcW w:w="3528" w:type="dxa"/>
           </w:tcPr>
           <w:p>
             <w:pPr>
               <w:rPr>
                 <w:rFonts w:ascii="Times New Roman" w:hAnsi="Times New Roman" w:cs="Times New Roman"/>
                 <w:color w:val="000000"/>
-                <w:sz w:val="22"/>
-                <w:szCs w:val="22"/>
               </w:rPr>
             </w:pPr>
           </w:p>
@@ -905,7 +933,7 @@
         </w:trPr>
         <w:tc>
           <w:tcPr>
-            <w:tcW w:w="3348" w:type="dxa"/>
+            <w:tcW w:w="2543" w:type="dxa"/>
             <w:shd w:val="clear" w:color="auto" w:fill="EDD2C4"/>
           </w:tcPr>
           <w:p>
@@ -914,15 +942,12 @@
               <w:rPr>
                 <w:rFonts w:ascii="Times New Roman" w:hAnsi="Times New Roman" w:cs="Times New Roman"/>
                 <w:color w:val="000000"/>
-                <w:sz w:val="22"/>
-                <w:szCs w:val="22"/>
               </w:rPr>
             </w:pPr>
             <w:r>
               <w:rPr>
+                <w:rFonts w:ascii="Aptos" w:hAnsi="Aptos" w:cs="Aptos" w:eastAsia="Aptos"/>
                 <w:color w:val="000000"/>
-                <w:sz w:val="22"/>
-                <w:szCs w:val="22"/>
               </w:rPr>
               <w:t>Relevant secondary assessment</w:t>
             </w:r>
@@ -930,7 +955,7 @@
         </w:tc>
         <w:tc>
           <w:tcPr>
-            <w:tcW w:w="3159" w:type="dxa"/>
+            <w:tcW w:w="2425" w:type="dxa"/>
           </w:tcPr>
           <w:p>
             <w:pPr>
@@ -938,23 +963,19 @@
               <w:rPr>
                 <w:rFonts w:ascii="Times New Roman" w:hAnsi="Times New Roman" w:cs="Times New Roman"/>
                 <w:color w:val="000000"/>
-                <w:sz w:val="22"/>
-                <w:szCs w:val="22"/>
               </w:rPr>
             </w:pPr>
             <w:r>
               <w:rPr>
+                <w:rFonts w:ascii="Aptos" w:hAnsi="Aptos" w:cs="Aptos" w:eastAsia="Aptos"/>
                 <w:color w:val="000000"/>
-                <w:sz w:val="22"/>
-                <w:szCs w:val="22"/>
               </w:rPr>
               <w:t>Assess vital signs (skin temperature, pulse oximetry, neural exam, pupillary reaction, capillary refill</w:t>
             </w:r>
             <w:r>
               <w:rPr>
+                <w:rFonts w:ascii="Aptos" w:hAnsi="Aptos" w:cs="Aptos" w:eastAsia="Aptos"/>
                 <w:color w:val="000000"/>
-                <w:sz w:val="22"/>
-                <w:szCs w:val="22"/>
               </w:rPr>
               <w:t>)</w:t>
             </w:r>
@@ -962,38 +983,47 @@
         </w:tc>
         <w:tc>
           <w:tcPr>
-            <w:tcW w:w="996" w:type="dxa"/>
+            <w:tcW w:w="1080" w:type="dxa"/>
           </w:tcPr>
           <w:p>
             <w:pPr>
               <w:rPr>
                 <w:rFonts w:ascii="Times New Roman" w:hAnsi="Times New Roman" w:cs="Times New Roman"/>
                 <w:color w:val="000000"/>
-                <w:sz w:val="22"/>
-                <w:szCs w:val="22"/>
               </w:rPr>
             </w:pPr>
             <w:r>
               <w:rPr>
+                <w:rFonts w:ascii="Aptos" w:hAnsi="Aptos" w:cs="Aptos" w:eastAsia="Aptos"/>
                 <w:color w:val="000000"/>
-                <w:sz w:val="22"/>
-                <w:szCs w:val="22"/>
               </w:rPr>
-              <w:t>____/5</w:t>
+              <w:t>____</w:t>
+            </w:r>
+            <w:r>
+              <w:rPr>
+                <w:rFonts w:ascii="Aptos" w:hAnsi="Aptos" w:cs="Aptos" w:eastAsia="Aptos"/>
+                <w:color w:val="000000"/>
+              </w:rPr>
+              <w:t>/</w:t>
+            </w:r>
+            <w:r>
+              <w:rPr>
+                <w:rFonts w:ascii="Aptos" w:hAnsi="Aptos" w:cs="Aptos" w:eastAsia="Aptos"/>
+                <w:color w:val="000000"/>
+              </w:rPr>
+              <w:t>5</w:t>
             </w:r>
           </w:p>
         </w:tc>
         <w:tc>
           <w:tcPr>
-            <w:tcW w:w="2073" w:type="dxa"/>
+            <w:tcW w:w="3528" w:type="dxa"/>
           </w:tcPr>
           <w:p>
             <w:pPr>
               <w:rPr>
                 <w:rFonts w:ascii="Times New Roman" w:hAnsi="Times New Roman" w:cs="Times New Roman"/>
                 <w:color w:val="000000"/>
-                <w:sz w:val="22"/>
-                <w:szCs w:val="22"/>
               </w:rPr>
             </w:pPr>
           </w:p>
@@ -1005,7 +1035,7 @@
         </w:trPr>
         <w:tc>
           <w:tcPr>
-            <w:tcW w:w="3348" w:type="dxa"/>
+            <w:tcW w:w="2543" w:type="dxa"/>
             <w:shd w:val="clear" w:color="auto" w:fill="EDD2C4"/>
           </w:tcPr>
           <w:p>
@@ -1014,31 +1044,26 @@
               <w:rPr>
                 <w:rFonts w:ascii="Times New Roman" w:hAnsi="Times New Roman" w:cs="Times New Roman"/>
                 <w:color w:val="000000"/>
-                <w:sz w:val="22"/>
-                <w:szCs w:val="22"/>
               </w:rPr>
             </w:pPr>
             <w:r>
               <w:rPr>
+                <w:rFonts w:ascii="Aptos" w:hAnsi="Aptos" w:cs="Aptos" w:eastAsia="Aptos"/>
                 <w:color w:val="000000"/>
-                <w:sz w:val="22"/>
-                <w:szCs w:val="22"/>
               </w:rPr>
               <w:t xml:space="preserve">If applicable: </w:t>
             </w:r>
             <w:r>
               <w:rPr>
+                <w:rFonts w:ascii="Aptos" w:hAnsi="Aptos" w:cs="Aptos" w:eastAsia="Aptos"/>
                 <w:color w:val="000000"/>
-                <w:sz w:val="22"/>
-                <w:szCs w:val="22"/>
               </w:rPr>
               <w:t>R</w:t>
             </w:r>
             <w:r>
               <w:rPr>
+                <w:rFonts w:ascii="Aptos" w:hAnsi="Aptos" w:cs="Aptos" w:eastAsia="Aptos"/>
                 <w:color w:val="000000"/>
-                <w:sz w:val="22"/>
-                <w:szCs w:val="22"/>
               </w:rPr>
               <w:t>emoval of equipment or clothing</w:t>
             </w:r>
@@ -1046,7 +1071,7 @@
         </w:tc>
         <w:tc>
           <w:tcPr>
-            <w:tcW w:w="3159" w:type="dxa"/>
+            <w:tcW w:w="2425" w:type="dxa"/>
           </w:tcPr>
           <w:p>
             <w:pPr>
@@ -1054,46 +1079,53 @@
               <w:rPr>
                 <w:rFonts w:ascii="Times New Roman" w:hAnsi="Times New Roman" w:cs="Times New Roman"/>
                 <w:color w:val="000000"/>
-                <w:sz w:val="22"/>
-                <w:szCs w:val="22"/>
               </w:rPr>
             </w:pPr>
           </w:p>
         </w:tc>
         <w:tc>
           <w:tcPr>
-            <w:tcW w:w="996" w:type="dxa"/>
+            <w:tcW w:w="1080" w:type="dxa"/>
           </w:tcPr>
           <w:p>
             <w:pPr>
               <w:rPr>
                 <w:rFonts w:ascii="Times New Roman" w:hAnsi="Times New Roman" w:cs="Times New Roman"/>
                 <w:color w:val="000000"/>
-                <w:sz w:val="22"/>
-                <w:szCs w:val="22"/>
               </w:rPr>
             </w:pPr>
             <w:r>
               <w:rPr>
+                <w:rFonts w:ascii="Aptos" w:hAnsi="Aptos" w:cs="Aptos" w:eastAsia="Aptos"/>
                 <w:color w:val="000000"/>
-                <w:sz w:val="22"/>
-                <w:szCs w:val="22"/>
               </w:rPr>
-              <w:t>____/5</w:t>
+              <w:t>____</w:t>
+            </w:r>
+            <w:r>
+              <w:rPr>
+                <w:rFonts w:ascii="Aptos" w:hAnsi="Aptos" w:cs="Aptos" w:eastAsia="Aptos"/>
+                <w:color w:val="000000"/>
+              </w:rPr>
+              <w:t>/</w:t>
+            </w:r>
+            <w:r>
+              <w:rPr>
+                <w:rFonts w:ascii="Aptos" w:hAnsi="Aptos" w:cs="Aptos" w:eastAsia="Aptos"/>
+                <w:color w:val="000000"/>
+              </w:rPr>
+              <w:t>5</w:t>
             </w:r>
           </w:p>
         </w:tc>
         <w:tc>
           <w:tcPr>
-            <w:tcW w:w="2073" w:type="dxa"/>
+            <w:tcW w:w="3528" w:type="dxa"/>
           </w:tcPr>
           <w:p>
             <w:pPr>
               <w:rPr>
                 <w:rFonts w:ascii="Times New Roman" w:hAnsi="Times New Roman" w:cs="Times New Roman"/>
                 <w:color w:val="000000"/>
-                <w:sz w:val="22"/>
-                <w:szCs w:val="22"/>
               </w:rPr>
             </w:pPr>
           </w:p>
@@ -1105,7 +1137,7 @@
         </w:trPr>
         <w:tc>
           <w:tcPr>
-            <w:tcW w:w="3348" w:type="dxa"/>
+            <w:tcW w:w="2543" w:type="dxa"/>
             <w:shd w:val="clear" w:color="auto" w:fill="EDD2C4"/>
           </w:tcPr>
           <w:p>
@@ -1114,15 +1146,12 @@
               <w:rPr>
                 <w:rFonts w:ascii="Times New Roman" w:hAnsi="Times New Roman" w:cs="Times New Roman"/>
                 <w:color w:val="000000"/>
-                <w:sz w:val="22"/>
-                <w:szCs w:val="22"/>
               </w:rPr>
             </w:pPr>
             <w:r>
               <w:rPr>
+                <w:rFonts w:ascii="Aptos" w:hAnsi="Aptos" w:cs="Aptos" w:eastAsia="Aptos"/>
                 <w:color w:val="000000"/>
-                <w:sz w:val="22"/>
-                <w:szCs w:val="22"/>
               </w:rPr>
               <w:t>Appropriate intervention decisions for all injuries and conditions</w:t>
             </w:r>
@@ -1130,7 +1159,7 @@
         </w:tc>
         <w:tc>
           <w:tcPr>
-            <w:tcW w:w="3159" w:type="dxa"/>
+            <w:tcW w:w="2425" w:type="dxa"/>
           </w:tcPr>
           <w:p>
             <w:pPr>
@@ -1138,46 +1167,53 @@
               <w:rPr>
                 <w:rFonts w:ascii="Times New Roman" w:hAnsi="Times New Roman" w:cs="Times New Roman"/>
                 <w:color w:val="000000"/>
-                <w:sz w:val="22"/>
-                <w:szCs w:val="22"/>
               </w:rPr>
             </w:pPr>
           </w:p>
         </w:tc>
         <w:tc>
           <w:tcPr>
-            <w:tcW w:w="996" w:type="dxa"/>
+            <w:tcW w:w="1080" w:type="dxa"/>
           </w:tcPr>
           <w:p>
             <w:pPr>
               <w:rPr>
                 <w:rFonts w:ascii="Times New Roman" w:hAnsi="Times New Roman" w:cs="Times New Roman"/>
                 <w:color w:val="000000"/>
-                <w:sz w:val="22"/>
-                <w:szCs w:val="22"/>
               </w:rPr>
             </w:pPr>
             <w:r>
               <w:rPr>
+                <w:rFonts w:ascii="Aptos" w:hAnsi="Aptos" w:cs="Aptos" w:eastAsia="Aptos"/>
                 <w:color w:val="000000"/>
-                <w:sz w:val="22"/>
-                <w:szCs w:val="22"/>
               </w:rPr>
-              <w:t>____/25</w:t>
+              <w:t>____</w:t>
+            </w:r>
+            <w:r>
+              <w:rPr>
+                <w:rFonts w:ascii="Aptos" w:hAnsi="Aptos" w:cs="Aptos" w:eastAsia="Aptos"/>
+                <w:color w:val="000000"/>
+              </w:rPr>
+              <w:t>/</w:t>
+            </w:r>
+            <w:r>
+              <w:rPr>
+                <w:rFonts w:ascii="Aptos" w:hAnsi="Aptos" w:cs="Aptos" w:eastAsia="Aptos"/>
+                <w:color w:val="000000"/>
+              </w:rPr>
+              <w:t>25</w:t>
             </w:r>
           </w:p>
         </w:tc>
         <w:tc>
           <w:tcPr>
-            <w:tcW w:w="2073" w:type="dxa"/>
+            <w:tcW w:w="3528" w:type="dxa"/>
           </w:tcPr>
           <w:p>
             <w:pPr>
               <w:rPr>
                 <w:rFonts w:ascii="Times New Roman" w:hAnsi="Times New Roman" w:cs="Times New Roman"/>
                 <w:color w:val="000000"/>
-                <w:sz w:val="22"/>
-                <w:szCs w:val="22"/>
               </w:rPr>
             </w:pPr>
           </w:p>
@@ -1189,7 +1225,7 @@
         </w:trPr>
         <w:tc>
           <w:tcPr>
-            <w:tcW w:w="3348" w:type="dxa"/>
+            <w:tcW w:w="2543" w:type="dxa"/>
             <w:shd w:val="clear" w:color="auto" w:fill="EDD2C4"/>
           </w:tcPr>
           <w:p>
@@ -1198,47 +1234,40 @@
               <w:rPr>
                 <w:rFonts w:ascii="Times New Roman" w:hAnsi="Times New Roman" w:cs="Times New Roman"/>
                 <w:color w:val="000000"/>
-                <w:sz w:val="22"/>
-                <w:szCs w:val="22"/>
               </w:rPr>
             </w:pPr>
             <w:r>
               <w:rPr>
+                <w:rFonts w:ascii="Aptos" w:hAnsi="Aptos" w:cs="Aptos" w:eastAsia="Aptos"/>
                 <w:color w:val="000000"/>
-                <w:sz w:val="22"/>
-                <w:szCs w:val="22"/>
               </w:rPr>
               <w:t>Reassessment</w:t>
             </w:r>
             <w:r>
               <w:rPr>
+                <w:rFonts w:ascii="Aptos" w:hAnsi="Aptos" w:cs="Aptos" w:eastAsia="Aptos"/>
                 <w:color w:val="000000"/>
-                <w:sz w:val="22"/>
-                <w:szCs w:val="22"/>
               </w:rPr>
               <w:t>:</w:t>
             </w:r>
             <w:r>
               <w:rPr>
+                <w:rFonts w:ascii="Aptos" w:hAnsi="Aptos" w:cs="Aptos" w:eastAsia="Aptos"/>
                 <w:color w:val="000000"/>
-                <w:sz w:val="22"/>
-                <w:szCs w:val="22"/>
               </w:rPr>
               <w:t xml:space="preserve"> repeat primary assessment and vital signs</w:t>
             </w:r>
             <w:r>
               <w:rPr>
+                <w:rFonts w:ascii="Aptos" w:hAnsi="Aptos" w:cs="Aptos" w:eastAsia="Aptos"/>
                 <w:color w:val="000000"/>
-                <w:sz w:val="22"/>
-                <w:szCs w:val="22"/>
               </w:rPr>
               <w:t>,</w:t>
             </w:r>
             <w:r>
               <w:rPr>
+                <w:rFonts w:ascii="Aptos" w:hAnsi="Aptos" w:cs="Aptos" w:eastAsia="Aptos"/>
                 <w:color w:val="000000"/>
-                <w:sz w:val="22"/>
-                <w:szCs w:val="22"/>
               </w:rPr>
               <w:t xml:space="preserve"> and adjust care as indicated</w:t>
             </w:r>
@@ -1246,7 +1275,7 @@
         </w:tc>
         <w:tc>
           <w:tcPr>
-            <w:tcW w:w="3159" w:type="dxa"/>
+            <w:tcW w:w="2425" w:type="dxa"/>
           </w:tcPr>
           <w:p>
             <w:pPr>
@@ -1254,46 +1283,53 @@
               <w:rPr>
                 <w:rFonts w:ascii="Times New Roman" w:hAnsi="Times New Roman" w:cs="Times New Roman"/>
                 <w:color w:val="000000"/>
-                <w:sz w:val="22"/>
-                <w:szCs w:val="22"/>
               </w:rPr>
             </w:pPr>
           </w:p>
         </w:tc>
         <w:tc>
           <w:tcPr>
-            <w:tcW w:w="996" w:type="dxa"/>
+            <w:tcW w:w="1080" w:type="dxa"/>
           </w:tcPr>
           <w:p>
             <w:pPr>
               <w:rPr>
                 <w:rFonts w:ascii="Times New Roman" w:hAnsi="Times New Roman" w:cs="Times New Roman"/>
                 <w:color w:val="000000"/>
-                <w:sz w:val="22"/>
-                <w:szCs w:val="22"/>
               </w:rPr>
             </w:pPr>
             <w:r>
               <w:rPr>
+                <w:rFonts w:ascii="Aptos" w:hAnsi="Aptos" w:cs="Aptos" w:eastAsia="Aptos"/>
                 <w:color w:val="000000"/>
-                <w:sz w:val="22"/>
-                <w:szCs w:val="22"/>
               </w:rPr>
-              <w:t>____/5</w:t>
+              <w:t>____</w:t>
+            </w:r>
+            <w:r>
+              <w:rPr>
+                <w:rFonts w:ascii="Aptos" w:hAnsi="Aptos" w:cs="Aptos" w:eastAsia="Aptos"/>
+                <w:color w:val="000000"/>
+              </w:rPr>
+              <w:t>/</w:t>
+            </w:r>
+            <w:r>
+              <w:rPr>
+                <w:rFonts w:ascii="Aptos" w:hAnsi="Aptos" w:cs="Aptos" w:eastAsia="Aptos"/>
+                <w:color w:val="000000"/>
+              </w:rPr>
+              <w:t>5</w:t>
             </w:r>
           </w:p>
         </w:tc>
         <w:tc>
           <w:tcPr>
-            <w:tcW w:w="2073" w:type="dxa"/>
+            <w:tcW w:w="3528" w:type="dxa"/>
           </w:tcPr>
           <w:p>
             <w:pPr>
               <w:rPr>
                 <w:rFonts w:ascii="Times New Roman" w:hAnsi="Times New Roman" w:cs="Times New Roman"/>
                 <w:color w:val="000000"/>
-                <w:sz w:val="22"/>
-                <w:szCs w:val="22"/>
               </w:rPr>
             </w:pPr>
           </w:p>
@@ -1305,7 +1341,7 @@
         </w:trPr>
         <w:tc>
           <w:tcPr>
-            <w:tcW w:w="3348" w:type="dxa"/>
+            <w:tcW w:w="2543" w:type="dxa"/>
             <w:shd w:val="clear" w:color="auto" w:fill="EDD2C4"/>
           </w:tcPr>
           <w:p>
@@ -1314,15 +1350,12 @@
               <w:rPr>
                 <w:rFonts w:ascii="Times New Roman" w:hAnsi="Times New Roman" w:cs="Times New Roman"/>
                 <w:color w:val="000000"/>
-                <w:sz w:val="22"/>
-                <w:szCs w:val="22"/>
               </w:rPr>
             </w:pPr>
             <w:r>
               <w:rPr>
+                <w:rFonts w:ascii="Aptos" w:hAnsi="Aptos" w:cs="Aptos" w:eastAsia="Aptos"/>
                 <w:color w:val="000000"/>
-                <w:sz w:val="22"/>
-                <w:szCs w:val="22"/>
               </w:rPr>
               <w:t>All injuries identified</w:t>
             </w:r>
@@ -1330,7 +1363,7 @@
         </w:tc>
         <w:tc>
           <w:tcPr>
-            <w:tcW w:w="3159" w:type="dxa"/>
+            <w:tcW w:w="2425" w:type="dxa"/>
           </w:tcPr>
           <w:p>
             <w:pPr>
@@ -1338,46 +1371,53 @@
               <w:rPr>
                 <w:rFonts w:ascii="Times New Roman" w:hAnsi="Times New Roman" w:cs="Times New Roman"/>
                 <w:color w:val="000000"/>
-                <w:sz w:val="22"/>
-                <w:szCs w:val="22"/>
               </w:rPr>
             </w:pPr>
           </w:p>
         </w:tc>
         <w:tc>
           <w:tcPr>
-            <w:tcW w:w="996" w:type="dxa"/>
+            <w:tcW w:w="1080" w:type="dxa"/>
           </w:tcPr>
           <w:p>
             <w:pPr>
               <w:rPr>
                 <w:rFonts w:ascii="Times New Roman" w:hAnsi="Times New Roman" w:cs="Times New Roman"/>
                 <w:color w:val="000000"/>
-                <w:sz w:val="22"/>
-                <w:szCs w:val="22"/>
               </w:rPr>
             </w:pPr>
             <w:r>
               <w:rPr>
+                <w:rFonts w:ascii="Aptos" w:hAnsi="Aptos" w:cs="Aptos" w:eastAsia="Aptos"/>
                 <w:color w:val="000000"/>
-                <w:sz w:val="22"/>
-                <w:szCs w:val="22"/>
               </w:rPr>
-              <w:t>____/5</w:t>
+              <w:t>____</w:t>
+            </w:r>
+            <w:r>
+              <w:rPr>
+                <w:rFonts w:ascii="Aptos" w:hAnsi="Aptos" w:cs="Aptos" w:eastAsia="Aptos"/>
+                <w:color w:val="000000"/>
+              </w:rPr>
+              <w:t>/</w:t>
+            </w:r>
+            <w:r>
+              <w:rPr>
+                <w:rFonts w:ascii="Aptos" w:hAnsi="Aptos" w:cs="Aptos" w:eastAsia="Aptos"/>
+                <w:color w:val="000000"/>
+              </w:rPr>
+              <w:t>5</w:t>
             </w:r>
           </w:p>
         </w:tc>
         <w:tc>
           <w:tcPr>
-            <w:tcW w:w="2073" w:type="dxa"/>
+            <w:tcW w:w="3528" w:type="dxa"/>
           </w:tcPr>
           <w:p>
             <w:pPr>
               <w:rPr>
                 <w:rFonts w:ascii="Times New Roman" w:hAnsi="Times New Roman" w:cs="Times New Roman"/>
                 <w:color w:val="000000"/>
-                <w:sz w:val="22"/>
-                <w:szCs w:val="22"/>
               </w:rPr>
             </w:pPr>
           </w:p>
@@ -1389,7 +1429,7 @@
         </w:trPr>
         <w:tc>
           <w:tcPr>
-            <w:tcW w:w="3348" w:type="dxa"/>
+            <w:tcW w:w="2543" w:type="dxa"/>
             <w:shd w:val="clear" w:color="auto" w:fill="EDD2C4"/>
           </w:tcPr>
           <w:p>
@@ -1398,23 +1438,28 @@
               <w:rPr>
                 <w:rFonts w:ascii="Times New Roman" w:hAnsi="Times New Roman" w:cs="Times New Roman"/>
                 <w:color w:val="000000"/>
-                <w:sz w:val="22"/>
-                <w:szCs w:val="22"/>
               </w:rPr>
             </w:pPr>
             <w:r>
               <w:rPr>
+                <w:rFonts w:ascii="Aptos" w:hAnsi="Aptos" w:cs="Aptos" w:eastAsia="Aptos"/>
                 <w:color w:val="000000"/>
-                <w:sz w:val="22"/>
-                <w:szCs w:val="22"/>
               </w:rPr>
-              <w:t>Care provided by the team is organized</w:t>
+              <w:t xml:space="preserve">Care provided by the </w:t>
+            </w:r>
+            <w:r>
+              <w:rPr>
+                <w:rFonts w:ascii="Aptos" w:hAnsi="Aptos" w:cs="Aptos" w:eastAsia="Aptos"/>
+                <w:color w:val="000000"/>
+              </w:rPr>
+              <w:lastRenderedPageBreak/>
+              <w:t>team is organized</w:t>
             </w:r>
           </w:p>
         </w:tc>
         <w:tc>
           <w:tcPr>
-            <w:tcW w:w="3159" w:type="dxa"/>
+            <w:tcW w:w="2425" w:type="dxa"/>
           </w:tcPr>
           <w:p>
             <w:pPr>
@@ -1422,46 +1467,53 @@
               <w:rPr>
                 <w:rFonts w:ascii="Times New Roman" w:hAnsi="Times New Roman" w:cs="Times New Roman"/>
                 <w:color w:val="000000"/>
-                <w:sz w:val="22"/>
-                <w:szCs w:val="22"/>
               </w:rPr>
             </w:pPr>
           </w:p>
         </w:tc>
         <w:tc>
           <w:tcPr>
-            <w:tcW w:w="996" w:type="dxa"/>
+            <w:tcW w:w="1080" w:type="dxa"/>
           </w:tcPr>
           <w:p>
             <w:pPr>
               <w:rPr>
                 <w:rFonts w:ascii="Times New Roman" w:hAnsi="Times New Roman" w:cs="Times New Roman"/>
                 <w:color w:val="000000"/>
-                <w:sz w:val="22"/>
-                <w:szCs w:val="22"/>
               </w:rPr>
             </w:pPr>
             <w:r>
               <w:rPr>
+                <w:rFonts w:ascii="Aptos" w:hAnsi="Aptos" w:cs="Aptos" w:eastAsia="Aptos"/>
                 <w:color w:val="000000"/>
-                <w:sz w:val="22"/>
-                <w:szCs w:val="22"/>
               </w:rPr>
-              <w:t>____/5</w:t>
+              <w:t>____</w:t>
+            </w:r>
+            <w:r>
+              <w:rPr>
+                <w:rFonts w:ascii="Aptos" w:hAnsi="Aptos" w:cs="Aptos" w:eastAsia="Aptos"/>
+                <w:color w:val="000000"/>
+              </w:rPr>
+              <w:t>/</w:t>
+            </w:r>
+            <w:r>
+              <w:rPr>
+                <w:rFonts w:ascii="Aptos" w:hAnsi="Aptos" w:cs="Aptos" w:eastAsia="Aptos"/>
+                <w:color w:val="000000"/>
+              </w:rPr>
+              <w:t>5</w:t>
             </w:r>
           </w:p>
         </w:tc>
         <w:tc>
           <w:tcPr>
-            <w:tcW w:w="2073" w:type="dxa"/>
+            <w:tcW w:w="3528" w:type="dxa"/>
           </w:tcPr>
           <w:p>
             <w:pPr>
               <w:rPr>
                 <w:rFonts w:ascii="Times New Roman" w:hAnsi="Times New Roman" w:cs="Times New Roman"/>
                 <w:color w:val="000000"/>
-                <w:sz w:val="22"/>
-                <w:szCs w:val="22"/>
               </w:rPr>
             </w:pPr>
           </w:p>
@@ -1473,7 +1525,7 @@
         </w:trPr>
         <w:tc>
           <w:tcPr>
-            <w:tcW w:w="3348" w:type="dxa"/>
+            <w:tcW w:w="2543" w:type="dxa"/>
             <w:shd w:val="clear" w:color="auto" w:fill="EDD2C4"/>
           </w:tcPr>
           <w:p>
@@ -1482,15 +1534,12 @@
               <w:rPr>
                 <w:rFonts w:ascii="Times New Roman" w:hAnsi="Times New Roman" w:cs="Times New Roman"/>
                 <w:color w:val="000000"/>
-                <w:sz w:val="22"/>
-                <w:szCs w:val="22"/>
               </w:rPr>
             </w:pPr>
             <w:r>
               <w:rPr>
+                <w:rFonts w:ascii="Aptos" w:hAnsi="Aptos" w:cs="Aptos" w:eastAsia="Aptos"/>
                 <w:color w:val="000000"/>
-                <w:sz w:val="22"/>
-                <w:szCs w:val="22"/>
               </w:rPr>
               <w:t>Team acted in an efficient and professional manner</w:t>
             </w:r>
@@ -1498,7 +1547,7 @@
         </w:tc>
         <w:tc>
           <w:tcPr>
-            <w:tcW w:w="3159" w:type="dxa"/>
+            <w:tcW w:w="2425" w:type="dxa"/>
           </w:tcPr>
           <w:p>
             <w:pPr>
@@ -1506,46 +1555,53 @@
               <w:rPr>
                 <w:rFonts w:ascii="Times New Roman" w:hAnsi="Times New Roman" w:cs="Times New Roman"/>
                 <w:color w:val="000000"/>
-                <w:sz w:val="22"/>
-                <w:szCs w:val="22"/>
               </w:rPr>
             </w:pPr>
           </w:p>
         </w:tc>
         <w:tc>
           <w:tcPr>
-            <w:tcW w:w="996" w:type="dxa"/>
+            <w:tcW w:w="1080" w:type="dxa"/>
           </w:tcPr>
           <w:p>
             <w:pPr>
               <w:rPr>
                 <w:rFonts w:ascii="Times New Roman" w:hAnsi="Times New Roman" w:cs="Times New Roman"/>
                 <w:color w:val="000000"/>
-                <w:sz w:val="22"/>
-                <w:szCs w:val="22"/>
               </w:rPr>
             </w:pPr>
             <w:r>
               <w:rPr>
+                <w:rFonts w:ascii="Aptos" w:hAnsi="Aptos" w:cs="Aptos" w:eastAsia="Aptos"/>
                 <w:color w:val="000000"/>
-                <w:sz w:val="22"/>
-                <w:szCs w:val="22"/>
               </w:rPr>
-              <w:t>____/5</w:t>
+              <w:t>____</w:t>
+            </w:r>
+            <w:r>
+              <w:rPr>
+                <w:rFonts w:ascii="Aptos" w:hAnsi="Aptos" w:cs="Aptos" w:eastAsia="Aptos"/>
+                <w:color w:val="000000"/>
+              </w:rPr>
+              <w:t>/</w:t>
+            </w:r>
+            <w:r>
+              <w:rPr>
+                <w:rFonts w:ascii="Aptos" w:hAnsi="Aptos" w:cs="Aptos" w:eastAsia="Aptos"/>
+                <w:color w:val="000000"/>
+              </w:rPr>
+              <w:t>5</w:t>
             </w:r>
           </w:p>
         </w:tc>
         <w:tc>
           <w:tcPr>
-            <w:tcW w:w="2073" w:type="dxa"/>
+            <w:tcW w:w="3528" w:type="dxa"/>
           </w:tcPr>
           <w:p>
             <w:pPr>
               <w:rPr>
                 <w:rFonts w:ascii="Times New Roman" w:hAnsi="Times New Roman" w:cs="Times New Roman"/>
                 <w:color w:val="000000"/>
-                <w:sz w:val="22"/>
-                <w:szCs w:val="22"/>
               </w:rPr>
             </w:pPr>
           </w:p>
@@ -1564,6 +1620,7 @@
       </w:pPr>
       <w:r>
         <w:rPr>
+          <w:rFonts w:ascii="Aptos" w:hAnsi="Aptos" w:cs="Aptos" w:eastAsia="Aptos"/>
           <w:color w:val="000000"/>
           <w:sz w:val="24"/>
           <w:szCs w:val="24"/>
@@ -1572,6 +1629,7 @@
       </w:r>
       <w:r>
         <w:rPr>
+          <w:rFonts w:ascii="Aptos" w:hAnsi="Aptos" w:cs="Aptos" w:eastAsia="Aptos"/>
           <w:color w:val="000000"/>
           <w:sz w:val="24"/>
           <w:szCs w:val="24"/>
@@ -1580,6 +1638,7 @@
       </w:r>
       <w:r>
         <w:rPr>
+          <w:rFonts w:ascii="Aptos" w:hAnsi="Aptos" w:cs="Aptos" w:eastAsia="Aptos"/>
           <w:color w:val="000000"/>
           <w:sz w:val="24"/>
           <w:szCs w:val="24"/>
@@ -1588,6 +1647,7 @@
       </w:r>
       <w:r>
         <w:rPr>
+          <w:rFonts w:ascii="Aptos" w:hAnsi="Aptos" w:cs="Aptos" w:eastAsia="Aptos"/>
           <w:color w:val="000000"/>
           <w:sz w:val="24"/>
           <w:szCs w:val="24"/>
@@ -1596,6 +1656,7 @@
       </w:r>
       <w:r>
         <w:rPr>
+          <w:rFonts w:ascii="Aptos" w:hAnsi="Aptos" w:cs="Aptos" w:eastAsia="Aptos"/>
           <w:color w:val="000000"/>
           <w:sz w:val="24"/>
           <w:szCs w:val="24"/>
@@ -1604,6 +1665,7 @@
       </w:r>
       <w:r>
         <w:rPr>
+          <w:rFonts w:ascii="Aptos" w:hAnsi="Aptos" w:cs="Aptos" w:eastAsia="Aptos"/>
           <w:color w:val="000000"/>
           <w:sz w:val="24"/>
           <w:szCs w:val="24"/>
@@ -1648,33 +1710,7 @@
       </w:r>
       <w:r>
         <w:rPr>
-          <w:rFonts w:ascii="Times New Roman" w:hAnsi="Times New Roman" w:cs="Times New Roman"/>
-          <w:color w:val="000000"/>
-          <w:sz w:val="24"/>
-          <w:szCs w:val="24"/>
-        </w:rPr>
-        <w:tab/>
-      </w:r>
-      <w:r>
-        <w:rPr>
-          <w:rFonts w:ascii="Times New Roman" w:hAnsi="Times New Roman" w:cs="Times New Roman"/>
-          <w:color w:val="000000"/>
-          <w:sz w:val="24"/>
-          <w:szCs w:val="24"/>
-        </w:rPr>
-        <w:tab/>
-      </w:r>
-      <w:r>
-        <w:rPr>
-          <w:rFonts w:ascii="Times New Roman" w:hAnsi="Times New Roman" w:cs="Times New Roman"/>
-          <w:color w:val="000000"/>
-          <w:sz w:val="24"/>
-          <w:szCs w:val="24"/>
-        </w:rPr>
-        <w:tab/>
-      </w:r>
-      <w:r>
-        <w:rPr>
+          <w:rFonts w:ascii="Aptos" w:hAnsi="Aptos" w:cs="Aptos" w:eastAsia="Aptos"/>
           <w:b/>
           <w:bCs/>
           <w:color w:val="000000"/>
@@ -1694,6 +1730,7 @@
       </w:r>
       <w:r>
         <w:rPr>
+          <w:rFonts w:ascii="Aptos" w:hAnsi="Aptos" w:cs="Aptos" w:eastAsia="Aptos"/>
           <w:color w:val="000000"/>
           <w:sz w:val="24"/>
           <w:szCs w:val="24"/>
@@ -1702,6 +1739,7 @@
       </w:r>
       <w:r>
         <w:rPr>
+          <w:rFonts w:ascii="Aptos" w:hAnsi="Aptos" w:cs="Aptos" w:eastAsia="Aptos"/>
           <w:color w:val="000000"/>
           <w:sz w:val="24"/>
           <w:szCs w:val="24"/>
@@ -1710,6 +1748,7 @@
       </w:r>
       <w:r>
         <w:rPr>
+          <w:rFonts w:ascii="Aptos" w:hAnsi="Aptos" w:cs="Aptos" w:eastAsia="Aptos"/>
           <w:color w:val="000000"/>
           <w:sz w:val="24"/>
           <w:szCs w:val="24"/>
@@ -1721,51 +1760,53 @@
       <w:pPr>
         <w:spacing w:after="0" w:line="240" w:lineRule="auto"/>
         <w:rPr>
-          <w:color w:val="000000"/>
-          <w:sz w:val="20"/>
-          <w:szCs w:val="20"/>
-        </w:rPr>
-      </w:pPr>
-    </w:p>
-    <w:p>
-      <w:pPr>
-        <w:spacing w:after="0" w:line="240" w:lineRule="auto"/>
-        <w:rPr>
           <w:rFonts w:ascii="Times New Roman" w:hAnsi="Times New Roman" w:cs="Times New Roman"/>
           <w:color w:val="000000"/>
-          <w:sz w:val="20"/>
-          <w:szCs w:val="20"/>
+          <w:sz w:val="24"/>
+          <w:szCs w:val="24"/>
         </w:rPr>
       </w:pPr>
       <w:r>
         <w:rPr>
+          <w:rFonts w:ascii="Aptos" w:hAnsi="Aptos" w:cs="Aptos" w:eastAsia="Aptos"/>
           <w:color w:val="000000"/>
-          <w:sz w:val="20"/>
-          <w:szCs w:val="20"/>
+          <w:sz w:val="24"/>
+          <w:szCs w:val="24"/>
         </w:rPr>
         <w:t xml:space="preserve">Please provide your comments </w:t>
       </w:r>
       <w:r>
         <w:rPr>
+          <w:rFonts w:ascii="Aptos" w:hAnsi="Aptos" w:cs="Aptos" w:eastAsia="Aptos"/>
           <w:color w:val="000000"/>
-          <w:sz w:val="20"/>
-          <w:szCs w:val="20"/>
+          <w:sz w:val="24"/>
+          <w:szCs w:val="24"/>
         </w:rPr>
-        <w:t xml:space="preserve">on </w:t>
+        <w:t>on</w:t>
       </w:r>
       <w:r>
         <w:rPr>
+          <w:rFonts w:ascii="Aptos" w:hAnsi="Aptos" w:cs="Aptos" w:eastAsia="Aptos"/>
           <w:color w:val="000000"/>
-          <w:sz w:val="20"/>
-          <w:szCs w:val="20"/>
+          <w:sz w:val="24"/>
+          <w:szCs w:val="24"/>
+        </w:rPr>
+        <w:t xml:space="preserve"> </w:t>
+      </w:r>
+      <w:r>
+        <w:rPr>
+          <w:rFonts w:ascii="Aptos" w:hAnsi="Aptos" w:cs="Aptos" w:eastAsia="Aptos"/>
+          <w:color w:val="000000"/>
+          <w:sz w:val="24"/>
+          <w:szCs w:val="24"/>
         </w:rPr>
         <w:t>what your team did well, what was missed, and what you can do better next time to improve the outcomes in the event of an emergency:</w:t>
       </w:r>
     </w:p>
     <w:sectPr>
-      <w:footerReference w:type="default" r:id="rId8"/>
+      <w:footerReference w:type="default" r:id="rId10"/>
       <w:pgSz w:w="12240" w:h="15840"/>
-      <w:pgMar w:top="720" w:right="720" w:bottom="720" w:left="720" w:header="706" w:footer="706" w:gutter="0"/>
+      <w:pgMar w:top="1440" w:right="1440" w:bottom="1440" w:left="1440" w:header="706" w:footer="706" w:gutter="0"/>
       <w:cols w:space="720"/>
       <w:docGrid w:linePitch="360"/>
     </w:sectPr>
@@ -1774,7 +1815,7 @@
 </file>
 
 <file path=word/endnotes.xml><?xml version="1.0" encoding="utf-8"?>
-<w:endnotes xmlns:wpc="http://schemas.microsoft.com/office/word/2010/wordprocessingCanvas" xmlns:cx="http://schemas.microsoft.com/office/drawing/2014/chartex" xmlns:cx1="http://schemas.microsoft.com/office/drawing/2015/9/8/chartex" xmlns:cx2="http://schemas.microsoft.com/office/drawing/2015/10/21/chartex" xmlns:cx3="http://schemas.microsoft.com/office/drawing/2016/5/9/chartex" xmlns:cx4="http://schemas.microsoft.com/office/drawing/2016/5/10/chartex" xmlns:cx5="http://schemas.microsoft.com/office/drawing/2016/5/11/chartex" xmlns:cx6="http://schemas.microsoft.com/office/drawing/2016/5/12/chartex" xmlns:cx7="http://schemas.microsoft.com/office/drawing/2016/5/13/chartex" xmlns:cx8="http://schemas.microsoft.com/office/drawing/2016/5/14/chartex" xmlns:mc="http://schemas.openxmlformats.org/markup-compatibility/2006" xmlns:aink="http://schemas.microsoft.com/office/drawing/2016/ink" xmlns:am3d="http://schemas.microsoft.com/office/drawing/2017/model3d" xmlns:o="urn:schemas-microsoft-com:office:office" xmlns:oel="http://schemas.microsoft.com/office/2019/extlst" xmlns:r="http://schemas.openxmlformats.org/officeDocument/2006/relationships" xmlns:m="http://schemas.openxmlformats.org/officeDocument/2006/math" xmlns:v="urn:schemas-microsoft-com:vml" xmlns:wp14="http://schemas.microsoft.com/office/word/2010/wordprocessingDrawing" xmlns:wp="http://schemas.openxmlformats.org/drawingml/2006/wordprocessingDrawing" xmlns:w10="urn:schemas-microsoft-com:office:word" xmlns:w="http://schemas.openxmlformats.org/wordprocessingml/2006/main" xmlns:w14="http://schemas.microsoft.com/office/word/2010/wordml" xmlns:w15="http://schemas.microsoft.com/office/word/2012/wordml" xmlns:w16cex="http://schemas.microsoft.com/office/word/2018/wordml/cex" xmlns:w16cid="http://schemas.microsoft.com/office/word/2016/wordml/cid" xmlns:w16="http://schemas.microsoft.com/office/word/2018/wordml" xmlns:w16du="http://schemas.microsoft.com/office/word/2023/wordml/word16du" xmlns:w16sdtdh="http://schemas.microsoft.com/office/word/2020/wordml/sdtdatahash" xmlns:w16sdtfl="http://schemas.microsoft.com/office/word/2024/wordml/sdtformatlock" xmlns:w16se="http://schemas.microsoft.com/office/word/2015/wordml/symex" xmlns:wpg="http://schemas.microsoft.com/office/word/2010/wordprocessingGroup" xmlns:wpi="http://schemas.microsoft.com/office/word/2010/wordprocessingInk" xmlns:wne="http://schemas.microsoft.com/office/word/2006/wordml" xmlns:wps="http://schemas.microsoft.com/office/word/2010/wordprocessingShape" mc:Ignorable="w14 w15 w16se w16cid w16 w16cex w16sdtdh w16sdtfl w16du wp14">
+<w:endnotes xmlns:wpc="http://schemas.microsoft.com/office/word/2010/wordprocessingCanvas" xmlns:cx="http://schemas.microsoft.com/office/drawing/2014/chartex" xmlns:cx1="http://schemas.microsoft.com/office/drawing/2015/9/8/chartex" xmlns:cx2="http://schemas.microsoft.com/office/drawing/2015/10/21/chartex" xmlns:cx3="http://schemas.microsoft.com/office/drawing/2016/5/9/chartex" xmlns:cx4="http://schemas.microsoft.com/office/drawing/2016/5/10/chartex" xmlns:cx5="http://schemas.microsoft.com/office/drawing/2016/5/11/chartex" xmlns:cx6="http://schemas.microsoft.com/office/drawing/2016/5/12/chartex" xmlns:cx7="http://schemas.microsoft.com/office/drawing/2016/5/13/chartex" xmlns:cx8="http://schemas.microsoft.com/office/drawing/2016/5/14/chartex" xmlns:mc="http://schemas.openxmlformats.org/markup-compatibility/2006" xmlns:aink="http://schemas.microsoft.com/office/drawing/2016/ink" xmlns:am3d="http://schemas.microsoft.com/office/drawing/2017/model3d" xmlns:o="urn:schemas-microsoft-com:office:office" xmlns:oel="http://schemas.microsoft.com/office/2019/extlst" xmlns:r="http://schemas.openxmlformats.org/officeDocument/2006/relationships" xmlns:m="http://schemas.openxmlformats.org/officeDocument/2006/math" xmlns:v="urn:schemas-microsoft-com:vml" xmlns:wp14="http://schemas.microsoft.com/office/word/2010/wordprocessingDrawing" xmlns:wp="http://schemas.openxmlformats.org/drawingml/2006/wordprocessingDrawing" xmlns:w10="urn:schemas-microsoft-com:office:word" xmlns:w="http://schemas.openxmlformats.org/wordprocessingml/2006/main" xmlns:w14="http://schemas.microsoft.com/office/word/2010/wordml" xmlns:w15="http://schemas.microsoft.com/office/word/2012/wordml" xmlns:w16cei="http://schemas.microsoft.com/office/word/2026/wordml/cei" xmlns:w16cex="http://schemas.microsoft.com/office/word/2018/wordml/cex" xmlns:w16cid="http://schemas.microsoft.com/office/word/2016/wordml/cid" xmlns:w16="http://schemas.microsoft.com/office/word/2018/wordml" xmlns:w16du="http://schemas.microsoft.com/office/word/2023/wordml/word16du" xmlns:w16sdtdh="http://schemas.microsoft.com/office/word/2020/wordml/sdtdatahash" xmlns:w16sdtfl="http://schemas.microsoft.com/office/word/2024/wordml/sdtformatlock" xmlns:w16se="http://schemas.microsoft.com/office/word/2015/wordml/symex" xmlns:wpg="http://schemas.microsoft.com/office/word/2010/wordprocessingGroup" xmlns:wpi="http://schemas.microsoft.com/office/word/2010/wordprocessingInk" xmlns:wne="http://schemas.microsoft.com/office/word/2006/wordml" xmlns:wps="http://schemas.microsoft.com/office/word/2010/wordprocessingShape" mc:Ignorable="w14 w15 w16se w16cid w16 w16cex w16sdtdh w16sdtfl w16du wp14">
   <w:endnote w:type="separator" w:id="-1">
     <w:p>
       <w:pPr>
@@ -1799,19 +1840,22 @@
 </file>
 
 <file path=word/footer1.xml><?xml version="1.0" encoding="utf-8"?>
-<w:ftr xmlns:wpc="http://schemas.microsoft.com/office/word/2010/wordprocessingCanvas" xmlns:cx="http://schemas.microsoft.com/office/drawing/2014/chartex" xmlns:cx1="http://schemas.microsoft.com/office/drawing/2015/9/8/chartex" xmlns:cx2="http://schemas.microsoft.com/office/drawing/2015/10/21/chartex" xmlns:cx3="http://schemas.microsoft.com/office/drawing/2016/5/9/chartex" xmlns:cx4="http://schemas.microsoft.com/office/drawing/2016/5/10/chartex" xmlns:cx5="http://schemas.microsoft.com/office/drawing/2016/5/11/chartex" xmlns:cx6="http://schemas.microsoft.com/office/drawing/2016/5/12/chartex" xmlns:cx7="http://schemas.microsoft.com/office/drawing/2016/5/13/chartex" xmlns:cx8="http://schemas.microsoft.com/office/drawing/2016/5/14/chartex" xmlns:mc="http://schemas.openxmlformats.org/markup-compatibility/2006" xmlns:aink="http://schemas.microsoft.com/office/drawing/2016/ink" xmlns:am3d="http://schemas.microsoft.com/office/drawing/2017/model3d" xmlns:o="urn:schemas-microsoft-com:office:office" xmlns:oel="http://schemas.microsoft.com/office/2019/extlst" xmlns:r="http://schemas.openxmlformats.org/officeDocument/2006/relationships" xmlns:m="http://schemas.openxmlformats.org/officeDocument/2006/math" xmlns:v="urn:schemas-microsoft-com:vml" xmlns:wp14="http://schemas.microsoft.com/office/word/2010/wordprocessingDrawing" xmlns:wp="http://schemas.openxmlformats.org/drawingml/2006/wordprocessingDrawing" xmlns:w10="urn:schemas-microsoft-com:office:word" xmlns:w="http://schemas.openxmlformats.org/wordprocessingml/2006/main" xmlns:w14="http://schemas.microsoft.com/office/word/2010/wordml" xmlns:w15="http://schemas.microsoft.com/office/word/2012/wordml" xmlns:w16cex="http://schemas.microsoft.com/office/word/2018/wordml/cex" xmlns:w16cid="http://schemas.microsoft.com/office/word/2016/wordml/cid" xmlns:w16="http://schemas.microsoft.com/office/word/2018/wordml" xmlns:w16du="http://schemas.microsoft.com/office/word/2023/wordml/word16du" xmlns:w16sdtdh="http://schemas.microsoft.com/office/word/2020/wordml/sdtdatahash" xmlns:w16sdtfl="http://schemas.microsoft.com/office/word/2024/wordml/sdtformatlock" xmlns:w16se="http://schemas.microsoft.com/office/word/2015/wordml/symex" xmlns:wpg="http://schemas.microsoft.com/office/word/2010/wordprocessingGroup" xmlns:wpi="http://schemas.microsoft.com/office/word/2010/wordprocessingInk" xmlns:wne="http://schemas.microsoft.com/office/word/2006/wordml" xmlns:wps="http://schemas.microsoft.com/office/word/2010/wordprocessingShape" mc:Ignorable="w14 w15 w16se w16cid w16 w16cex w16sdtdh w16sdtfl w16du wp14">
+<w:ftr xmlns:m="http://schemas.openxmlformats.org/officeDocument/2006/math" xmlns:mc="http://schemas.openxmlformats.org/markup-compatibility/2006" xmlns:mo="http://schemas.microsoft.com/office/mac/office/2008/main" xmlns:mv="urn:schemas-microsoft-com:mac:vml" xmlns:o="urn:schemas-microsoft-com:office:office" xmlns:r="http://schemas.openxmlformats.org/officeDocument/2006/relationships" xmlns:v="urn:schemas-microsoft-com:vml" xmlns:w10="urn:schemas-microsoft-com:office:word" xmlns:w14="http://schemas.microsoft.com/office/word/2010/wordml" xmlns:w="http://schemas.openxmlformats.org/wordprocessingml/2006/main" xmlns:wne="http://schemas.microsoft.com/office/word/2006/wordml" xmlns:wp14="http://schemas.microsoft.com/office/word/2010/wordprocessingDrawing" xmlns:wp="http://schemas.openxmlformats.org/drawingml/2006/wordprocessingDrawing" xmlns:wpc="http://schemas.microsoft.com/office/word/2010/wordprocessingCanvas" xmlns:wpg="http://schemas.microsoft.com/office/word/2010/wordprocessingGroup" xmlns:wpi="http://schemas.microsoft.com/office/word/2010/wordprocessingInk" xmlns:wps="http://schemas.microsoft.com/office/word/2010/wordprocessingShape" mc:Ignorable="w14 wp14">
   <w:p>
     <w:pPr>
-      <w:spacing w:after="0" w:line="240" w:lineRule="auto"/>
+      <w:spacing w:line="240" w:lineRule="auto" w:before="0" w:after="0"/>
+      <w:jc w:val="left"/>
     </w:pPr>
     <w:r>
       <w:rPr>
+        <w:rFonts w:ascii="Aptos" w:hAnsi="Aptos" w:eastAsia="Aptos" w:cs="Aptos"/>
         <w:sz w:val="18"/>
       </w:rPr>
       <w:t xml:space="preserve">From J.M. Larson and H.L. Stedge, </w:t>
     </w:r>
     <w:r>
       <w:rPr>
+        <w:rFonts w:ascii="Aptos" w:hAnsi="Aptos" w:eastAsia="Aptos" w:cs="Aptos"/>
         <w:i/>
         <w:sz w:val="18"/>
       </w:rPr>
@@ -1819,6 +1863,7 @@
     </w:r>
     <w:r>
       <w:rPr>
+        <w:rFonts w:ascii="Aptos" w:hAnsi="Aptos" w:eastAsia="Aptos" w:cs="Aptos"/>
         <w:sz w:val="18"/>
       </w:rPr>
       <w:t xml:space="preserve"> (Human Kinetics, 2027).</w:t>
@@ -1828,7 +1873,7 @@
 </file>
 
 <file path=word/footnotes.xml><?xml version="1.0" encoding="utf-8"?>
-<w:footnotes xmlns:wpc="http://schemas.microsoft.com/office/word/2010/wordprocessingCanvas" xmlns:cx="http://schemas.microsoft.com/office/drawing/2014/chartex" xmlns:cx1="http://schemas.microsoft.com/office/drawing/2015/9/8/chartex" xmlns:cx2="http://schemas.microsoft.com/office/drawing/2015/10/21/chartex" xmlns:cx3="http://schemas.microsoft.com/office/drawing/2016/5/9/chartex" xmlns:cx4="http://schemas.microsoft.com/office/drawing/2016/5/10/chartex" xmlns:cx5="http://schemas.microsoft.com/office/drawing/2016/5/11/chartex" xmlns:cx6="http://schemas.microsoft.com/office/drawing/2016/5/12/chartex" xmlns:cx7="http://schemas.microsoft.com/office/drawing/2016/5/13/chartex" xmlns:cx8="http://schemas.microsoft.com/office/drawing/2016/5/14/chartex" xmlns:mc="http://schemas.openxmlformats.org/markup-compatibility/2006" xmlns:aink="http://schemas.microsoft.com/office/drawing/2016/ink" xmlns:am3d="http://schemas.microsoft.com/office/drawing/2017/model3d" xmlns:o="urn:schemas-microsoft-com:office:office" xmlns:oel="http://schemas.microsoft.com/office/2019/extlst" xmlns:r="http://schemas.openxmlformats.org/officeDocument/2006/relationships" xmlns:m="http://schemas.openxmlformats.org/officeDocument/2006/math" xmlns:v="urn:schemas-microsoft-com:vml" xmlns:wp14="http://schemas.microsoft.com/office/word/2010/wordprocessingDrawing" xmlns:wp="http://schemas.openxmlformats.org/drawingml/2006/wordprocessingDrawing" xmlns:w10="urn:schemas-microsoft-com:office:word" xmlns:w="http://schemas.openxmlformats.org/wordprocessingml/2006/main" xmlns:w14="http://schemas.microsoft.com/office/word/2010/wordml" xmlns:w15="http://schemas.microsoft.com/office/word/2012/wordml" xmlns:w16cex="http://schemas.microsoft.com/office/word/2018/wordml/cex" xmlns:w16cid="http://schemas.microsoft.com/office/word/2016/wordml/cid" xmlns:w16="http://schemas.microsoft.com/office/word/2018/wordml" xmlns:w16du="http://schemas.microsoft.com/office/word/2023/wordml/word16du" xmlns:w16sdtdh="http://schemas.microsoft.com/office/word/2020/wordml/sdtdatahash" xmlns:w16sdtfl="http://schemas.microsoft.com/office/word/2024/wordml/sdtformatlock" xmlns:w16se="http://schemas.microsoft.com/office/word/2015/wordml/symex" xmlns:wpg="http://schemas.microsoft.com/office/word/2010/wordprocessingGroup" xmlns:wpi="http://schemas.microsoft.com/office/word/2010/wordprocessingInk" xmlns:wne="http://schemas.microsoft.com/office/word/2006/wordml" xmlns:wps="http://schemas.microsoft.com/office/word/2010/wordprocessingShape" mc:Ignorable="w14 w15 w16se w16cid w16 w16cex w16sdtdh w16sdtfl w16du wp14">
+<w:footnotes xmlns:wpc="http://schemas.microsoft.com/office/word/2010/wordprocessingCanvas" xmlns:cx="http://schemas.microsoft.com/office/drawing/2014/chartex" xmlns:cx1="http://schemas.microsoft.com/office/drawing/2015/9/8/chartex" xmlns:cx2="http://schemas.microsoft.com/office/drawing/2015/10/21/chartex" xmlns:cx3="http://schemas.microsoft.com/office/drawing/2016/5/9/chartex" xmlns:cx4="http://schemas.microsoft.com/office/drawing/2016/5/10/chartex" xmlns:cx5="http://schemas.microsoft.com/office/drawing/2016/5/11/chartex" xmlns:cx6="http://schemas.microsoft.com/office/drawing/2016/5/12/chartex" xmlns:cx7="http://schemas.microsoft.com/office/drawing/2016/5/13/chartex" xmlns:cx8="http://schemas.microsoft.com/office/drawing/2016/5/14/chartex" xmlns:mc="http://schemas.openxmlformats.org/markup-compatibility/2006" xmlns:aink="http://schemas.microsoft.com/office/drawing/2016/ink" xmlns:am3d="http://schemas.microsoft.com/office/drawing/2017/model3d" xmlns:o="urn:schemas-microsoft-com:office:office" xmlns:oel="http://schemas.microsoft.com/office/2019/extlst" xmlns:r="http://schemas.openxmlformats.org/officeDocument/2006/relationships" xmlns:m="http://schemas.openxmlformats.org/officeDocument/2006/math" xmlns:v="urn:schemas-microsoft-com:vml" xmlns:wp14="http://schemas.microsoft.com/office/word/2010/wordprocessingDrawing" xmlns:wp="http://schemas.openxmlformats.org/drawingml/2006/wordprocessingDrawing" xmlns:w10="urn:schemas-microsoft-com:office:word" xmlns:w="http://schemas.openxmlformats.org/wordprocessingml/2006/main" xmlns:w14="http://schemas.microsoft.com/office/word/2010/wordml" xmlns:w15="http://schemas.microsoft.com/office/word/2012/wordml" xmlns:w16cei="http://schemas.microsoft.com/office/word/2026/wordml/cei" xmlns:w16cex="http://schemas.microsoft.com/office/word/2018/wordml/cex" xmlns:w16cid="http://schemas.microsoft.com/office/word/2016/wordml/cid" xmlns:w16="http://schemas.microsoft.com/office/word/2018/wordml" xmlns:w16du="http://schemas.microsoft.com/office/word/2023/wordml/word16du" xmlns:w16sdtdh="http://schemas.microsoft.com/office/word/2020/wordml/sdtdatahash" xmlns:w16sdtfl="http://schemas.microsoft.com/office/word/2024/wordml/sdtformatlock" xmlns:w16se="http://schemas.microsoft.com/office/word/2015/wordml/symex" xmlns:wpg="http://schemas.microsoft.com/office/word/2010/wordprocessingGroup" xmlns:wpi="http://schemas.microsoft.com/office/word/2010/wordprocessingInk" xmlns:wne="http://schemas.microsoft.com/office/word/2006/wordml" xmlns:wps="http://schemas.microsoft.com/office/word/2010/wordprocessingShape" mc:Ignorable="w14 w15 w16se w16cid w16 w16cex w16sdtdh w16sdtfl w16du wp14">
   <w:footnote w:type="separator" w:id="-1">
     <w:p>
       <w:pPr>
@@ -1853,7 +1898,7 @@
 </file>
 
 <file path=word/numbering.xml><?xml version="1.0" encoding="utf-8"?>
-<w:numbering xmlns:wpc="http://schemas.microsoft.com/office/word/2010/wordprocessingCanvas" xmlns:cx="http://schemas.microsoft.com/office/drawing/2014/chartex" xmlns:cx1="http://schemas.microsoft.com/office/drawing/2015/9/8/chartex" xmlns:cx2="http://schemas.microsoft.com/office/drawing/2015/10/21/chartex" xmlns:cx3="http://schemas.microsoft.com/office/drawing/2016/5/9/chartex" xmlns:cx4="http://schemas.microsoft.com/office/drawing/2016/5/10/chartex" xmlns:cx5="http://schemas.microsoft.com/office/drawing/2016/5/11/chartex" xmlns:cx6="http://schemas.microsoft.com/office/drawing/2016/5/12/chartex" xmlns:cx7="http://schemas.microsoft.com/office/drawing/2016/5/13/chartex" xmlns:cx8="http://schemas.microsoft.com/office/drawing/2016/5/14/chartex" xmlns:mc="http://schemas.openxmlformats.org/markup-compatibility/2006" xmlns:aink="http://schemas.microsoft.com/office/drawing/2016/ink" xmlns:am3d="http://schemas.microsoft.com/office/drawing/2017/model3d" xmlns:o="urn:schemas-microsoft-com:office:office" xmlns:oel="http://schemas.microsoft.com/office/2019/extlst" xmlns:r="http://schemas.openxmlformats.org/officeDocument/2006/relationships" xmlns:m="http://schemas.openxmlformats.org/officeDocument/2006/math" xmlns:v="urn:schemas-microsoft-com:vml" xmlns:wp14="http://schemas.microsoft.com/office/word/2010/wordprocessingDrawing" xmlns:wp="http://schemas.openxmlformats.org/drawingml/2006/wordprocessingDrawing" xmlns:w10="urn:schemas-microsoft-com:office:word" xmlns:w="http://schemas.openxmlformats.org/wordprocessingml/2006/main" xmlns:w14="http://schemas.microsoft.com/office/word/2010/wordml" xmlns:w15="http://schemas.microsoft.com/office/word/2012/wordml" xmlns:w16cex="http://schemas.microsoft.com/office/word/2018/wordml/cex" xmlns:w16cid="http://schemas.microsoft.com/office/word/2016/wordml/cid" xmlns:w16="http://schemas.microsoft.com/office/word/2018/wordml" xmlns:w16du="http://schemas.microsoft.com/office/word/2023/wordml/word16du" xmlns:w16sdtdh="http://schemas.microsoft.com/office/word/2020/wordml/sdtdatahash" xmlns:w16sdtfl="http://schemas.microsoft.com/office/word/2024/wordml/sdtformatlock" xmlns:w16se="http://schemas.microsoft.com/office/word/2015/wordml/symex" xmlns:wpg="http://schemas.microsoft.com/office/word/2010/wordprocessingGroup" xmlns:wpi="http://schemas.microsoft.com/office/word/2010/wordprocessingInk" xmlns:wne="http://schemas.microsoft.com/office/word/2006/wordml" xmlns:wps="http://schemas.microsoft.com/office/word/2010/wordprocessingShape" mc:Ignorable="w14 w15 w16se w16cid w16 w16cex w16sdtdh w16sdtfl w16du wp14">
+<w:numbering xmlns:wpc="http://schemas.microsoft.com/office/word/2010/wordprocessingCanvas" xmlns:cx="http://schemas.microsoft.com/office/drawing/2014/chartex" xmlns:cx1="http://schemas.microsoft.com/office/drawing/2015/9/8/chartex" xmlns:cx2="http://schemas.microsoft.com/office/drawing/2015/10/21/chartex" xmlns:cx3="http://schemas.microsoft.com/office/drawing/2016/5/9/chartex" xmlns:cx4="http://schemas.microsoft.com/office/drawing/2016/5/10/chartex" xmlns:cx5="http://schemas.microsoft.com/office/drawing/2016/5/11/chartex" xmlns:cx6="http://schemas.microsoft.com/office/drawing/2016/5/12/chartex" xmlns:cx7="http://schemas.microsoft.com/office/drawing/2016/5/13/chartex" xmlns:cx8="http://schemas.microsoft.com/office/drawing/2016/5/14/chartex" xmlns:mc="http://schemas.openxmlformats.org/markup-compatibility/2006" xmlns:aink="http://schemas.microsoft.com/office/drawing/2016/ink" xmlns:am3d="http://schemas.microsoft.com/office/drawing/2017/model3d" xmlns:o="urn:schemas-microsoft-com:office:office" xmlns:oel="http://schemas.microsoft.com/office/2019/extlst" xmlns:r="http://schemas.openxmlformats.org/officeDocument/2006/relationships" xmlns:m="http://schemas.openxmlformats.org/officeDocument/2006/math" xmlns:v="urn:schemas-microsoft-com:vml" xmlns:wp14="http://schemas.microsoft.com/office/word/2010/wordprocessingDrawing" xmlns:wp="http://schemas.openxmlformats.org/drawingml/2006/wordprocessingDrawing" xmlns:w10="urn:schemas-microsoft-com:office:word" xmlns:w="http://schemas.openxmlformats.org/wordprocessingml/2006/main" xmlns:w14="http://schemas.microsoft.com/office/word/2010/wordml" xmlns:w15="http://schemas.microsoft.com/office/word/2012/wordml" xmlns:w16cei="http://schemas.microsoft.com/office/word/2026/wordml/cei" xmlns:w16cex="http://schemas.microsoft.com/office/word/2018/wordml/cex" xmlns:w16cid="http://schemas.microsoft.com/office/word/2016/wordml/cid" xmlns:w16="http://schemas.microsoft.com/office/word/2018/wordml" xmlns:w16du="http://schemas.microsoft.com/office/word/2023/wordml/word16du" xmlns:w16sdtdh="http://schemas.microsoft.com/office/word/2020/wordml/sdtdatahash" xmlns:w16sdtfl="http://schemas.microsoft.com/office/word/2024/wordml/sdtformatlock" xmlns:w16se="http://schemas.microsoft.com/office/word/2015/wordml/symex" xmlns:wpg="http://schemas.microsoft.com/office/word/2010/wordprocessingGroup" xmlns:wpi="http://schemas.microsoft.com/office/word/2010/wordprocessingInk" xmlns:wne="http://schemas.microsoft.com/office/word/2006/wordml" xmlns:wps="http://schemas.microsoft.com/office/word/2010/wordprocessingShape" mc:Ignorable="w14 w15 w16se w16cid w16 w16cex w16sdtdh w16sdtfl w16du wp14">
   <w:abstractNum w:abstractNumId="0" w15:restartNumberingAfterBreak="0">
     <w:nsid w:val="805F6ECB"/>
     <w:multiLevelType w:val="hybridMultilevel"/>
@@ -14994,7 +15039,7 @@
     <w:qFormat/>
     <w:rsid w:val="00570B46"/>
     <w:rPr>
-      <w:rFonts w:ascii="Aptos" w:eastAsia="Aptos" w:hAnsi="Aptos" w:cs="Aptos"/>
+      <w:rFonts w:ascii="Aptos" w:hAnsi="Aptos" w:eastAsia="Aptos" w:cs="Aptos"/>
     </w:rPr>
   </w:style>
   <w:style w:type="paragraph" w:styleId="Heading1">
